--- a/6-过程管理/事件工单/预算预占服务逻辑优化及异常处理增强--变更单.docx
+++ b/6-过程管理/事件工单/预算预占服务逻辑优化及异常处理增强--变更单.docx
@@ -1,6 +1,7 @@
 
 <file path=word/document.xml><?xml version="1.0" encoding="utf-8"?>
-<w:document xmlns:wpc="http://schemas.microsoft.com/office/word/2010/wordprocessingCanvas" xmlns:mc="http://schemas.openxmlformats.org/markup-compatibility/2006" xmlns:o="urn:schemas-microsoft-com:office:office" xmlns:r="http://schemas.openxmlformats.org/officeDocument/2006/relationships" xmlns:m="http://schemas.openxmlformats.org/officeDocument/2006/math" xmlns:v="urn:schemas-microsoft-com:vml" xmlns:wp14="http://schemas.microsoft.com/office/word/2010/wordprocessingDrawing" xmlns:wp="http://schemas.openxmlformats.org/drawingml/2006/wordprocessingDrawing" xmlns:w="http://schemas.openxmlformats.org/wordprocessingml/2006/main" xmlns:w14="http://schemas.microsoft.com/office/word/2010/wordml" xmlns:w10="urn:schemas-microsoft-com:office:word" xmlns:w15="http://schemas.microsoft.com/office/word/2012/wordml" xmlns:wpg="http://schemas.microsoft.com/office/word/2010/wordprocessingGroup" xmlns:wpi="http://schemas.microsoft.com/office/word/2010/wordprocessingInk" xmlns:wne="http://schemas.microsoft.com/office/word/2006/wordml" xmlns:wps="http://schemas.microsoft.com/office/word/2010/wordprocessingShape" xmlns:wpsCustomData="http://www.wps.cn/officeDocument/2013/wpsCustomData" mc:Ignorable="w14 w15 wp14">
+<w:document xmlns:wpc="http://schemas.microsoft.com/office/word/2010/wordprocessingCanvas" xmlns:mc="http://schemas.openxmlformats.org/markup-compatibility/2006" xmlns:o="urn:schemas-microsoft-com:office:office" xmlns:r="http://schemas.openxmlformats.org/officeDocument/2006/relationships" xmlns:m="http://schemas.openxmlformats.org/officeDocument/2006/math" xmlns:v="urn:schemas-microsoft-com:vml" xmlns:wp14="http://schemas.microsoft.com/office/word/2010/wordprocessingDrawing" xmlns:wp="http://schemas.openxmlformats.org/drawingml/2006/wordprocessingDrawing" xmlns:w10="urn:schemas-microsoft-com:office:word" xmlns:w="http://schemas.openxmlformats.org/wordprocessingml/2006/main" xmlns:w14="http://schemas.microsoft.com/office/word/2010/wordml" xmlns:w15="http://schemas.microsoft.com/office/word/2012/wordml" xmlns:wne="http://schemas.microsoft.com/office/word/2006/wordml" xmlns:wpg="http://schemas.microsoft.com/office/word/2010/wordprocessingGroup" xmlns:wpi="http://schemas.microsoft.com/office/word/2010/wordprocessingInk" xmlns:wps="http://schemas.microsoft.com/office/word/2010/wordprocessingShape" mc:Ignorable="w14 w15 wp14">
+  <!-- Generated by Aspose.Words for .NET 13.3.0.1 -->
   <w:body>
     <w:tbl>
       <w:tblPr>
@@ -9,15 +10,14 @@
         <w:tblW w:w="8522" w:type="dxa"/>
         <w:tblInd w:w="0" w:type="dxa"/>
         <w:tblBorders>
-          <w:top w:val="single" w:color="auto" w:sz="4" w:space="0"/>
-          <w:left w:val="single" w:color="auto" w:sz="4" w:space="0"/>
-          <w:bottom w:val="single" w:color="auto" w:sz="4" w:space="0"/>
-          <w:right w:val="single" w:color="auto" w:sz="4" w:space="0"/>
-          <w:insideH w:val="single" w:color="auto" w:sz="4" w:space="0"/>
-          <w:insideV w:val="single" w:color="auto" w:sz="4" w:space="0"/>
+          <w:top w:val="single" w:sz="4" w:space="0" w:color="auto"/>
+          <w:left w:val="single" w:sz="4" w:space="0" w:color="auto"/>
+          <w:bottom w:val="single" w:sz="4" w:space="0" w:color="auto"/>
+          <w:right w:val="single" w:sz="4" w:space="0" w:color="auto"/>
+          <w:insideH w:val="single" w:sz="4" w:space="0" w:color="auto"/>
+          <w:insideV w:val="single" w:sz="4" w:space="0" w:color="auto"/>
         </w:tblBorders>
         <w:shd w:val="clear" w:color="auto" w:fill="auto"/>
-        <w:tblLayout w:type="autofit"/>
         <w:tblCellMar>
           <w:top w:w="15" w:type="dxa"/>
           <w:left w:w="15" w:type="dxa"/>
@@ -31,13 +31,15 @@
       </w:tblGrid>
       <w:tr>
         <w:tblPrEx>
+          <w:tblW w:w="8522" w:type="dxa"/>
+          <w:tblInd w:w="0" w:type="dxa"/>
           <w:tblBorders>
-            <w:top w:val="single" w:color="auto" w:sz="4" w:space="0"/>
-            <w:left w:val="single" w:color="auto" w:sz="4" w:space="0"/>
-            <w:bottom w:val="single" w:color="auto" w:sz="4" w:space="0"/>
-            <w:right w:val="single" w:color="auto" w:sz="4" w:space="0"/>
-            <w:insideH w:val="single" w:color="auto" w:sz="4" w:space="0"/>
-            <w:insideV w:val="single" w:color="auto" w:sz="4" w:space="0"/>
+            <w:top w:val="single" w:sz="4" w:space="0" w:color="auto"/>
+            <w:left w:val="single" w:sz="4" w:space="0" w:color="auto"/>
+            <w:bottom w:val="single" w:sz="4" w:space="0" w:color="auto"/>
+            <w:right w:val="single" w:sz="4" w:space="0" w:color="auto"/>
+            <w:insideH w:val="single" w:sz="4" w:space="0" w:color="auto"/>
+            <w:insideV w:val="single" w:sz="4" w:space="0" w:color="auto"/>
           </w:tblBorders>
           <w:shd w:val="clear" w:color="auto" w:fill="auto"/>
           <w:tblCellMar>
@@ -48,17 +50,17 @@
           </w:tblCellMar>
         </w:tblPrEx>
         <w:trPr>
-          <w:trHeight w:val="0" w:hRule="atLeast"/>
+          <w:trHeight w:val="0"/>
           <w:tblHeader/>
         </w:trPr>
         <w:tc>
           <w:tcPr>
             <w:tcW w:w="1509" w:type="dxa"/>
             <w:tcBorders>
-              <w:top w:val="single" w:color="auto" w:sz="12" w:space="0"/>
-              <w:left w:val="single" w:color="auto" w:sz="12" w:space="0"/>
-              <w:bottom w:val="single" w:color="auto" w:sz="4" w:space="0"/>
-              <w:right w:val="single" w:color="auto" w:sz="4" w:space="0"/>
+              <w:top w:val="single" w:sz="12" w:space="0" w:color="auto"/>
+              <w:left w:val="single" w:sz="12" w:space="0" w:color="auto"/>
+              <w:bottom w:val="single" w:sz="4" w:space="0" w:color="auto"/>
+              <w:right w:val="single" w:sz="4" w:space="0" w:color="auto"/>
             </w:tcBorders>
             <w:shd w:val="clear" w:color="auto" w:fill="auto"/>
             <w:tcMar>
@@ -77,10 +79,10 @@
               <w:suppressLineNumbers w:val="0"/>
               <w:snapToGrid w:val="0"/>
               <w:spacing w:line="240" w:lineRule="auto"/>
-              <w:ind w:left="0" w:leftChars="0" w:right="0" w:rightChars="0" w:firstLine="0" w:firstLineChars="0"/>
+              <w:ind w:left="0" w:right="0" w:firstLine="0" w:leftChars="0" w:rightChars="0" w:firstLineChars="0"/>
               <w:jc w:val="center"/>
               <w:rPr>
-                <w:rFonts w:ascii="Segoe UI" w:hAnsi="Segoe UI" w:eastAsia="Segoe UI" w:cs="Segoe UI"/>
+                <w:rFonts w:ascii="Segoe UI" w:eastAsia="Segoe UI" w:hAnsi="Segoe UI" w:cs="Segoe UI"/>
                 <w:b/>
                 <w:i w:val="0"/>
                 <w:iCs w:val="0"/>
@@ -93,7 +95,7 @@
             </w:pPr>
             <w:r>
               <w:rPr>
-                <w:rFonts w:hint="default" w:ascii="Segoe UI" w:hAnsi="Segoe UI" w:eastAsia="Segoe UI" w:cs="Segoe UI"/>
+                <w:rFonts w:ascii="Segoe UI" w:eastAsia="Segoe UI" w:hAnsi="Segoe UI" w:cs="Segoe UI" w:hint="default"/>
                 <w:b/>
                 <w:i w:val="0"/>
                 <w:iCs w:val="0"/>
@@ -104,8 +106,8 @@
                 <w:kern w:val="0"/>
                 <w:sz w:val="18"/>
                 <w:szCs w:val="18"/>
-                <w:bdr w:val="none" w:color="auto" w:sz="0" w:space="0"/>
-                <w:lang w:val="en-US" w:eastAsia="zh-CN" w:bidi="ar"/>
+                <w:bdr w:val="nil"/>
+                <w:lang w:val="en-US" w:eastAsia="zh-CN"/>
               </w:rPr>
               <w:t>项目</w:t>
             </w:r>
@@ -115,10 +117,10 @@
           <w:tcPr>
             <w:tcW w:w="7013" w:type="dxa"/>
             <w:tcBorders>
-              <w:top w:val="single" w:color="auto" w:sz="12" w:space="0"/>
-              <w:left w:val="single" w:color="auto" w:sz="4" w:space="0"/>
-              <w:bottom w:val="single" w:color="auto" w:sz="4" w:space="0"/>
-              <w:right w:val="single" w:color="auto" w:sz="12" w:space="0"/>
+              <w:top w:val="single" w:sz="12" w:space="0" w:color="auto"/>
+              <w:left w:val="single" w:sz="4" w:space="0" w:color="auto"/>
+              <w:bottom w:val="single" w:sz="4" w:space="0" w:color="auto"/>
+              <w:right w:val="single" w:sz="12" w:space="0" w:color="auto"/>
             </w:tcBorders>
             <w:shd w:val="clear" w:color="auto" w:fill="auto"/>
             <w:tcMar>
@@ -137,10 +139,10 @@
               <w:suppressLineNumbers w:val="0"/>
               <w:snapToGrid w:val="0"/>
               <w:spacing w:line="240" w:lineRule="auto"/>
-              <w:ind w:left="0" w:leftChars="0" w:right="0" w:rightChars="0" w:firstLine="0" w:firstLineChars="0"/>
+              <w:ind w:left="0" w:right="0" w:firstLine="0" w:leftChars="0" w:rightChars="0" w:firstLineChars="0"/>
               <w:jc w:val="center"/>
               <w:rPr>
-                <w:rFonts w:hint="default" w:ascii="Segoe UI" w:hAnsi="Segoe UI" w:eastAsia="Segoe UI" w:cs="Segoe UI"/>
+                <w:rFonts w:ascii="Segoe UI" w:eastAsia="Segoe UI" w:hAnsi="Segoe UI" w:cs="Segoe UI" w:hint="default"/>
                 <w:b/>
                 <w:i w:val="0"/>
                 <w:iCs w:val="0"/>
@@ -153,7 +155,7 @@
             </w:pPr>
             <w:r>
               <w:rPr>
-                <w:rFonts w:hint="default" w:ascii="Segoe UI" w:hAnsi="Segoe UI" w:eastAsia="Segoe UI" w:cs="Segoe UI"/>
+                <w:rFonts w:ascii="Segoe UI" w:eastAsia="Segoe UI" w:hAnsi="Segoe UI" w:cs="Segoe UI" w:hint="default"/>
                 <w:b/>
                 <w:i w:val="0"/>
                 <w:iCs w:val="0"/>
@@ -164,8 +166,8 @@
                 <w:kern w:val="0"/>
                 <w:sz w:val="18"/>
                 <w:szCs w:val="18"/>
-                <w:bdr w:val="none" w:color="auto" w:sz="0" w:space="0"/>
-                <w:lang w:val="en-US" w:eastAsia="zh-CN" w:bidi="ar"/>
+                <w:bdr w:val="nil"/>
+                <w:lang w:val="en-US" w:eastAsia="zh-CN"/>
               </w:rPr>
               <w:t>内容</w:t>
             </w:r>
@@ -174,14 +176,9 @@
       </w:tr>
       <w:tr>
         <w:tblPrEx>
-          <w:tblBorders>
-            <w:top w:val="single" w:color="auto" w:sz="4" w:space="0"/>
-            <w:left w:val="single" w:color="auto" w:sz="4" w:space="0"/>
-            <w:bottom w:val="single" w:color="auto" w:sz="4" w:space="0"/>
-            <w:right w:val="single" w:color="auto" w:sz="4" w:space="0"/>
-            <w:insideH w:val="single" w:color="auto" w:sz="4" w:space="0"/>
-            <w:insideV w:val="single" w:color="auto" w:sz="4" w:space="0"/>
-          </w:tblBorders>
+          <w:tblW w:w="8522" w:type="dxa"/>
+          <w:tblInd w:w="0" w:type="dxa"/>
+          <w:shd w:val="clear" w:color="auto" w:fill="auto"/>
           <w:tblCellMar>
             <w:top w:w="15" w:type="dxa"/>
             <w:left w:w="15" w:type="dxa"/>
@@ -190,16 +187,16 @@
           </w:tblCellMar>
         </w:tblPrEx>
         <w:trPr>
-          <w:trHeight w:val="0" w:hRule="atLeast"/>
+          <w:trHeight w:val="0"/>
         </w:trPr>
         <w:tc>
           <w:tcPr>
             <w:tcW w:w="1509" w:type="dxa"/>
             <w:tcBorders>
-              <w:top w:val="single" w:color="auto" w:sz="4" w:space="0"/>
-              <w:left w:val="single" w:color="auto" w:sz="12" w:space="0"/>
-              <w:bottom w:val="single" w:color="auto" w:sz="4" w:space="0"/>
-              <w:right w:val="single" w:color="auto" w:sz="4" w:space="0"/>
+              <w:top w:val="single" w:sz="4" w:space="0" w:color="auto"/>
+              <w:left w:val="single" w:sz="12" w:space="0" w:color="auto"/>
+              <w:bottom w:val="single" w:sz="4" w:space="0" w:color="auto"/>
+              <w:right w:val="single" w:sz="4" w:space="0" w:color="auto"/>
             </w:tcBorders>
             <w:shd w:val="clear" w:color="auto" w:fill="auto"/>
             <w:tcMar>
@@ -218,10 +215,10 @@
               <w:suppressLineNumbers w:val="0"/>
               <w:snapToGrid w:val="0"/>
               <w:spacing w:line="240" w:lineRule="auto"/>
-              <w:ind w:left="0" w:leftChars="0" w:right="0" w:rightChars="0" w:firstLine="0" w:firstLineChars="0"/>
+              <w:ind w:left="0" w:right="0" w:firstLine="0" w:leftChars="0" w:rightChars="0" w:firstLineChars="0"/>
               <w:jc w:val="center"/>
               <w:rPr>
-                <w:rFonts w:hint="default" w:ascii="Segoe UI" w:hAnsi="Segoe UI" w:eastAsia="Segoe UI" w:cs="Segoe UI"/>
+                <w:rFonts w:ascii="Segoe UI" w:eastAsia="Segoe UI" w:hAnsi="Segoe UI" w:cs="Segoe UI" w:hint="default"/>
                 <w:i w:val="0"/>
                 <w:iCs w:val="0"/>
                 <w:caps w:val="0"/>
@@ -233,8 +230,8 @@
             </w:pPr>
             <w:r>
               <w:rPr>
-                <w:rStyle w:val="4"/>
-                <w:rFonts w:hint="default" w:ascii="Segoe UI" w:hAnsi="Segoe UI" w:eastAsia="Segoe UI" w:cs="Segoe UI"/>
+                <w:rStyle w:val="Strong"/>
+                <w:rFonts w:ascii="Segoe UI" w:eastAsia="Segoe UI" w:hAnsi="Segoe UI" w:cs="Segoe UI" w:hint="default"/>
                 <w:b/>
                 <w:bCs/>
                 <w:i w:val="0"/>
@@ -246,8 +243,8 @@
                 <w:kern w:val="0"/>
                 <w:sz w:val="18"/>
                 <w:szCs w:val="18"/>
-                <w:bdr w:val="none" w:color="auto" w:sz="0" w:space="0"/>
-                <w:lang w:val="en-US" w:eastAsia="zh-CN" w:bidi="ar"/>
+                <w:bdr w:val="nil"/>
+                <w:lang w:val="en-US" w:eastAsia="zh-CN"/>
               </w:rPr>
               <w:t>服务类别</w:t>
             </w:r>
@@ -257,10 +254,10 @@
           <w:tcPr>
             <w:tcW w:w="7013" w:type="dxa"/>
             <w:tcBorders>
-              <w:top w:val="single" w:color="auto" w:sz="4" w:space="0"/>
-              <w:left w:val="single" w:color="auto" w:sz="4" w:space="0"/>
-              <w:bottom w:val="single" w:color="auto" w:sz="4" w:space="0"/>
-              <w:right w:val="single" w:color="auto" w:sz="12" w:space="0"/>
+              <w:top w:val="single" w:sz="4" w:space="0" w:color="auto"/>
+              <w:left w:val="single" w:sz="4" w:space="0" w:color="auto"/>
+              <w:bottom w:val="single" w:sz="4" w:space="0" w:color="auto"/>
+              <w:right w:val="single" w:sz="12" w:space="0" w:color="auto"/>
             </w:tcBorders>
             <w:shd w:val="clear" w:color="auto" w:fill="auto"/>
             <w:tcMar>
@@ -279,10 +276,10 @@
               <w:suppressLineNumbers w:val="0"/>
               <w:snapToGrid w:val="0"/>
               <w:spacing w:line="240" w:lineRule="auto"/>
-              <w:ind w:left="0" w:leftChars="0" w:right="0" w:rightChars="0" w:firstLine="0" w:firstLineChars="0"/>
+              <w:ind w:left="0" w:right="0" w:firstLine="0" w:leftChars="0" w:rightChars="0" w:firstLineChars="0"/>
               <w:jc w:val="left"/>
               <w:rPr>
-                <w:rFonts w:hint="default" w:ascii="Segoe UI" w:hAnsi="Segoe UI" w:eastAsia="Segoe UI" w:cs="Segoe UI"/>
+                <w:rFonts w:ascii="Segoe UI" w:eastAsia="Segoe UI" w:hAnsi="Segoe UI" w:cs="Segoe UI" w:hint="default"/>
                 <w:i w:val="0"/>
                 <w:iCs w:val="0"/>
                 <w:caps w:val="0"/>
@@ -294,59 +291,59 @@
             </w:pPr>
             <w:r>
               <w:rPr>
-                <w:rFonts w:hint="default" w:ascii="Segoe UI" w:hAnsi="Segoe UI" w:eastAsia="Segoe UI" w:cs="Segoe UI"/>
-                <w:i w:val="0"/>
-                <w:iCs w:val="0"/>
-                <w:caps w:val="0"/>
-                <w:snapToGrid w:val="0"/>
-                <w:color w:val="000000"/>
-                <w:spacing w:val="0"/>
-                <w:kern w:val="0"/>
-                <w:sz w:val="18"/>
-                <w:szCs w:val="18"/>
-                <w:bdr w:val="none" w:color="auto" w:sz="0" w:space="0"/>
-                <w:lang w:val="en-US" w:eastAsia="zh-CN" w:bidi="ar"/>
+                <w:rFonts w:ascii="Segoe UI" w:eastAsia="Segoe UI" w:hAnsi="Segoe UI" w:cs="Segoe UI" w:hint="default"/>
+                <w:i w:val="0"/>
+                <w:iCs w:val="0"/>
+                <w:caps w:val="0"/>
+                <w:snapToGrid w:val="0"/>
+                <w:color w:val="000000"/>
+                <w:spacing w:val="0"/>
+                <w:kern w:val="0"/>
+                <w:sz w:val="18"/>
+                <w:szCs w:val="18"/>
+                <w:bdr w:val="nil"/>
+                <w:lang w:val="en-US" w:eastAsia="zh-CN"/>
               </w:rPr>
               <w:t xml:space="preserve">□ 事件管理 </w:t>
             </w:r>
             <w:r>
               <w:rPr>
-                <w:rFonts w:hint="eastAsia" w:ascii="Segoe UI" w:hAnsi="Segoe UI" w:eastAsia="Segoe UI" w:cs="Segoe UI"/>
-                <w:i w:val="0"/>
-                <w:iCs w:val="0"/>
-                <w:caps w:val="0"/>
-                <w:snapToGrid w:val="0"/>
-                <w:color w:val="000000"/>
-                <w:spacing w:val="0"/>
-                <w:kern w:val="0"/>
-                <w:sz w:val="18"/>
-                <w:szCs w:val="18"/>
-                <w:bdr w:val="none" w:color="auto" w:sz="0" w:space="0"/>
-                <w:lang w:val="en-US" w:eastAsia="zh-CN" w:bidi="ar"/>
+                <w:rFonts w:ascii="Segoe UI" w:eastAsia="Segoe UI" w:hAnsi="Segoe UI" w:cs="Segoe UI" w:hint="eastAsia"/>
+                <w:i w:val="0"/>
+                <w:iCs w:val="0"/>
+                <w:caps w:val="0"/>
+                <w:snapToGrid w:val="0"/>
+                <w:color w:val="000000"/>
+                <w:spacing w:val="0"/>
+                <w:kern w:val="0"/>
+                <w:sz w:val="18"/>
+                <w:szCs w:val="18"/>
+                <w:bdr w:val="nil"/>
+                <w:lang w:val="en-US" w:eastAsia="zh-CN"/>
               </w:rPr>
               <w:t>□</w:t>
             </w:r>
             <w:r>
               <w:rPr>
-                <w:rFonts w:hint="default" w:ascii="Segoe UI" w:hAnsi="Segoe UI" w:eastAsia="Segoe UI" w:cs="Segoe UI"/>
-                <w:i w:val="0"/>
-                <w:iCs w:val="0"/>
-                <w:caps w:val="0"/>
-                <w:snapToGrid w:val="0"/>
-                <w:color w:val="000000"/>
-                <w:spacing w:val="0"/>
-                <w:kern w:val="0"/>
-                <w:sz w:val="18"/>
-                <w:szCs w:val="18"/>
-                <w:bdr w:val="none" w:color="auto" w:sz="0" w:space="0"/>
-                <w:lang w:val="en-US" w:eastAsia="zh-CN" w:bidi="ar"/>
+                <w:rFonts w:ascii="Segoe UI" w:eastAsia="Segoe UI" w:hAnsi="Segoe UI" w:cs="Segoe UI" w:hint="default"/>
+                <w:i w:val="0"/>
+                <w:iCs w:val="0"/>
+                <w:caps w:val="0"/>
+                <w:snapToGrid w:val="0"/>
+                <w:color w:val="000000"/>
+                <w:spacing w:val="0"/>
+                <w:kern w:val="0"/>
+                <w:sz w:val="18"/>
+                <w:szCs w:val="18"/>
+                <w:bdr w:val="nil"/>
+                <w:lang w:val="en-US" w:eastAsia="zh-CN"/>
               </w:rPr>
               <w:t xml:space="preserve"> 问题管理 ☑</w:t>
             </w:r>
             <w:r>
               <w:rPr>
-                <w:rStyle w:val="4"/>
-                <w:rFonts w:hint="default" w:ascii="Segoe UI" w:hAnsi="Segoe UI" w:eastAsia="Segoe UI" w:cs="Segoe UI"/>
+                <w:rStyle w:val="Strong"/>
+                <w:rFonts w:ascii="Segoe UI" w:eastAsia="Segoe UI" w:hAnsi="Segoe UI" w:cs="Segoe UI" w:hint="default"/>
                 <w:b/>
                 <w:bCs/>
                 <w:i w:val="0"/>
@@ -358,8 +355,8 @@
                 <w:kern w:val="0"/>
                 <w:sz w:val="18"/>
                 <w:szCs w:val="18"/>
-                <w:bdr w:val="none" w:color="auto" w:sz="0" w:space="0"/>
-                <w:lang w:val="en-US" w:eastAsia="zh-CN" w:bidi="ar"/>
+                <w:bdr w:val="nil"/>
+                <w:lang w:val="en-US" w:eastAsia="zh-CN"/>
               </w:rPr>
               <w:t>变更管理</w:t>
             </w:r>
@@ -368,14 +365,9 @@
       </w:tr>
       <w:tr>
         <w:tblPrEx>
-          <w:tblBorders>
-            <w:top w:val="single" w:color="auto" w:sz="4" w:space="0"/>
-            <w:left w:val="single" w:color="auto" w:sz="4" w:space="0"/>
-            <w:bottom w:val="single" w:color="auto" w:sz="4" w:space="0"/>
-            <w:right w:val="single" w:color="auto" w:sz="4" w:space="0"/>
-            <w:insideH w:val="single" w:color="auto" w:sz="4" w:space="0"/>
-            <w:insideV w:val="single" w:color="auto" w:sz="4" w:space="0"/>
-          </w:tblBorders>
+          <w:tblW w:w="8522" w:type="dxa"/>
+          <w:tblInd w:w="0" w:type="dxa"/>
+          <w:shd w:val="clear" w:color="auto" w:fill="auto"/>
           <w:tblCellMar>
             <w:top w:w="15" w:type="dxa"/>
             <w:left w:w="15" w:type="dxa"/>
@@ -384,16 +376,16 @@
           </w:tblCellMar>
         </w:tblPrEx>
         <w:trPr>
-          <w:trHeight w:val="0" w:hRule="atLeast"/>
+          <w:trHeight w:val="0"/>
         </w:trPr>
         <w:tc>
           <w:tcPr>
             <w:tcW w:w="1509" w:type="dxa"/>
             <w:tcBorders>
-              <w:top w:val="single" w:color="auto" w:sz="4" w:space="0"/>
-              <w:left w:val="single" w:color="auto" w:sz="12" w:space="0"/>
-              <w:bottom w:val="single" w:color="auto" w:sz="4" w:space="0"/>
-              <w:right w:val="single" w:color="auto" w:sz="4" w:space="0"/>
+              <w:top w:val="single" w:sz="4" w:space="0" w:color="auto"/>
+              <w:left w:val="single" w:sz="12" w:space="0" w:color="auto"/>
+              <w:bottom w:val="single" w:sz="4" w:space="0" w:color="auto"/>
+              <w:right w:val="single" w:sz="4" w:space="0" w:color="auto"/>
             </w:tcBorders>
             <w:shd w:val="clear" w:color="auto" w:fill="auto"/>
             <w:tcMar>
@@ -412,10 +404,10 @@
               <w:suppressLineNumbers w:val="0"/>
               <w:snapToGrid w:val="0"/>
               <w:spacing w:line="240" w:lineRule="auto"/>
-              <w:ind w:left="0" w:leftChars="0" w:right="0" w:rightChars="0" w:firstLine="0" w:firstLineChars="0"/>
+              <w:ind w:left="0" w:right="0" w:firstLine="0" w:leftChars="0" w:rightChars="0" w:firstLineChars="0"/>
               <w:jc w:val="center"/>
               <w:rPr>
-                <w:rFonts w:hint="default" w:ascii="Segoe UI" w:hAnsi="Segoe UI" w:eastAsia="Segoe UI" w:cs="Segoe UI"/>
+                <w:rFonts w:ascii="Segoe UI" w:eastAsia="Segoe UI" w:hAnsi="Segoe UI" w:cs="Segoe UI" w:hint="default"/>
                 <w:i w:val="0"/>
                 <w:iCs w:val="0"/>
                 <w:caps w:val="0"/>
@@ -427,8 +419,8 @@
             </w:pPr>
             <w:r>
               <w:rPr>
-                <w:rStyle w:val="4"/>
-                <w:rFonts w:hint="default" w:ascii="Segoe UI" w:hAnsi="Segoe UI" w:eastAsia="Segoe UI" w:cs="Segoe UI"/>
+                <w:rStyle w:val="Strong"/>
+                <w:rFonts w:ascii="Segoe UI" w:eastAsia="Segoe UI" w:hAnsi="Segoe UI" w:cs="Segoe UI" w:hint="default"/>
                 <w:b/>
                 <w:bCs/>
                 <w:i w:val="0"/>
@@ -440,8 +432,8 @@
                 <w:kern w:val="0"/>
                 <w:sz w:val="18"/>
                 <w:szCs w:val="18"/>
-                <w:bdr w:val="none" w:color="auto" w:sz="0" w:space="0"/>
-                <w:lang w:val="en-US" w:eastAsia="zh-CN" w:bidi="ar"/>
+                <w:bdr w:val="nil"/>
+                <w:lang w:val="en-US" w:eastAsia="zh-CN"/>
               </w:rPr>
               <w:t>变更类型</w:t>
             </w:r>
@@ -451,10 +443,10 @@
           <w:tcPr>
             <w:tcW w:w="7013" w:type="dxa"/>
             <w:tcBorders>
-              <w:top w:val="single" w:color="auto" w:sz="4" w:space="0"/>
-              <w:left w:val="single" w:color="auto" w:sz="4" w:space="0"/>
-              <w:bottom w:val="single" w:color="auto" w:sz="4" w:space="0"/>
-              <w:right w:val="single" w:color="auto" w:sz="12" w:space="0"/>
+              <w:top w:val="single" w:sz="4" w:space="0" w:color="auto"/>
+              <w:left w:val="single" w:sz="4" w:space="0" w:color="auto"/>
+              <w:bottom w:val="single" w:sz="4" w:space="0" w:color="auto"/>
+              <w:right w:val="single" w:sz="12" w:space="0" w:color="auto"/>
             </w:tcBorders>
             <w:shd w:val="clear" w:color="auto" w:fill="auto"/>
             <w:tcMar>
@@ -473,10 +465,10 @@
               <w:suppressLineNumbers w:val="0"/>
               <w:snapToGrid w:val="0"/>
               <w:spacing w:line="240" w:lineRule="auto"/>
-              <w:ind w:left="0" w:leftChars="0" w:right="0" w:rightChars="0" w:firstLine="0" w:firstLineChars="0"/>
+              <w:ind w:left="0" w:right="0" w:firstLine="0" w:leftChars="0" w:rightChars="0" w:firstLineChars="0"/>
               <w:jc w:val="left"/>
               <w:rPr>
-                <w:rFonts w:hint="default" w:ascii="Segoe UI" w:hAnsi="Segoe UI" w:eastAsia="Segoe UI" w:cs="Segoe UI"/>
+                <w:rFonts w:ascii="Segoe UI" w:eastAsia="Segoe UI" w:hAnsi="Segoe UI" w:cs="Segoe UI" w:hint="default"/>
                 <w:i w:val="0"/>
                 <w:iCs w:val="0"/>
                 <w:caps w:val="0"/>
@@ -488,25 +480,25 @@
             </w:pPr>
             <w:r>
               <w:rPr>
-                <w:rFonts w:hint="default" w:ascii="Segoe UI" w:hAnsi="Segoe UI" w:eastAsia="Segoe UI" w:cs="Segoe UI"/>
-                <w:i w:val="0"/>
-                <w:iCs w:val="0"/>
-                <w:caps w:val="0"/>
-                <w:snapToGrid w:val="0"/>
-                <w:color w:val="000000"/>
-                <w:spacing w:val="0"/>
-                <w:kern w:val="0"/>
-                <w:sz w:val="18"/>
-                <w:szCs w:val="18"/>
-                <w:bdr w:val="none" w:color="auto" w:sz="0" w:space="0"/>
-                <w:lang w:val="en-US" w:eastAsia="zh-CN" w:bidi="ar"/>
+                <w:rFonts w:ascii="Segoe UI" w:eastAsia="Segoe UI" w:hAnsi="Segoe UI" w:cs="Segoe UI" w:hint="default"/>
+                <w:i w:val="0"/>
+                <w:iCs w:val="0"/>
+                <w:caps w:val="0"/>
+                <w:snapToGrid w:val="0"/>
+                <w:color w:val="000000"/>
+                <w:spacing w:val="0"/>
+                <w:kern w:val="0"/>
+                <w:sz w:val="18"/>
+                <w:szCs w:val="18"/>
+                <w:bdr w:val="nil"/>
+                <w:lang w:val="en-US" w:eastAsia="zh-CN"/>
               </w:rPr>
               <w:t>☑</w:t>
             </w:r>
             <w:r>
               <w:rPr>
-                <w:rStyle w:val="4"/>
-                <w:rFonts w:hint="default" w:ascii="Segoe UI" w:hAnsi="Segoe UI" w:eastAsia="Segoe UI" w:cs="Segoe UI"/>
+                <w:rStyle w:val="Strong"/>
+                <w:rFonts w:ascii="Segoe UI" w:eastAsia="Segoe UI" w:hAnsi="Segoe UI" w:cs="Segoe UI" w:hint="default"/>
                 <w:b/>
                 <w:bCs/>
                 <w:i w:val="0"/>
@@ -518,59 +510,59 @@
                 <w:kern w:val="0"/>
                 <w:sz w:val="18"/>
                 <w:szCs w:val="18"/>
-                <w:bdr w:val="none" w:color="auto" w:sz="0" w:space="0"/>
-                <w:lang w:val="en-US" w:eastAsia="zh-CN" w:bidi="ar"/>
+                <w:bdr w:val="nil"/>
+                <w:lang w:val="en-US" w:eastAsia="zh-CN"/>
               </w:rPr>
               <w:t>标准变更</w:t>
             </w:r>
             <w:r>
               <w:rPr>
-                <w:rFonts w:hint="default" w:ascii="Segoe UI" w:hAnsi="Segoe UI" w:eastAsia="Segoe UI" w:cs="Segoe UI"/>
-                <w:i w:val="0"/>
-                <w:iCs w:val="0"/>
-                <w:caps w:val="0"/>
-                <w:snapToGrid w:val="0"/>
-                <w:color w:val="000000"/>
-                <w:spacing w:val="0"/>
-                <w:kern w:val="0"/>
-                <w:sz w:val="18"/>
-                <w:szCs w:val="18"/>
-                <w:bdr w:val="none" w:color="auto" w:sz="0" w:space="0"/>
-                <w:lang w:val="en-US" w:eastAsia="zh-CN" w:bidi="ar"/>
+                <w:rFonts w:ascii="Segoe UI" w:eastAsia="Segoe UI" w:hAnsi="Segoe UI" w:cs="Segoe UI" w:hint="default"/>
+                <w:i w:val="0"/>
+                <w:iCs w:val="0"/>
+                <w:caps w:val="0"/>
+                <w:snapToGrid w:val="0"/>
+                <w:color w:val="000000"/>
+                <w:spacing w:val="0"/>
+                <w:kern w:val="0"/>
+                <w:sz w:val="18"/>
+                <w:szCs w:val="18"/>
+                <w:bdr w:val="nil"/>
+                <w:lang w:val="en-US" w:eastAsia="zh-CN"/>
               </w:rPr>
               <w:t>（经预授权、低风险、有标准流程）</w:t>
             </w:r>
             <w:r>
               <w:rPr>
-                <w:rFonts w:hint="default" w:ascii="Segoe UI" w:hAnsi="Segoe UI" w:eastAsia="Segoe UI" w:cs="Segoe UI"/>
-                <w:i w:val="0"/>
-                <w:iCs w:val="0"/>
-                <w:caps w:val="0"/>
-                <w:snapToGrid w:val="0"/>
-                <w:color w:val="000000"/>
-                <w:spacing w:val="0"/>
-                <w:kern w:val="0"/>
-                <w:sz w:val="18"/>
-                <w:szCs w:val="18"/>
-                <w:bdr w:val="none" w:color="auto" w:sz="0" w:space="0"/>
-                <w:lang w:val="en-US" w:eastAsia="zh-CN" w:bidi="ar"/>
-              </w:rPr>
-              <w:br w:type="textWrapping"/>
-            </w:r>
-            <w:r>
-              <w:rPr>
-                <w:rFonts w:hint="default" w:ascii="Segoe UI" w:hAnsi="Segoe UI" w:eastAsia="Segoe UI" w:cs="Segoe UI"/>
-                <w:i w:val="0"/>
-                <w:iCs w:val="0"/>
-                <w:caps w:val="0"/>
-                <w:snapToGrid w:val="0"/>
-                <w:color w:val="000000"/>
-                <w:spacing w:val="0"/>
-                <w:kern w:val="0"/>
-                <w:sz w:val="18"/>
-                <w:szCs w:val="18"/>
-                <w:bdr w:val="none" w:color="auto" w:sz="0" w:space="0"/>
-                <w:lang w:val="en-US" w:eastAsia="zh-CN" w:bidi="ar"/>
+                <w:rFonts w:ascii="Segoe UI" w:eastAsia="Segoe UI" w:hAnsi="Segoe UI" w:cs="Segoe UI" w:hint="default"/>
+                <w:i w:val="0"/>
+                <w:iCs w:val="0"/>
+                <w:caps w:val="0"/>
+                <w:snapToGrid w:val="0"/>
+                <w:color w:val="000000"/>
+                <w:spacing w:val="0"/>
+                <w:kern w:val="0"/>
+                <w:sz w:val="18"/>
+                <w:szCs w:val="18"/>
+                <w:bdr w:val="nil"/>
+                <w:lang w:val="en-US" w:eastAsia="zh-CN"/>
+              </w:rPr>
+              <w:br/>
+            </w:r>
+            <w:r>
+              <w:rPr>
+                <w:rFonts w:ascii="Segoe UI" w:eastAsia="Segoe UI" w:hAnsi="Segoe UI" w:cs="Segoe UI" w:hint="default"/>
+                <w:i w:val="0"/>
+                <w:iCs w:val="0"/>
+                <w:caps w:val="0"/>
+                <w:snapToGrid w:val="0"/>
+                <w:color w:val="000000"/>
+                <w:spacing w:val="0"/>
+                <w:kern w:val="0"/>
+                <w:sz w:val="18"/>
+                <w:szCs w:val="18"/>
+                <w:bdr w:val="nil"/>
+                <w:lang w:val="en-US" w:eastAsia="zh-CN"/>
               </w:rPr>
               <w:t>□ 紧急变更（需紧急处理，事后补审批）</w:t>
             </w:r>
@@ -579,14 +571,9 @@
       </w:tr>
       <w:tr>
         <w:tblPrEx>
-          <w:tblBorders>
-            <w:top w:val="single" w:color="auto" w:sz="4" w:space="0"/>
-            <w:left w:val="single" w:color="auto" w:sz="4" w:space="0"/>
-            <w:bottom w:val="single" w:color="auto" w:sz="4" w:space="0"/>
-            <w:right w:val="single" w:color="auto" w:sz="4" w:space="0"/>
-            <w:insideH w:val="single" w:color="auto" w:sz="4" w:space="0"/>
-            <w:insideV w:val="single" w:color="auto" w:sz="4" w:space="0"/>
-          </w:tblBorders>
+          <w:tblW w:w="8522" w:type="dxa"/>
+          <w:tblInd w:w="0" w:type="dxa"/>
+          <w:shd w:val="clear" w:color="auto" w:fill="auto"/>
           <w:tblCellMar>
             <w:top w:w="15" w:type="dxa"/>
             <w:left w:w="15" w:type="dxa"/>
@@ -595,16 +582,16 @@
           </w:tblCellMar>
         </w:tblPrEx>
         <w:trPr>
-          <w:trHeight w:val="0" w:hRule="atLeast"/>
+          <w:trHeight w:val="0"/>
         </w:trPr>
         <w:tc>
           <w:tcPr>
             <w:tcW w:w="1509" w:type="dxa"/>
             <w:tcBorders>
-              <w:top w:val="single" w:color="auto" w:sz="4" w:space="0"/>
-              <w:left w:val="single" w:color="auto" w:sz="12" w:space="0"/>
-              <w:bottom w:val="single" w:color="auto" w:sz="4" w:space="0"/>
-              <w:right w:val="single" w:color="auto" w:sz="4" w:space="0"/>
+              <w:top w:val="single" w:sz="4" w:space="0" w:color="auto"/>
+              <w:left w:val="single" w:sz="12" w:space="0" w:color="auto"/>
+              <w:bottom w:val="single" w:sz="4" w:space="0" w:color="auto"/>
+              <w:right w:val="single" w:sz="4" w:space="0" w:color="auto"/>
             </w:tcBorders>
             <w:shd w:val="clear" w:color="auto" w:fill="auto"/>
             <w:tcMar>
@@ -623,10 +610,10 @@
               <w:suppressLineNumbers w:val="0"/>
               <w:snapToGrid w:val="0"/>
               <w:spacing w:line="240" w:lineRule="auto"/>
-              <w:ind w:left="0" w:leftChars="0" w:right="0" w:rightChars="0" w:firstLine="0" w:firstLineChars="0"/>
+              <w:ind w:left="0" w:right="0" w:firstLine="0" w:leftChars="0" w:rightChars="0" w:firstLineChars="0"/>
               <w:jc w:val="center"/>
               <w:rPr>
-                <w:rFonts w:hint="default" w:ascii="Segoe UI" w:hAnsi="Segoe UI" w:eastAsia="Segoe UI" w:cs="Segoe UI"/>
+                <w:rFonts w:ascii="Segoe UI" w:eastAsia="Segoe UI" w:hAnsi="Segoe UI" w:cs="Segoe UI" w:hint="default"/>
                 <w:i w:val="0"/>
                 <w:iCs w:val="0"/>
                 <w:caps w:val="0"/>
@@ -638,8 +625,8 @@
             </w:pPr>
             <w:r>
               <w:rPr>
-                <w:rStyle w:val="4"/>
-                <w:rFonts w:hint="default" w:ascii="Segoe UI" w:hAnsi="Segoe UI" w:eastAsia="Segoe UI" w:cs="Segoe UI"/>
+                <w:rStyle w:val="Strong"/>
+                <w:rFonts w:ascii="Segoe UI" w:eastAsia="Segoe UI" w:hAnsi="Segoe UI" w:cs="Segoe UI" w:hint="default"/>
                 <w:b/>
                 <w:bCs/>
                 <w:i w:val="0"/>
@@ -651,8 +638,8 @@
                 <w:kern w:val="0"/>
                 <w:sz w:val="18"/>
                 <w:szCs w:val="18"/>
-                <w:bdr w:val="none" w:color="auto" w:sz="0" w:space="0"/>
-                <w:lang w:val="en-US" w:eastAsia="zh-CN" w:bidi="ar"/>
+                <w:bdr w:val="nil"/>
+                <w:lang w:val="en-US" w:eastAsia="zh-CN"/>
               </w:rPr>
               <w:t>变更原因</w:t>
             </w:r>
@@ -662,10 +649,10 @@
           <w:tcPr>
             <w:tcW w:w="7013" w:type="dxa"/>
             <w:tcBorders>
-              <w:top w:val="single" w:color="auto" w:sz="4" w:space="0"/>
-              <w:left w:val="single" w:color="auto" w:sz="4" w:space="0"/>
-              <w:bottom w:val="single" w:color="auto" w:sz="4" w:space="0"/>
-              <w:right w:val="single" w:color="auto" w:sz="12" w:space="0"/>
+              <w:top w:val="single" w:sz="4" w:space="0" w:color="auto"/>
+              <w:left w:val="single" w:sz="4" w:space="0" w:color="auto"/>
+              <w:bottom w:val="single" w:sz="4" w:space="0" w:color="auto"/>
+              <w:right w:val="single" w:sz="12" w:space="0" w:color="auto"/>
             </w:tcBorders>
             <w:shd w:val="clear" w:color="auto" w:fill="auto"/>
             <w:tcMar>
@@ -684,10 +671,10 @@
               <w:suppressLineNumbers w:val="0"/>
               <w:snapToGrid w:val="0"/>
               <w:spacing w:line="240" w:lineRule="auto"/>
-              <w:ind w:left="0" w:leftChars="0" w:right="0" w:rightChars="0" w:firstLine="0" w:firstLineChars="0"/>
+              <w:ind w:left="0" w:right="0" w:firstLine="0" w:leftChars="0" w:rightChars="0" w:firstLineChars="0"/>
               <w:jc w:val="left"/>
               <w:rPr>
-                <w:rFonts w:hint="default" w:ascii="Segoe UI" w:hAnsi="Segoe UI" w:eastAsia="Segoe UI" w:cs="Segoe UI"/>
+                <w:rFonts w:ascii="Segoe UI" w:eastAsia="Segoe UI" w:hAnsi="Segoe UI" w:cs="Segoe UI" w:hint="default"/>
                 <w:i w:val="0"/>
                 <w:iCs w:val="0"/>
                 <w:caps w:val="0"/>
@@ -699,51 +686,51 @@
             </w:pPr>
             <w:r>
               <w:rPr>
-                <w:rFonts w:hint="default" w:ascii="Segoe UI" w:hAnsi="Segoe UI" w:eastAsia="Segoe UI" w:cs="Segoe UI"/>
-                <w:i w:val="0"/>
-                <w:iCs w:val="0"/>
-                <w:caps w:val="0"/>
-                <w:snapToGrid w:val="0"/>
-                <w:color w:val="000000"/>
-                <w:spacing w:val="0"/>
-                <w:kern w:val="0"/>
-                <w:sz w:val="18"/>
-                <w:szCs w:val="18"/>
-                <w:bdr w:val="none" w:color="auto" w:sz="0" w:space="0"/>
-                <w:lang w:val="en-US" w:eastAsia="zh-CN" w:bidi="ar"/>
+                <w:rFonts w:ascii="Segoe UI" w:eastAsia="Segoe UI" w:hAnsi="Segoe UI" w:cs="Segoe UI" w:hint="default"/>
+                <w:i w:val="0"/>
+                <w:iCs w:val="0"/>
+                <w:caps w:val="0"/>
+                <w:snapToGrid w:val="0"/>
+                <w:color w:val="000000"/>
+                <w:spacing w:val="0"/>
+                <w:kern w:val="0"/>
+                <w:sz w:val="18"/>
+                <w:szCs w:val="18"/>
+                <w:bdr w:val="nil"/>
+                <w:lang w:val="en-US" w:eastAsia="zh-CN"/>
               </w:rPr>
               <w:t>解决由问题单PRB-2025-XY-00035分析发现的根本问题：当前预算预占服务(</w:t>
             </w:r>
             <w:r>
               <w:rPr>
-                <w:rFonts w:hint="default" w:ascii="Segoe UI" w:hAnsi="Segoe UI" w:eastAsia="Segoe UI" w:cs="Segoe UI"/>
-                <w:i w:val="0"/>
-                <w:iCs w:val="0"/>
-                <w:caps w:val="0"/>
-                <w:snapToGrid w:val="0"/>
-                <w:color w:val="000000"/>
-                <w:spacing w:val="0"/>
-                <w:kern w:val="0"/>
-                <w:sz w:val="18"/>
-                <w:szCs w:val="18"/>
-                <w:lang w:val="en-US" w:eastAsia="zh-CN" w:bidi="ar"/>
+                <w:rFonts w:ascii="Segoe UI" w:eastAsia="Segoe UI" w:hAnsi="Segoe UI" w:cs="Segoe UI" w:hint="default"/>
+                <w:i w:val="0"/>
+                <w:iCs w:val="0"/>
+                <w:caps w:val="0"/>
+                <w:snapToGrid w:val="0"/>
+                <w:color w:val="000000"/>
+                <w:spacing w:val="0"/>
+                <w:kern w:val="0"/>
+                <w:sz w:val="18"/>
+                <w:szCs w:val="18"/>
+                <w:lang w:val="en-US" w:eastAsia="zh-CN"/>
               </w:rPr>
               <w:t>BudgetReleaseService)在业务流程</w:t>
             </w:r>
             <w:r>
               <w:rPr>
-                <w:rFonts w:hint="default" w:ascii="Segoe UI" w:hAnsi="Segoe UI" w:eastAsia="Segoe UI" w:cs="Segoe UI"/>
-                <w:i w:val="0"/>
-                <w:iCs w:val="0"/>
-                <w:caps w:val="0"/>
-                <w:snapToGrid w:val="0"/>
-                <w:color w:val="000000"/>
-                <w:spacing w:val="0"/>
-                <w:kern w:val="0"/>
-                <w:sz w:val="18"/>
-                <w:szCs w:val="18"/>
-                <w:bdr w:val="none" w:color="auto" w:sz="0" w:space="0"/>
-                <w:lang w:val="en-US" w:eastAsia="zh-CN" w:bidi="ar"/>
+                <w:rFonts w:ascii="Segoe UI" w:eastAsia="Segoe UI" w:hAnsi="Segoe UI" w:cs="Segoe UI" w:hint="default"/>
+                <w:i w:val="0"/>
+                <w:iCs w:val="0"/>
+                <w:caps w:val="0"/>
+                <w:snapToGrid w:val="0"/>
+                <w:color w:val="000000"/>
+                <w:spacing w:val="0"/>
+                <w:kern w:val="0"/>
+                <w:sz w:val="18"/>
+                <w:szCs w:val="18"/>
+                <w:bdr w:val="nil"/>
+                <w:lang w:val="en-US" w:eastAsia="zh-CN"/>
               </w:rPr>
               <w:t>被驳回时，存在预占记录无法自动释放的逻辑缺陷及异常处理机制不完善，导致项目无法正常关闭，需人工干预。</w:t>
             </w:r>
@@ -752,14 +739,9 @@
       </w:tr>
       <w:tr>
         <w:tblPrEx>
-          <w:tblBorders>
-            <w:top w:val="single" w:color="auto" w:sz="4" w:space="0"/>
-            <w:left w:val="single" w:color="auto" w:sz="4" w:space="0"/>
-            <w:bottom w:val="single" w:color="auto" w:sz="4" w:space="0"/>
-            <w:right w:val="single" w:color="auto" w:sz="4" w:space="0"/>
-            <w:insideH w:val="single" w:color="auto" w:sz="4" w:space="0"/>
-            <w:insideV w:val="single" w:color="auto" w:sz="4" w:space="0"/>
-          </w:tblBorders>
+          <w:tblW w:w="8522" w:type="dxa"/>
+          <w:tblInd w:w="0" w:type="dxa"/>
+          <w:shd w:val="clear" w:color="auto" w:fill="auto"/>
           <w:tblCellMar>
             <w:top w:w="15" w:type="dxa"/>
             <w:left w:w="15" w:type="dxa"/>
@@ -768,16 +750,16 @@
           </w:tblCellMar>
         </w:tblPrEx>
         <w:trPr>
-          <w:trHeight w:val="0" w:hRule="atLeast"/>
+          <w:trHeight w:val="0"/>
         </w:trPr>
         <w:tc>
           <w:tcPr>
             <w:tcW w:w="1509" w:type="dxa"/>
             <w:tcBorders>
-              <w:top w:val="single" w:color="auto" w:sz="4" w:space="0"/>
-              <w:left w:val="single" w:color="auto" w:sz="12" w:space="0"/>
-              <w:bottom w:val="single" w:color="auto" w:sz="4" w:space="0"/>
-              <w:right w:val="single" w:color="auto" w:sz="4" w:space="0"/>
+              <w:top w:val="single" w:sz="4" w:space="0" w:color="auto"/>
+              <w:left w:val="single" w:sz="12" w:space="0" w:color="auto"/>
+              <w:bottom w:val="single" w:sz="4" w:space="0" w:color="auto"/>
+              <w:right w:val="single" w:sz="4" w:space="0" w:color="auto"/>
             </w:tcBorders>
             <w:shd w:val="clear" w:color="auto" w:fill="auto"/>
             <w:tcMar>
@@ -796,10 +778,10 @@
               <w:suppressLineNumbers w:val="0"/>
               <w:snapToGrid w:val="0"/>
               <w:spacing w:line="240" w:lineRule="auto"/>
-              <w:ind w:left="0" w:leftChars="0" w:right="0" w:rightChars="0" w:firstLine="0" w:firstLineChars="0"/>
+              <w:ind w:left="0" w:right="0" w:firstLine="0" w:leftChars="0" w:rightChars="0" w:firstLineChars="0"/>
               <w:jc w:val="center"/>
               <w:rPr>
-                <w:rFonts w:hint="default" w:ascii="Segoe UI" w:hAnsi="Segoe UI" w:eastAsia="Segoe UI" w:cs="Segoe UI"/>
+                <w:rFonts w:ascii="Segoe UI" w:eastAsia="Segoe UI" w:hAnsi="Segoe UI" w:cs="Segoe UI" w:hint="default"/>
                 <w:i w:val="0"/>
                 <w:iCs w:val="0"/>
                 <w:caps w:val="0"/>
@@ -811,8 +793,8 @@
             </w:pPr>
             <w:r>
               <w:rPr>
-                <w:rStyle w:val="4"/>
-                <w:rFonts w:hint="default" w:ascii="Segoe UI" w:hAnsi="Segoe UI" w:eastAsia="Segoe UI" w:cs="Segoe UI"/>
+                <w:rStyle w:val="Strong"/>
+                <w:rFonts w:ascii="Segoe UI" w:eastAsia="Segoe UI" w:hAnsi="Segoe UI" w:cs="Segoe UI" w:hint="default"/>
                 <w:b/>
                 <w:bCs/>
                 <w:i w:val="0"/>
@@ -824,8 +806,8 @@
                 <w:kern w:val="0"/>
                 <w:sz w:val="18"/>
                 <w:szCs w:val="18"/>
-                <w:bdr w:val="none" w:color="auto" w:sz="0" w:space="0"/>
-                <w:lang w:val="en-US" w:eastAsia="zh-CN" w:bidi="ar"/>
+                <w:bdr w:val="nil"/>
+                <w:lang w:val="en-US" w:eastAsia="zh-CN"/>
               </w:rPr>
               <w:t>变更描述</w:t>
             </w:r>
@@ -835,10 +817,10 @@
           <w:tcPr>
             <w:tcW w:w="7013" w:type="dxa"/>
             <w:tcBorders>
-              <w:top w:val="single" w:color="auto" w:sz="4" w:space="0"/>
-              <w:left w:val="single" w:color="auto" w:sz="4" w:space="0"/>
-              <w:bottom w:val="single" w:color="auto" w:sz="4" w:space="0"/>
-              <w:right w:val="single" w:color="auto" w:sz="12" w:space="0"/>
+              <w:top w:val="single" w:sz="4" w:space="0" w:color="auto"/>
+              <w:left w:val="single" w:sz="4" w:space="0" w:color="auto"/>
+              <w:bottom w:val="single" w:sz="4" w:space="0" w:color="auto"/>
+              <w:right w:val="single" w:sz="12" w:space="0" w:color="auto"/>
             </w:tcBorders>
             <w:shd w:val="clear" w:color="auto" w:fill="auto"/>
             <w:tcMar>
@@ -857,10 +839,10 @@
               <w:suppressLineNumbers w:val="0"/>
               <w:snapToGrid w:val="0"/>
               <w:spacing w:line="240" w:lineRule="auto"/>
-              <w:ind w:left="0" w:leftChars="0" w:right="0" w:rightChars="0" w:firstLine="0" w:firstLineChars="0"/>
+              <w:ind w:left="0" w:right="0" w:firstLine="0" w:leftChars="0" w:rightChars="0" w:firstLineChars="0"/>
               <w:jc w:val="left"/>
               <w:rPr>
-                <w:rFonts w:hint="default" w:ascii="Segoe UI" w:hAnsi="Segoe UI" w:eastAsia="Segoe UI" w:cs="Segoe UI"/>
+                <w:rFonts w:ascii="Segoe UI" w:eastAsia="Segoe UI" w:hAnsi="Segoe UI" w:cs="Segoe UI" w:hint="default"/>
                 <w:i w:val="0"/>
                 <w:iCs w:val="0"/>
                 <w:caps w:val="0"/>
@@ -872,25 +854,25 @@
             </w:pPr>
             <w:r>
               <w:rPr>
-                <w:rFonts w:hint="default" w:ascii="Segoe UI" w:hAnsi="Segoe UI" w:eastAsia="Segoe UI" w:cs="Segoe UI"/>
-                <w:i w:val="0"/>
-                <w:iCs w:val="0"/>
-                <w:caps w:val="0"/>
-                <w:snapToGrid w:val="0"/>
-                <w:color w:val="000000"/>
-                <w:spacing w:val="0"/>
-                <w:kern w:val="0"/>
-                <w:sz w:val="18"/>
-                <w:szCs w:val="18"/>
-                <w:bdr w:val="none" w:color="auto" w:sz="0" w:space="0"/>
-                <w:lang w:val="en-US" w:eastAsia="zh-CN" w:bidi="ar"/>
+                <w:rFonts w:ascii="Segoe UI" w:eastAsia="Segoe UI" w:hAnsi="Segoe UI" w:cs="Segoe UI" w:hint="default"/>
+                <w:i w:val="0"/>
+                <w:iCs w:val="0"/>
+                <w:caps w:val="0"/>
+                <w:snapToGrid w:val="0"/>
+                <w:color w:val="000000"/>
+                <w:spacing w:val="0"/>
+                <w:kern w:val="0"/>
+                <w:sz w:val="18"/>
+                <w:szCs w:val="18"/>
+                <w:bdr w:val="nil"/>
+                <w:lang w:val="en-US" w:eastAsia="zh-CN"/>
               </w:rPr>
               <w:t>1.</w:t>
             </w:r>
             <w:r>
               <w:rPr>
-                <w:rStyle w:val="4"/>
-                <w:rFonts w:hint="default" w:ascii="Segoe UI" w:hAnsi="Segoe UI" w:eastAsia="Segoe UI" w:cs="Segoe UI"/>
+                <w:rStyle w:val="Strong"/>
+                <w:rFonts w:ascii="Segoe UI" w:eastAsia="Segoe UI" w:hAnsi="Segoe UI" w:cs="Segoe UI" w:hint="default"/>
                 <w:b/>
                 <w:bCs/>
                 <w:i w:val="0"/>
@@ -902,99 +884,99 @@
                 <w:kern w:val="0"/>
                 <w:sz w:val="18"/>
                 <w:szCs w:val="18"/>
-                <w:bdr w:val="none" w:color="auto" w:sz="0" w:space="0"/>
-                <w:lang w:val="en-US" w:eastAsia="zh-CN" w:bidi="ar"/>
+                <w:bdr w:val="nil"/>
+                <w:lang w:val="en-US" w:eastAsia="zh-CN"/>
               </w:rPr>
               <w:t>修改代码逻辑</w:t>
             </w:r>
             <w:r>
               <w:rPr>
-                <w:rFonts w:hint="default" w:ascii="Segoe UI" w:hAnsi="Segoe UI" w:eastAsia="Segoe UI" w:cs="Segoe UI"/>
-                <w:i w:val="0"/>
-                <w:iCs w:val="0"/>
-                <w:caps w:val="0"/>
-                <w:snapToGrid w:val="0"/>
-                <w:color w:val="000000"/>
-                <w:spacing w:val="0"/>
-                <w:kern w:val="0"/>
-                <w:sz w:val="18"/>
-                <w:szCs w:val="18"/>
-                <w:bdr w:val="none" w:color="auto" w:sz="0" w:space="0"/>
-                <w:lang w:val="en-US" w:eastAsia="zh-CN" w:bidi="ar"/>
+                <w:rFonts w:ascii="Segoe UI" w:eastAsia="Segoe UI" w:hAnsi="Segoe UI" w:cs="Segoe UI" w:hint="default"/>
+                <w:i w:val="0"/>
+                <w:iCs w:val="0"/>
+                <w:caps w:val="0"/>
+                <w:snapToGrid w:val="0"/>
+                <w:color w:val="000000"/>
+                <w:spacing w:val="0"/>
+                <w:kern w:val="0"/>
+                <w:sz w:val="18"/>
+                <w:szCs w:val="18"/>
+                <w:bdr w:val="nil"/>
+                <w:lang w:val="en-US" w:eastAsia="zh-CN"/>
               </w:rPr>
               <w:t>：在</w:t>
             </w:r>
             <w:r>
               <w:rPr>
-                <w:rFonts w:hint="default" w:ascii="Segoe UI" w:hAnsi="Segoe UI" w:eastAsia="Segoe UI" w:cs="Segoe UI"/>
-                <w:i w:val="0"/>
-                <w:iCs w:val="0"/>
-                <w:caps w:val="0"/>
-                <w:snapToGrid w:val="0"/>
-                <w:color w:val="000000"/>
-                <w:spacing w:val="0"/>
-                <w:kern w:val="0"/>
-                <w:sz w:val="18"/>
-                <w:szCs w:val="18"/>
-                <w:lang w:val="en-US" w:eastAsia="zh-CN" w:bidi="ar"/>
+                <w:rFonts w:ascii="Segoe UI" w:eastAsia="Segoe UI" w:hAnsi="Segoe UI" w:cs="Segoe UI" w:hint="default"/>
+                <w:i w:val="0"/>
+                <w:iCs w:val="0"/>
+                <w:caps w:val="0"/>
+                <w:snapToGrid w:val="0"/>
+                <w:color w:val="000000"/>
+                <w:spacing w:val="0"/>
+                <w:kern w:val="0"/>
+                <w:sz w:val="18"/>
+                <w:szCs w:val="18"/>
+                <w:lang w:val="en-US" w:eastAsia="zh-CN"/>
               </w:rPr>
               <w:t>BudgetReleaseService中，增</w:t>
             </w:r>
             <w:r>
               <w:rPr>
-                <w:rFonts w:hint="default" w:ascii="Segoe UI" w:hAnsi="Segoe UI" w:eastAsia="Segoe UI" w:cs="Segoe UI"/>
-                <w:i w:val="0"/>
-                <w:iCs w:val="0"/>
-                <w:caps w:val="0"/>
-                <w:snapToGrid w:val="0"/>
-                <w:color w:val="000000"/>
-                <w:spacing w:val="0"/>
-                <w:kern w:val="0"/>
-                <w:sz w:val="18"/>
-                <w:szCs w:val="18"/>
-                <w:bdr w:val="none" w:color="auto" w:sz="0" w:space="0"/>
-                <w:lang w:val="en-US" w:eastAsia="zh-CN" w:bidi="ar"/>
+                <w:rFonts w:ascii="Segoe UI" w:eastAsia="Segoe UI" w:hAnsi="Segoe UI" w:cs="Segoe UI" w:hint="default"/>
+                <w:i w:val="0"/>
+                <w:iCs w:val="0"/>
+                <w:caps w:val="0"/>
+                <w:snapToGrid w:val="0"/>
+                <w:color w:val="000000"/>
+                <w:spacing w:val="0"/>
+                <w:kern w:val="0"/>
+                <w:sz w:val="18"/>
+                <w:szCs w:val="18"/>
+                <w:bdr w:val="nil"/>
+                <w:lang w:val="en-US" w:eastAsia="zh-CN"/>
               </w:rPr>
               <w:t>强对业务流程状态（尤其是“驳回”、“取消”）的监听与响应，确保在任何流程终结状态都能触发预占释放调用。</w:t>
             </w:r>
             <w:r>
               <w:rPr>
-                <w:rFonts w:hint="default" w:ascii="Segoe UI" w:hAnsi="Segoe UI" w:eastAsia="Segoe UI" w:cs="Segoe UI"/>
-                <w:i w:val="0"/>
-                <w:iCs w:val="0"/>
-                <w:caps w:val="0"/>
-                <w:snapToGrid w:val="0"/>
-                <w:color w:val="000000"/>
-                <w:spacing w:val="0"/>
-                <w:kern w:val="0"/>
-                <w:sz w:val="18"/>
-                <w:szCs w:val="18"/>
-                <w:bdr w:val="none" w:color="auto" w:sz="0" w:space="0"/>
-                <w:lang w:val="en-US" w:eastAsia="zh-CN" w:bidi="ar"/>
-              </w:rPr>
-              <w:br w:type="textWrapping"/>
-            </w:r>
-            <w:r>
-              <w:rPr>
-                <w:rFonts w:hint="default" w:ascii="Segoe UI" w:hAnsi="Segoe UI" w:eastAsia="Segoe UI" w:cs="Segoe UI"/>
-                <w:i w:val="0"/>
-                <w:iCs w:val="0"/>
-                <w:caps w:val="0"/>
-                <w:snapToGrid w:val="0"/>
-                <w:color w:val="000000"/>
-                <w:spacing w:val="0"/>
-                <w:kern w:val="0"/>
-                <w:sz w:val="18"/>
-                <w:szCs w:val="18"/>
-                <w:bdr w:val="none" w:color="auto" w:sz="0" w:space="0"/>
-                <w:lang w:val="en-US" w:eastAsia="zh-CN" w:bidi="ar"/>
+                <w:rFonts w:ascii="Segoe UI" w:eastAsia="Segoe UI" w:hAnsi="Segoe UI" w:cs="Segoe UI" w:hint="default"/>
+                <w:i w:val="0"/>
+                <w:iCs w:val="0"/>
+                <w:caps w:val="0"/>
+                <w:snapToGrid w:val="0"/>
+                <w:color w:val="000000"/>
+                <w:spacing w:val="0"/>
+                <w:kern w:val="0"/>
+                <w:sz w:val="18"/>
+                <w:szCs w:val="18"/>
+                <w:bdr w:val="nil"/>
+                <w:lang w:val="en-US" w:eastAsia="zh-CN"/>
+              </w:rPr>
+              <w:br/>
+            </w:r>
+            <w:r>
+              <w:rPr>
+                <w:rFonts w:ascii="Segoe UI" w:eastAsia="Segoe UI" w:hAnsi="Segoe UI" w:cs="Segoe UI" w:hint="default"/>
+                <w:i w:val="0"/>
+                <w:iCs w:val="0"/>
+                <w:caps w:val="0"/>
+                <w:snapToGrid w:val="0"/>
+                <w:color w:val="000000"/>
+                <w:spacing w:val="0"/>
+                <w:kern w:val="0"/>
+                <w:sz w:val="18"/>
+                <w:szCs w:val="18"/>
+                <w:bdr w:val="nil"/>
+                <w:lang w:val="en-US" w:eastAsia="zh-CN"/>
               </w:rPr>
               <w:t>2.</w:t>
             </w:r>
             <w:r>
               <w:rPr>
-                <w:rStyle w:val="4"/>
-                <w:rFonts w:hint="default" w:ascii="Segoe UI" w:hAnsi="Segoe UI" w:eastAsia="Segoe UI" w:cs="Segoe UI"/>
+                <w:rStyle w:val="Strong"/>
+                <w:rFonts w:ascii="Segoe UI" w:eastAsia="Segoe UI" w:hAnsi="Segoe UI" w:cs="Segoe UI" w:hint="default"/>
                 <w:b/>
                 <w:bCs/>
                 <w:i w:val="0"/>
@@ -1006,66 +988,66 @@
                 <w:kern w:val="0"/>
                 <w:sz w:val="18"/>
                 <w:szCs w:val="18"/>
-                <w:bdr w:val="none" w:color="auto" w:sz="0" w:space="0"/>
-                <w:lang w:val="en-US" w:eastAsia="zh-CN" w:bidi="ar"/>
+                <w:bdr w:val="nil"/>
+                <w:lang w:val="en-US" w:eastAsia="zh-CN"/>
               </w:rPr>
               <w:t>增加重试与告警机制</w:t>
             </w:r>
             <w:r>
               <w:rPr>
-                <w:rFonts w:hint="default" w:ascii="Segoe UI" w:hAnsi="Segoe UI" w:eastAsia="Segoe UI" w:cs="Segoe UI"/>
-                <w:i w:val="0"/>
-                <w:iCs w:val="0"/>
-                <w:caps w:val="0"/>
-                <w:snapToGrid w:val="0"/>
-                <w:color w:val="000000"/>
-                <w:spacing w:val="0"/>
-                <w:kern w:val="0"/>
-                <w:sz w:val="18"/>
-                <w:szCs w:val="18"/>
-                <w:bdr w:val="none" w:color="auto" w:sz="0" w:space="0"/>
-                <w:lang w:val="en-US" w:eastAsia="zh-CN" w:bidi="ar"/>
+                <w:rFonts w:ascii="Segoe UI" w:eastAsia="Segoe UI" w:hAnsi="Segoe UI" w:cs="Segoe UI" w:hint="default"/>
+                <w:i w:val="0"/>
+                <w:iCs w:val="0"/>
+                <w:caps w:val="0"/>
+                <w:snapToGrid w:val="0"/>
+                <w:color w:val="000000"/>
+                <w:spacing w:val="0"/>
+                <w:kern w:val="0"/>
+                <w:sz w:val="18"/>
+                <w:szCs w:val="18"/>
+                <w:bdr w:val="nil"/>
+                <w:lang w:val="en-US" w:eastAsia="zh-CN"/>
               </w:rPr>
               <w:t>：为预占释放操作增加失败重试逻辑（最多3次，间隔递增）。若最终失败，需记录详细日志并触发即时告警，通知运维人员。</w:t>
             </w:r>
             <w:r>
               <w:rPr>
-                <w:rFonts w:hint="default" w:ascii="Segoe UI" w:hAnsi="Segoe UI" w:eastAsia="Segoe UI" w:cs="Segoe UI"/>
-                <w:i w:val="0"/>
-                <w:iCs w:val="0"/>
-                <w:caps w:val="0"/>
-                <w:snapToGrid w:val="0"/>
-                <w:color w:val="000000"/>
-                <w:spacing w:val="0"/>
-                <w:kern w:val="0"/>
-                <w:sz w:val="18"/>
-                <w:szCs w:val="18"/>
-                <w:bdr w:val="none" w:color="auto" w:sz="0" w:space="0"/>
-                <w:lang w:val="en-US" w:eastAsia="zh-CN" w:bidi="ar"/>
-              </w:rPr>
-              <w:br w:type="textWrapping"/>
-            </w:r>
-            <w:r>
-              <w:rPr>
-                <w:rFonts w:hint="default" w:ascii="Segoe UI" w:hAnsi="Segoe UI" w:eastAsia="Segoe UI" w:cs="Segoe UI"/>
-                <w:i w:val="0"/>
-                <w:iCs w:val="0"/>
-                <w:caps w:val="0"/>
-                <w:snapToGrid w:val="0"/>
-                <w:color w:val="000000"/>
-                <w:spacing w:val="0"/>
-                <w:kern w:val="0"/>
-                <w:sz w:val="18"/>
-                <w:szCs w:val="18"/>
-                <w:bdr w:val="none" w:color="auto" w:sz="0" w:space="0"/>
-                <w:lang w:val="en-US" w:eastAsia="zh-CN" w:bidi="ar"/>
+                <w:rFonts w:ascii="Segoe UI" w:eastAsia="Segoe UI" w:hAnsi="Segoe UI" w:cs="Segoe UI" w:hint="default"/>
+                <w:i w:val="0"/>
+                <w:iCs w:val="0"/>
+                <w:caps w:val="0"/>
+                <w:snapToGrid w:val="0"/>
+                <w:color w:val="000000"/>
+                <w:spacing w:val="0"/>
+                <w:kern w:val="0"/>
+                <w:sz w:val="18"/>
+                <w:szCs w:val="18"/>
+                <w:bdr w:val="nil"/>
+                <w:lang w:val="en-US" w:eastAsia="zh-CN"/>
+              </w:rPr>
+              <w:br/>
+            </w:r>
+            <w:r>
+              <w:rPr>
+                <w:rFonts w:ascii="Segoe UI" w:eastAsia="Segoe UI" w:hAnsi="Segoe UI" w:cs="Segoe UI" w:hint="default"/>
+                <w:i w:val="0"/>
+                <w:iCs w:val="0"/>
+                <w:caps w:val="0"/>
+                <w:snapToGrid w:val="0"/>
+                <w:color w:val="000000"/>
+                <w:spacing w:val="0"/>
+                <w:kern w:val="0"/>
+                <w:sz w:val="18"/>
+                <w:szCs w:val="18"/>
+                <w:bdr w:val="nil"/>
+                <w:lang w:val="en-US" w:eastAsia="zh-CN"/>
               </w:rPr>
               <w:t>3.</w:t>
             </w:r>
             <w:r>
               <w:rPr>
-                <w:rStyle w:val="4"/>
-                <w:rFonts w:hint="default" w:ascii="Segoe UI" w:hAnsi="Segoe UI" w:eastAsia="Segoe UI" w:cs="Segoe UI"/>
+                <w:rStyle w:val="Strong"/>
+                <w:rFonts w:ascii="Segoe UI" w:eastAsia="Segoe UI" w:hAnsi="Segoe UI" w:cs="Segoe UI" w:hint="default"/>
                 <w:b/>
                 <w:bCs/>
                 <w:i w:val="0"/>
@@ -1077,25 +1059,25 @@
                 <w:kern w:val="0"/>
                 <w:sz w:val="18"/>
                 <w:szCs w:val="18"/>
-                <w:bdr w:val="none" w:color="auto" w:sz="0" w:space="0"/>
-                <w:lang w:val="en-US" w:eastAsia="zh-CN" w:bidi="ar"/>
+                <w:bdr w:val="nil"/>
+                <w:lang w:val="en-US" w:eastAsia="zh-CN"/>
               </w:rPr>
               <w:t>新增管理功能</w:t>
             </w:r>
             <w:r>
               <w:rPr>
-                <w:rFonts w:hint="default" w:ascii="Segoe UI" w:hAnsi="Segoe UI" w:eastAsia="Segoe UI" w:cs="Segoe UI"/>
-                <w:i w:val="0"/>
-                <w:iCs w:val="0"/>
-                <w:caps w:val="0"/>
-                <w:snapToGrid w:val="0"/>
-                <w:color w:val="000000"/>
-                <w:spacing w:val="0"/>
-                <w:kern w:val="0"/>
-                <w:sz w:val="18"/>
-                <w:szCs w:val="18"/>
-                <w:bdr w:val="none" w:color="auto" w:sz="0" w:space="0"/>
-                <w:lang w:val="en-US" w:eastAsia="zh-CN" w:bidi="ar"/>
+                <w:rFonts w:ascii="Segoe UI" w:eastAsia="Segoe UI" w:hAnsi="Segoe UI" w:cs="Segoe UI" w:hint="default"/>
+                <w:i w:val="0"/>
+                <w:iCs w:val="0"/>
+                <w:caps w:val="0"/>
+                <w:snapToGrid w:val="0"/>
+                <w:color w:val="000000"/>
+                <w:spacing w:val="0"/>
+                <w:kern w:val="0"/>
+                <w:sz w:val="18"/>
+                <w:szCs w:val="18"/>
+                <w:bdr w:val="nil"/>
+                <w:lang w:val="en-US" w:eastAsia="zh-CN"/>
               </w:rPr>
               <w:t>：在运营管理后台的“预算管理”模块下，增加“异常预占查询与清理”功能，供管理员进行查询和手动释放。</w:t>
             </w:r>
@@ -1104,14 +1086,9 @@
       </w:tr>
       <w:tr>
         <w:tblPrEx>
-          <w:tblBorders>
-            <w:top w:val="single" w:color="auto" w:sz="4" w:space="0"/>
-            <w:left w:val="single" w:color="auto" w:sz="4" w:space="0"/>
-            <w:bottom w:val="single" w:color="auto" w:sz="4" w:space="0"/>
-            <w:right w:val="single" w:color="auto" w:sz="4" w:space="0"/>
-            <w:insideH w:val="single" w:color="auto" w:sz="4" w:space="0"/>
-            <w:insideV w:val="single" w:color="auto" w:sz="4" w:space="0"/>
-          </w:tblBorders>
+          <w:tblW w:w="8522" w:type="dxa"/>
+          <w:tblInd w:w="0" w:type="dxa"/>
+          <w:shd w:val="clear" w:color="auto" w:fill="auto"/>
           <w:tblCellMar>
             <w:top w:w="15" w:type="dxa"/>
             <w:left w:w="15" w:type="dxa"/>
@@ -1120,16 +1097,16 @@
           </w:tblCellMar>
         </w:tblPrEx>
         <w:trPr>
-          <w:trHeight w:val="0" w:hRule="atLeast"/>
+          <w:trHeight w:val="0"/>
         </w:trPr>
         <w:tc>
           <w:tcPr>
             <w:tcW w:w="1509" w:type="dxa"/>
             <w:tcBorders>
-              <w:top w:val="single" w:color="auto" w:sz="4" w:space="0"/>
-              <w:left w:val="single" w:color="auto" w:sz="12" w:space="0"/>
-              <w:bottom w:val="single" w:color="auto" w:sz="4" w:space="0"/>
-              <w:right w:val="single" w:color="auto" w:sz="4" w:space="0"/>
+              <w:top w:val="single" w:sz="4" w:space="0" w:color="auto"/>
+              <w:left w:val="single" w:sz="12" w:space="0" w:color="auto"/>
+              <w:bottom w:val="single" w:sz="4" w:space="0" w:color="auto"/>
+              <w:right w:val="single" w:sz="4" w:space="0" w:color="auto"/>
             </w:tcBorders>
             <w:shd w:val="clear" w:color="auto" w:fill="auto"/>
             <w:tcMar>
@@ -1148,10 +1125,10 @@
               <w:suppressLineNumbers w:val="0"/>
               <w:snapToGrid w:val="0"/>
               <w:spacing w:line="240" w:lineRule="auto"/>
-              <w:ind w:left="0" w:leftChars="0" w:right="0" w:rightChars="0" w:firstLine="0" w:firstLineChars="0"/>
+              <w:ind w:left="0" w:right="0" w:firstLine="0" w:leftChars="0" w:rightChars="0" w:firstLineChars="0"/>
               <w:jc w:val="center"/>
               <w:rPr>
-                <w:rFonts w:hint="default" w:ascii="Segoe UI" w:hAnsi="Segoe UI" w:eastAsia="Segoe UI" w:cs="Segoe UI"/>
+                <w:rFonts w:ascii="Segoe UI" w:eastAsia="Segoe UI" w:hAnsi="Segoe UI" w:cs="Segoe UI" w:hint="default"/>
                 <w:i w:val="0"/>
                 <w:iCs w:val="0"/>
                 <w:caps w:val="0"/>
@@ -1163,8 +1140,8 @@
             </w:pPr>
             <w:r>
               <w:rPr>
-                <w:rStyle w:val="4"/>
-                <w:rFonts w:hint="default" w:ascii="Segoe UI" w:hAnsi="Segoe UI" w:eastAsia="Segoe UI" w:cs="Segoe UI"/>
+                <w:rStyle w:val="Strong"/>
+                <w:rFonts w:ascii="Segoe UI" w:eastAsia="Segoe UI" w:hAnsi="Segoe UI" w:cs="Segoe UI" w:hint="default"/>
                 <w:b/>
                 <w:bCs/>
                 <w:i w:val="0"/>
@@ -1176,8 +1153,8 @@
                 <w:kern w:val="0"/>
                 <w:sz w:val="18"/>
                 <w:szCs w:val="18"/>
-                <w:bdr w:val="none" w:color="auto" w:sz="0" w:space="0"/>
-                <w:lang w:val="en-US" w:eastAsia="zh-CN" w:bidi="ar"/>
+                <w:bdr w:val="nil"/>
+                <w:lang w:val="en-US" w:eastAsia="zh-CN"/>
               </w:rPr>
               <w:t>影响系统/服务</w:t>
             </w:r>
@@ -1187,10 +1164,10 @@
           <w:tcPr>
             <w:tcW w:w="7013" w:type="dxa"/>
             <w:tcBorders>
-              <w:top w:val="single" w:color="auto" w:sz="4" w:space="0"/>
-              <w:left w:val="single" w:color="auto" w:sz="4" w:space="0"/>
-              <w:bottom w:val="single" w:color="auto" w:sz="4" w:space="0"/>
-              <w:right w:val="single" w:color="auto" w:sz="12" w:space="0"/>
+              <w:top w:val="single" w:sz="4" w:space="0" w:color="auto"/>
+              <w:left w:val="single" w:sz="4" w:space="0" w:color="auto"/>
+              <w:bottom w:val="single" w:sz="4" w:space="0" w:color="auto"/>
+              <w:right w:val="single" w:sz="12" w:space="0" w:color="auto"/>
             </w:tcBorders>
             <w:shd w:val="clear" w:color="auto" w:fill="auto"/>
             <w:tcMar>
@@ -1209,10 +1186,10 @@
               <w:suppressLineNumbers w:val="0"/>
               <w:snapToGrid w:val="0"/>
               <w:spacing w:line="240" w:lineRule="auto"/>
-              <w:ind w:left="0" w:leftChars="0" w:right="0" w:rightChars="0" w:firstLine="0" w:firstLineChars="0"/>
+              <w:ind w:left="0" w:right="0" w:firstLine="0" w:leftChars="0" w:rightChars="0" w:firstLineChars="0"/>
               <w:jc w:val="left"/>
               <w:rPr>
-                <w:rFonts w:hint="default" w:ascii="Segoe UI" w:hAnsi="Segoe UI" w:eastAsia="Segoe UI" w:cs="Segoe UI"/>
+                <w:rFonts w:ascii="Segoe UI" w:eastAsia="Segoe UI" w:hAnsi="Segoe UI" w:cs="Segoe UI" w:hint="default"/>
                 <w:i w:val="0"/>
                 <w:iCs w:val="0"/>
                 <w:caps w:val="0"/>
@@ -1224,18 +1201,18 @@
             </w:pPr>
             <w:r>
               <w:rPr>
-                <w:rFonts w:hint="default" w:ascii="Segoe UI" w:hAnsi="Segoe UI" w:eastAsia="Segoe UI" w:cs="Segoe UI"/>
-                <w:i w:val="0"/>
-                <w:iCs w:val="0"/>
-                <w:caps w:val="0"/>
-                <w:snapToGrid w:val="0"/>
-                <w:color w:val="000000"/>
-                <w:spacing w:val="0"/>
-                <w:kern w:val="0"/>
-                <w:sz w:val="18"/>
-                <w:szCs w:val="18"/>
-                <w:bdr w:val="none" w:color="auto" w:sz="0" w:space="0"/>
-                <w:lang w:val="en-US" w:eastAsia="zh-CN" w:bidi="ar"/>
+                <w:rFonts w:ascii="Segoe UI" w:eastAsia="Segoe UI" w:hAnsi="Segoe UI" w:cs="Segoe UI" w:hint="default"/>
+                <w:i w:val="0"/>
+                <w:iCs w:val="0"/>
+                <w:caps w:val="0"/>
+                <w:snapToGrid w:val="0"/>
+                <w:color w:val="000000"/>
+                <w:spacing w:val="0"/>
+                <w:kern w:val="0"/>
+                <w:sz w:val="18"/>
+                <w:szCs w:val="18"/>
+                <w:bdr w:val="nil"/>
+                <w:lang w:val="en-US" w:eastAsia="zh-CN"/>
               </w:rPr>
               <w:t>翔云系统 - 预算管理模块、项目管理模块、所有调用预算预占/释放服务的业务流程。</w:t>
             </w:r>
@@ -1244,14 +1221,8 @@
       </w:tr>
       <w:tr>
         <w:tblPrEx>
-          <w:tblBorders>
-            <w:top w:val="single" w:color="auto" w:sz="4" w:space="0"/>
-            <w:left w:val="single" w:color="auto" w:sz="4" w:space="0"/>
-            <w:bottom w:val="single" w:color="auto" w:sz="4" w:space="0"/>
-            <w:right w:val="single" w:color="auto" w:sz="4" w:space="0"/>
-            <w:insideH w:val="single" w:color="auto" w:sz="4" w:space="0"/>
-            <w:insideV w:val="single" w:color="auto" w:sz="4" w:space="0"/>
-          </w:tblBorders>
+          <w:tblW w:w="8522" w:type="dxa"/>
+          <w:tblInd w:w="0" w:type="dxa"/>
           <w:shd w:val="clear" w:color="auto" w:fill="auto"/>
           <w:tblCellMar>
             <w:top w:w="15" w:type="dxa"/>
@@ -1261,16 +1232,16 @@
           </w:tblCellMar>
         </w:tblPrEx>
         <w:trPr>
-          <w:trHeight w:val="0" w:hRule="atLeast"/>
+          <w:trHeight w:val="0"/>
         </w:trPr>
         <w:tc>
           <w:tcPr>
             <w:tcW w:w="1509" w:type="dxa"/>
             <w:tcBorders>
-              <w:top w:val="single" w:color="auto" w:sz="4" w:space="0"/>
-              <w:left w:val="single" w:color="auto" w:sz="12" w:space="0"/>
-              <w:bottom w:val="single" w:color="auto" w:sz="4" w:space="0"/>
-              <w:right w:val="single" w:color="auto" w:sz="4" w:space="0"/>
+              <w:top w:val="single" w:sz="4" w:space="0" w:color="auto"/>
+              <w:left w:val="single" w:sz="12" w:space="0" w:color="auto"/>
+              <w:bottom w:val="single" w:sz="4" w:space="0" w:color="auto"/>
+              <w:right w:val="single" w:sz="4" w:space="0" w:color="auto"/>
             </w:tcBorders>
             <w:shd w:val="clear" w:color="auto" w:fill="auto"/>
             <w:tcMar>
@@ -1289,10 +1260,10 @@
               <w:suppressLineNumbers w:val="0"/>
               <w:snapToGrid w:val="0"/>
               <w:spacing w:line="240" w:lineRule="auto"/>
-              <w:ind w:left="0" w:leftChars="0" w:right="0" w:rightChars="0" w:firstLine="0" w:firstLineChars="0"/>
+              <w:ind w:left="0" w:right="0" w:firstLine="0" w:leftChars="0" w:rightChars="0" w:firstLineChars="0"/>
               <w:jc w:val="center"/>
               <w:rPr>
-                <w:rFonts w:hint="default" w:ascii="Segoe UI" w:hAnsi="Segoe UI" w:eastAsia="Segoe UI" w:cs="Segoe UI"/>
+                <w:rFonts w:ascii="Segoe UI" w:eastAsia="Segoe UI" w:hAnsi="Segoe UI" w:cs="Segoe UI" w:hint="default"/>
                 <w:i w:val="0"/>
                 <w:iCs w:val="0"/>
                 <w:caps w:val="0"/>
@@ -1304,8 +1275,8 @@
             </w:pPr>
             <w:r>
               <w:rPr>
-                <w:rStyle w:val="4"/>
-                <w:rFonts w:hint="default" w:ascii="Segoe UI" w:hAnsi="Segoe UI" w:eastAsia="Segoe UI" w:cs="Segoe UI"/>
+                <w:rStyle w:val="Strong"/>
+                <w:rFonts w:ascii="Segoe UI" w:eastAsia="Segoe UI" w:hAnsi="Segoe UI" w:cs="Segoe UI" w:hint="default"/>
                 <w:b/>
                 <w:bCs/>
                 <w:i w:val="0"/>
@@ -1317,8 +1288,8 @@
                 <w:kern w:val="0"/>
                 <w:sz w:val="18"/>
                 <w:szCs w:val="18"/>
-                <w:bdr w:val="none" w:color="auto" w:sz="0" w:space="0"/>
-                <w:lang w:val="en-US" w:eastAsia="zh-CN" w:bidi="ar"/>
+                <w:bdr w:val="nil"/>
+                <w:lang w:val="en-US" w:eastAsia="zh-CN"/>
               </w:rPr>
               <w:t>实施负责人</w:t>
             </w:r>
@@ -1328,10 +1299,10 @@
           <w:tcPr>
             <w:tcW w:w="7013" w:type="dxa"/>
             <w:tcBorders>
-              <w:top w:val="single" w:color="auto" w:sz="4" w:space="0"/>
-              <w:left w:val="single" w:color="auto" w:sz="4" w:space="0"/>
-              <w:bottom w:val="single" w:color="auto" w:sz="4" w:space="0"/>
-              <w:right w:val="single" w:color="auto" w:sz="12" w:space="0"/>
+              <w:top w:val="single" w:sz="4" w:space="0" w:color="auto"/>
+              <w:left w:val="single" w:sz="4" w:space="0" w:color="auto"/>
+              <w:bottom w:val="single" w:sz="4" w:space="0" w:color="auto"/>
+              <w:right w:val="single" w:sz="12" w:space="0" w:color="auto"/>
             </w:tcBorders>
             <w:shd w:val="clear" w:color="auto" w:fill="auto"/>
             <w:tcMar>
@@ -1350,10 +1321,10 @@
               <w:suppressLineNumbers w:val="0"/>
               <w:snapToGrid w:val="0"/>
               <w:spacing w:line="240" w:lineRule="auto"/>
-              <w:ind w:left="0" w:leftChars="0" w:right="0" w:rightChars="0" w:firstLine="0" w:firstLineChars="0"/>
+              <w:ind w:left="0" w:right="0" w:firstLine="0" w:leftChars="0" w:rightChars="0" w:firstLineChars="0"/>
               <w:jc w:val="left"/>
               <w:rPr>
-                <w:rFonts w:hint="default" w:ascii="Segoe UI" w:hAnsi="Segoe UI" w:eastAsia="Segoe UI" w:cs="Segoe UI"/>
+                <w:rFonts w:ascii="Segoe UI" w:eastAsia="Segoe UI" w:hAnsi="Segoe UI" w:cs="Segoe UI" w:hint="default"/>
                 <w:i w:val="0"/>
                 <w:iCs w:val="0"/>
                 <w:caps w:val="0"/>
@@ -1365,18 +1336,18 @@
             </w:pPr>
             <w:r>
               <w:rPr>
-                <w:rFonts w:hint="default" w:ascii="Segoe UI" w:hAnsi="Segoe UI" w:eastAsia="Segoe UI" w:cs="Segoe UI"/>
-                <w:i w:val="0"/>
-                <w:iCs w:val="0"/>
-                <w:caps w:val="0"/>
-                <w:snapToGrid w:val="0"/>
-                <w:color w:val="000000"/>
-                <w:spacing w:val="0"/>
-                <w:kern w:val="0"/>
-                <w:sz w:val="18"/>
-                <w:szCs w:val="18"/>
-                <w:bdr w:val="none" w:color="auto" w:sz="0" w:space="0"/>
-                <w:lang w:val="en-US" w:eastAsia="zh-CN" w:bidi="ar"/>
+                <w:rFonts w:ascii="Segoe UI" w:eastAsia="Segoe UI" w:hAnsi="Segoe UI" w:cs="Segoe UI" w:hint="default"/>
+                <w:i w:val="0"/>
+                <w:iCs w:val="0"/>
+                <w:caps w:val="0"/>
+                <w:snapToGrid w:val="0"/>
+                <w:color w:val="000000"/>
+                <w:spacing w:val="0"/>
+                <w:kern w:val="0"/>
+                <w:sz w:val="18"/>
+                <w:szCs w:val="18"/>
+                <w:bdr w:val="nil"/>
+                <w:lang w:val="en-US" w:eastAsia="zh-CN"/>
               </w:rPr>
               <w:t>开发工程师 - 张伟（后端组）</w:t>
             </w:r>
@@ -1385,14 +1356,8 @@
       </w:tr>
       <w:tr>
         <w:tblPrEx>
-          <w:tblBorders>
-            <w:top w:val="single" w:color="auto" w:sz="4" w:space="0"/>
-            <w:left w:val="single" w:color="auto" w:sz="4" w:space="0"/>
-            <w:bottom w:val="single" w:color="auto" w:sz="4" w:space="0"/>
-            <w:right w:val="single" w:color="auto" w:sz="4" w:space="0"/>
-            <w:insideH w:val="single" w:color="auto" w:sz="4" w:space="0"/>
-            <w:insideV w:val="single" w:color="auto" w:sz="4" w:space="0"/>
-          </w:tblBorders>
+          <w:tblW w:w="8522" w:type="dxa"/>
+          <w:tblInd w:w="0" w:type="dxa"/>
           <w:shd w:val="clear" w:color="auto" w:fill="auto"/>
           <w:tblCellMar>
             <w:top w:w="15" w:type="dxa"/>
@@ -1402,16 +1367,16 @@
           </w:tblCellMar>
         </w:tblPrEx>
         <w:trPr>
-          <w:trHeight w:val="0" w:hRule="atLeast"/>
+          <w:trHeight w:val="0"/>
         </w:trPr>
         <w:tc>
           <w:tcPr>
             <w:tcW w:w="1509" w:type="dxa"/>
             <w:tcBorders>
-              <w:top w:val="single" w:color="auto" w:sz="4" w:space="0"/>
-              <w:left w:val="single" w:color="auto" w:sz="12" w:space="0"/>
-              <w:bottom w:val="single" w:color="auto" w:sz="4" w:space="0"/>
-              <w:right w:val="single" w:color="auto" w:sz="4" w:space="0"/>
+              <w:top w:val="single" w:sz="4" w:space="0" w:color="auto"/>
+              <w:left w:val="single" w:sz="12" w:space="0" w:color="auto"/>
+              <w:bottom w:val="single" w:sz="4" w:space="0" w:color="auto"/>
+              <w:right w:val="single" w:sz="4" w:space="0" w:color="auto"/>
             </w:tcBorders>
             <w:shd w:val="clear" w:color="auto" w:fill="auto"/>
             <w:tcMar>
@@ -1430,10 +1395,10 @@
               <w:suppressLineNumbers w:val="0"/>
               <w:snapToGrid w:val="0"/>
               <w:spacing w:line="240" w:lineRule="auto"/>
-              <w:ind w:left="0" w:leftChars="0" w:right="0" w:rightChars="0" w:firstLine="0" w:firstLineChars="0"/>
+              <w:ind w:left="0" w:right="0" w:firstLine="0" w:leftChars="0" w:rightChars="0" w:firstLineChars="0"/>
               <w:jc w:val="center"/>
               <w:rPr>
-                <w:rFonts w:hint="default" w:ascii="Segoe UI" w:hAnsi="Segoe UI" w:eastAsia="Segoe UI" w:cs="Segoe UI"/>
+                <w:rFonts w:ascii="Segoe UI" w:eastAsia="Segoe UI" w:hAnsi="Segoe UI" w:cs="Segoe UI" w:hint="default"/>
                 <w:i w:val="0"/>
                 <w:iCs w:val="0"/>
                 <w:caps w:val="0"/>
@@ -1445,8 +1410,8 @@
             </w:pPr>
             <w:r>
               <w:rPr>
-                <w:rStyle w:val="4"/>
-                <w:rFonts w:hint="default" w:ascii="Segoe UI" w:hAnsi="Segoe UI" w:eastAsia="Segoe UI" w:cs="Segoe UI"/>
+                <w:rStyle w:val="Strong"/>
+                <w:rFonts w:ascii="Segoe UI" w:eastAsia="Segoe UI" w:hAnsi="Segoe UI" w:cs="Segoe UI" w:hint="default"/>
                 <w:b/>
                 <w:bCs/>
                 <w:i w:val="0"/>
@@ -1458,8 +1423,8 @@
                 <w:kern w:val="0"/>
                 <w:sz w:val="18"/>
                 <w:szCs w:val="18"/>
-                <w:bdr w:val="none" w:color="auto" w:sz="0" w:space="0"/>
-                <w:lang w:val="en-US" w:eastAsia="zh-CN" w:bidi="ar"/>
+                <w:bdr w:val="nil"/>
+                <w:lang w:val="en-US" w:eastAsia="zh-CN"/>
               </w:rPr>
               <w:t>计划实施时间</w:t>
             </w:r>
@@ -1469,10 +1434,10 @@
           <w:tcPr>
             <w:tcW w:w="7013" w:type="dxa"/>
             <w:tcBorders>
-              <w:top w:val="single" w:color="auto" w:sz="4" w:space="0"/>
-              <w:left w:val="single" w:color="auto" w:sz="4" w:space="0"/>
-              <w:bottom w:val="single" w:color="auto" w:sz="4" w:space="0"/>
-              <w:right w:val="single" w:color="auto" w:sz="12" w:space="0"/>
+              <w:top w:val="single" w:sz="4" w:space="0" w:color="auto"/>
+              <w:left w:val="single" w:sz="4" w:space="0" w:color="auto"/>
+              <w:bottom w:val="single" w:sz="4" w:space="0" w:color="auto"/>
+              <w:right w:val="single" w:sz="12" w:space="0" w:color="auto"/>
             </w:tcBorders>
             <w:shd w:val="clear" w:color="auto" w:fill="auto"/>
             <w:tcMar>
@@ -1491,10 +1456,10 @@
               <w:suppressLineNumbers w:val="0"/>
               <w:snapToGrid w:val="0"/>
               <w:spacing w:line="240" w:lineRule="auto"/>
-              <w:ind w:left="0" w:leftChars="0" w:right="0" w:rightChars="0" w:firstLine="0" w:firstLineChars="0"/>
+              <w:ind w:left="0" w:right="0" w:firstLine="0" w:leftChars="0" w:rightChars="0" w:firstLineChars="0"/>
               <w:jc w:val="left"/>
               <w:rPr>
-                <w:rFonts w:hint="default" w:ascii="Segoe UI" w:hAnsi="Segoe UI" w:eastAsia="Segoe UI" w:cs="Segoe UI"/>
+                <w:rFonts w:ascii="Segoe UI" w:eastAsia="Segoe UI" w:hAnsi="Segoe UI" w:cs="Segoe UI" w:hint="default"/>
                 <w:i w:val="0"/>
                 <w:iCs w:val="0"/>
                 <w:caps w:val="0"/>
@@ -1506,8 +1471,8 @@
             </w:pPr>
             <w:r>
               <w:rPr>
-                <w:rStyle w:val="4"/>
-                <w:rFonts w:hint="default" w:ascii="Segoe UI" w:hAnsi="Segoe UI" w:eastAsia="Segoe UI" w:cs="Segoe UI"/>
+                <w:rStyle w:val="Strong"/>
+                <w:rFonts w:ascii="Segoe UI" w:eastAsia="Segoe UI" w:hAnsi="Segoe UI" w:cs="Segoe UI" w:hint="default"/>
                 <w:b/>
                 <w:bCs/>
                 <w:i w:val="0"/>
@@ -1519,49 +1484,49 @@
                 <w:kern w:val="0"/>
                 <w:sz w:val="18"/>
                 <w:szCs w:val="18"/>
-                <w:bdr w:val="none" w:color="auto" w:sz="0" w:space="0"/>
-                <w:lang w:val="en-US" w:eastAsia="zh-CN" w:bidi="ar"/>
+                <w:bdr w:val="nil"/>
+                <w:lang w:val="en-US" w:eastAsia="zh-CN"/>
               </w:rPr>
               <w:t>窗口期：</w:t>
             </w:r>
             <w:r>
               <w:rPr>
-                <w:rFonts w:hint="default" w:ascii="Segoe UI" w:hAnsi="Segoe UI" w:eastAsia="Segoe UI" w:cs="Segoe UI"/>
-                <w:i w:val="0"/>
-                <w:iCs w:val="0"/>
-                <w:caps w:val="0"/>
-                <w:snapToGrid w:val="0"/>
-                <w:color w:val="000000"/>
-                <w:spacing w:val="0"/>
-                <w:kern w:val="0"/>
-                <w:sz w:val="18"/>
-                <w:szCs w:val="18"/>
-                <w:bdr w:val="none" w:color="auto" w:sz="0" w:space="0"/>
-                <w:lang w:val="en-US" w:eastAsia="zh-CN" w:bidi="ar"/>
+                <w:rFonts w:ascii="Segoe UI" w:eastAsia="Segoe UI" w:hAnsi="Segoe UI" w:cs="Segoe UI" w:hint="default"/>
+                <w:i w:val="0"/>
+                <w:iCs w:val="0"/>
+                <w:caps w:val="0"/>
+                <w:snapToGrid w:val="0"/>
+                <w:color w:val="000000"/>
+                <w:spacing w:val="0"/>
+                <w:kern w:val="0"/>
+                <w:sz w:val="18"/>
+                <w:szCs w:val="18"/>
+                <w:bdr w:val="nil"/>
+                <w:lang w:val="en-US" w:eastAsia="zh-CN"/>
               </w:rPr>
               <w:t>2025年11月14日（周五）</w:t>
             </w:r>
             <w:r>
               <w:rPr>
-                <w:rFonts w:hint="default" w:ascii="Segoe UI" w:hAnsi="Segoe UI" w:eastAsia="Segoe UI" w:cs="Segoe UI"/>
-                <w:i w:val="0"/>
-                <w:iCs w:val="0"/>
-                <w:caps w:val="0"/>
-                <w:snapToGrid w:val="0"/>
-                <w:color w:val="000000"/>
-                <w:spacing w:val="0"/>
-                <w:kern w:val="0"/>
-                <w:sz w:val="18"/>
-                <w:szCs w:val="18"/>
-                <w:bdr w:val="none" w:color="auto" w:sz="0" w:space="0"/>
-                <w:lang w:val="en-US" w:eastAsia="zh-CN" w:bidi="ar"/>
-              </w:rPr>
-              <w:br w:type="textWrapping"/>
-            </w:r>
-            <w:r>
-              <w:rPr>
-                <w:rStyle w:val="4"/>
-                <w:rFonts w:hint="default" w:ascii="Segoe UI" w:hAnsi="Segoe UI" w:eastAsia="Segoe UI" w:cs="Segoe UI"/>
+                <w:rFonts w:ascii="Segoe UI" w:eastAsia="Segoe UI" w:hAnsi="Segoe UI" w:cs="Segoe UI" w:hint="default"/>
+                <w:i w:val="0"/>
+                <w:iCs w:val="0"/>
+                <w:caps w:val="0"/>
+                <w:snapToGrid w:val="0"/>
+                <w:color w:val="000000"/>
+                <w:spacing w:val="0"/>
+                <w:kern w:val="0"/>
+                <w:sz w:val="18"/>
+                <w:szCs w:val="18"/>
+                <w:bdr w:val="nil"/>
+                <w:lang w:val="en-US" w:eastAsia="zh-CN"/>
+              </w:rPr>
+              <w:br/>
+            </w:r>
+            <w:r>
+              <w:rPr>
+                <w:rStyle w:val="Strong"/>
+                <w:rFonts w:ascii="Segoe UI" w:eastAsia="Segoe UI" w:hAnsi="Segoe UI" w:cs="Segoe UI" w:hint="default"/>
                 <w:b/>
                 <w:bCs/>
                 <w:i w:val="0"/>
@@ -1573,25 +1538,25 @@
                 <w:kern w:val="0"/>
                 <w:sz w:val="18"/>
                 <w:szCs w:val="18"/>
-                <w:bdr w:val="none" w:color="auto" w:sz="0" w:space="0"/>
-                <w:lang w:val="en-US" w:eastAsia="zh-CN" w:bidi="ar"/>
+                <w:bdr w:val="nil"/>
+                <w:lang w:val="en-US" w:eastAsia="zh-CN"/>
               </w:rPr>
               <w:t>理由：</w:t>
             </w:r>
             <w:r>
               <w:rPr>
-                <w:rFonts w:hint="default" w:ascii="Segoe UI" w:hAnsi="Segoe UI" w:eastAsia="Segoe UI" w:cs="Segoe UI"/>
-                <w:i w:val="0"/>
-                <w:iCs w:val="0"/>
-                <w:caps w:val="0"/>
-                <w:snapToGrid w:val="0"/>
-                <w:color w:val="000000"/>
-                <w:spacing w:val="0"/>
-                <w:kern w:val="0"/>
-                <w:sz w:val="18"/>
-                <w:szCs w:val="18"/>
-                <w:bdr w:val="none" w:color="auto" w:sz="0" w:space="0"/>
-                <w:lang w:val="en-US" w:eastAsia="zh-CN" w:bidi="ar"/>
+                <w:rFonts w:ascii="Segoe UI" w:eastAsia="Segoe UI" w:hAnsi="Segoe UI" w:cs="Segoe UI" w:hint="default"/>
+                <w:i w:val="0"/>
+                <w:iCs w:val="0"/>
+                <w:caps w:val="0"/>
+                <w:snapToGrid w:val="0"/>
+                <w:color w:val="000000"/>
+                <w:spacing w:val="0"/>
+                <w:kern w:val="0"/>
+                <w:sz w:val="18"/>
+                <w:szCs w:val="18"/>
+                <w:bdr w:val="nil"/>
+                <w:lang w:val="en-US" w:eastAsia="zh-CN"/>
               </w:rPr>
               <w:t>业务低峰期，影响最小。</w:t>
             </w:r>
@@ -1600,14 +1565,9 @@
       </w:tr>
       <w:tr>
         <w:tblPrEx>
-          <w:tblBorders>
-            <w:top w:val="single" w:color="auto" w:sz="4" w:space="0"/>
-            <w:left w:val="single" w:color="auto" w:sz="4" w:space="0"/>
-            <w:bottom w:val="single" w:color="auto" w:sz="4" w:space="0"/>
-            <w:right w:val="single" w:color="auto" w:sz="4" w:space="0"/>
-            <w:insideH w:val="single" w:color="auto" w:sz="4" w:space="0"/>
-            <w:insideV w:val="single" w:color="auto" w:sz="4" w:space="0"/>
-          </w:tblBorders>
+          <w:tblW w:w="8522" w:type="dxa"/>
+          <w:tblInd w:w="0" w:type="dxa"/>
+          <w:shd w:val="clear" w:color="auto" w:fill="auto"/>
           <w:tblCellMar>
             <w:top w:w="15" w:type="dxa"/>
             <w:left w:w="15" w:type="dxa"/>
@@ -1616,16 +1576,16 @@
           </w:tblCellMar>
         </w:tblPrEx>
         <w:trPr>
-          <w:trHeight w:val="0" w:hRule="atLeast"/>
+          <w:trHeight w:val="0"/>
         </w:trPr>
         <w:tc>
           <w:tcPr>
             <w:tcW w:w="1509" w:type="dxa"/>
             <w:tcBorders>
-              <w:top w:val="single" w:color="auto" w:sz="4" w:space="0"/>
-              <w:left w:val="single" w:color="auto" w:sz="12" w:space="0"/>
-              <w:bottom w:val="single" w:color="auto" w:sz="4" w:space="0"/>
-              <w:right w:val="single" w:color="auto" w:sz="4" w:space="0"/>
+              <w:top w:val="single" w:sz="4" w:space="0" w:color="auto"/>
+              <w:left w:val="single" w:sz="12" w:space="0" w:color="auto"/>
+              <w:bottom w:val="single" w:sz="4" w:space="0" w:color="auto"/>
+              <w:right w:val="single" w:sz="4" w:space="0" w:color="auto"/>
             </w:tcBorders>
             <w:shd w:val="clear" w:color="auto" w:fill="auto"/>
             <w:tcMar>
@@ -1644,10 +1604,10 @@
               <w:suppressLineNumbers w:val="0"/>
               <w:snapToGrid w:val="0"/>
               <w:spacing w:line="240" w:lineRule="auto"/>
-              <w:ind w:left="0" w:leftChars="0" w:right="0" w:rightChars="0" w:firstLine="0" w:firstLineChars="0"/>
+              <w:ind w:left="0" w:right="0" w:firstLine="0" w:leftChars="0" w:rightChars="0" w:firstLineChars="0"/>
               <w:jc w:val="center"/>
               <w:rPr>
-                <w:rFonts w:hint="default" w:ascii="Segoe UI" w:hAnsi="Segoe UI" w:eastAsia="Segoe UI" w:cs="Segoe UI"/>
+                <w:rFonts w:ascii="Segoe UI" w:eastAsia="Segoe UI" w:hAnsi="Segoe UI" w:cs="Segoe UI" w:hint="default"/>
                 <w:i w:val="0"/>
                 <w:iCs w:val="0"/>
                 <w:caps w:val="0"/>
@@ -1659,8 +1619,8 @@
             </w:pPr>
             <w:r>
               <w:rPr>
-                <w:rStyle w:val="4"/>
-                <w:rFonts w:hint="default" w:ascii="Segoe UI" w:hAnsi="Segoe UI" w:eastAsia="Segoe UI" w:cs="Segoe UI"/>
+                <w:rStyle w:val="Strong"/>
+                <w:rFonts w:ascii="Segoe UI" w:eastAsia="Segoe UI" w:hAnsi="Segoe UI" w:cs="Segoe UI" w:hint="default"/>
                 <w:b/>
                 <w:bCs/>
                 <w:i w:val="0"/>
@@ -1672,8 +1632,8 @@
                 <w:kern w:val="0"/>
                 <w:sz w:val="18"/>
                 <w:szCs w:val="18"/>
-                <w:bdr w:val="none" w:color="auto" w:sz="0" w:space="0"/>
-                <w:lang w:val="en-US" w:eastAsia="zh-CN" w:bidi="ar"/>
+                <w:bdr w:val="nil"/>
+                <w:lang w:val="en-US" w:eastAsia="zh-CN"/>
               </w:rPr>
               <w:t>风险评估与缓解</w:t>
             </w:r>
@@ -1683,10 +1643,10 @@
           <w:tcPr>
             <w:tcW w:w="7013" w:type="dxa"/>
             <w:tcBorders>
-              <w:top w:val="single" w:color="auto" w:sz="4" w:space="0"/>
-              <w:left w:val="single" w:color="auto" w:sz="4" w:space="0"/>
-              <w:bottom w:val="single" w:color="auto" w:sz="4" w:space="0"/>
-              <w:right w:val="single" w:color="auto" w:sz="12" w:space="0"/>
+              <w:top w:val="single" w:sz="4" w:space="0" w:color="auto"/>
+              <w:left w:val="single" w:sz="4" w:space="0" w:color="auto"/>
+              <w:bottom w:val="single" w:sz="4" w:space="0" w:color="auto"/>
+              <w:right w:val="single" w:sz="12" w:space="0" w:color="auto"/>
             </w:tcBorders>
             <w:shd w:val="clear" w:color="auto" w:fill="auto"/>
             <w:tcMar>
@@ -1705,27 +1665,27 @@
               <w:suppressLineNumbers w:val="0"/>
               <w:snapToGrid w:val="0"/>
               <w:spacing w:line="240" w:lineRule="auto"/>
-              <w:ind w:left="0" w:leftChars="0" w:right="0" w:rightChars="0" w:firstLine="0" w:firstLineChars="0"/>
+              <w:ind w:left="0" w:right="0" w:firstLine="0" w:leftChars="0" w:rightChars="0" w:firstLineChars="0"/>
               <w:jc w:val="both"/>
               <w:rPr>
-                <w:rFonts w:hint="default" w:ascii="Segoe UI" w:hAnsi="Segoe UI" w:eastAsia="Segoe UI" w:cs="Segoe UI"/>
-                <w:i w:val="0"/>
-                <w:iCs w:val="0"/>
-                <w:caps w:val="0"/>
-                <w:snapToGrid w:val="0"/>
-                <w:color w:val="000000"/>
-                <w:spacing w:val="0"/>
-                <w:kern w:val="0"/>
-                <w:sz w:val="18"/>
-                <w:szCs w:val="18"/>
-                <w:bdr w:val="none" w:color="auto" w:sz="0" w:space="0"/>
-                <w:lang w:val="en-US" w:eastAsia="zh-CN" w:bidi="ar"/>
+                <w:rFonts w:ascii="Segoe UI" w:eastAsia="Segoe UI" w:hAnsi="Segoe UI" w:cs="Segoe UI" w:hint="default"/>
+                <w:i w:val="0"/>
+                <w:iCs w:val="0"/>
+                <w:caps w:val="0"/>
+                <w:snapToGrid w:val="0"/>
+                <w:color w:val="000000"/>
+                <w:spacing w:val="0"/>
+                <w:kern w:val="0"/>
+                <w:sz w:val="18"/>
+                <w:szCs w:val="18"/>
+                <w:bdr w:val="nil"/>
+                <w:lang w:val="en-US" w:eastAsia="zh-CN"/>
               </w:rPr>
             </w:pPr>
             <w:r>
               <w:rPr>
-                <w:rStyle w:val="4"/>
-                <w:rFonts w:hint="default" w:ascii="Segoe UI" w:hAnsi="Segoe UI" w:eastAsia="Segoe UI" w:cs="Segoe UI"/>
+                <w:rStyle w:val="Strong"/>
+                <w:rFonts w:ascii="Segoe UI" w:eastAsia="Segoe UI" w:hAnsi="Segoe UI" w:cs="Segoe UI" w:hint="default"/>
                 <w:b/>
                 <w:bCs/>
                 <w:i w:val="0"/>
@@ -1737,8 +1697,8 @@
                 <w:kern w:val="0"/>
                 <w:sz w:val="18"/>
                 <w:szCs w:val="18"/>
-                <w:bdr w:val="none" w:color="auto" w:sz="0" w:space="0"/>
-                <w:lang w:val="en-US" w:eastAsia="zh-CN" w:bidi="ar"/>
+                <w:bdr w:val="nil"/>
+                <w:lang w:val="en-US" w:eastAsia="zh-CN"/>
               </w:rPr>
               <w:t>风险1：</w:t>
             </w:r>
@@ -1746,18 +1706,18 @@
             <w:bookmarkEnd w:id="0"/>
             <w:r>
               <w:rPr>
-                <w:rFonts w:hint="default" w:ascii="Segoe UI" w:hAnsi="Segoe UI" w:eastAsia="Segoe UI" w:cs="Segoe UI"/>
-                <w:i w:val="0"/>
-                <w:iCs w:val="0"/>
-                <w:caps w:val="0"/>
-                <w:snapToGrid w:val="0"/>
-                <w:color w:val="000000"/>
-                <w:spacing w:val="0"/>
-                <w:kern w:val="0"/>
-                <w:sz w:val="18"/>
-                <w:szCs w:val="18"/>
-                <w:bdr w:val="none" w:color="auto" w:sz="0" w:space="0"/>
-                <w:lang w:val="en-US" w:eastAsia="zh-CN" w:bidi="ar"/>
+                <w:rFonts w:ascii="Segoe UI" w:eastAsia="Segoe UI" w:hAnsi="Segoe UI" w:cs="Segoe UI" w:hint="default"/>
+                <w:i w:val="0"/>
+                <w:iCs w:val="0"/>
+                <w:caps w:val="0"/>
+                <w:snapToGrid w:val="0"/>
+                <w:color w:val="000000"/>
+                <w:spacing w:val="0"/>
+                <w:kern w:val="0"/>
+                <w:sz w:val="18"/>
+                <w:szCs w:val="18"/>
+                <w:bdr w:val="nil"/>
+                <w:lang w:val="en-US" w:eastAsia="zh-CN"/>
               </w:rPr>
               <w:t>代码修改引入新缺陷，影响正常的预占/释放功能。</w:t>
             </w:r>
@@ -1770,27 +1730,27 @@
               <w:suppressLineNumbers w:val="0"/>
               <w:snapToGrid w:val="0"/>
               <w:spacing w:line="240" w:lineRule="auto"/>
-              <w:ind w:left="0" w:leftChars="0" w:right="0" w:rightChars="0" w:firstLine="0" w:firstLineChars="0"/>
+              <w:ind w:left="0" w:right="0" w:firstLine="0" w:leftChars="0" w:rightChars="0" w:firstLineChars="0"/>
               <w:jc w:val="both"/>
               <w:rPr>
-                <w:rFonts w:hint="default" w:ascii="Segoe UI" w:hAnsi="Segoe UI" w:eastAsia="Segoe UI" w:cs="Segoe UI"/>
-                <w:i w:val="0"/>
-                <w:iCs w:val="0"/>
-                <w:caps w:val="0"/>
-                <w:snapToGrid w:val="0"/>
-                <w:color w:val="000000"/>
-                <w:spacing w:val="0"/>
-                <w:kern w:val="0"/>
-                <w:sz w:val="18"/>
-                <w:szCs w:val="18"/>
-                <w:bdr w:val="none" w:color="auto" w:sz="0" w:space="0"/>
-                <w:lang w:val="en-US" w:eastAsia="zh-CN" w:bidi="ar"/>
+                <w:rFonts w:ascii="Segoe UI" w:eastAsia="Segoe UI" w:hAnsi="Segoe UI" w:cs="Segoe UI" w:hint="default"/>
+                <w:i w:val="0"/>
+                <w:iCs w:val="0"/>
+                <w:caps w:val="0"/>
+                <w:snapToGrid w:val="0"/>
+                <w:color w:val="000000"/>
+                <w:spacing w:val="0"/>
+                <w:kern w:val="0"/>
+                <w:sz w:val="18"/>
+                <w:szCs w:val="18"/>
+                <w:bdr w:val="nil"/>
+                <w:lang w:val="en-US" w:eastAsia="zh-CN"/>
               </w:rPr>
             </w:pPr>
             <w:r>
               <w:rPr>
-                <w:rStyle w:val="4"/>
-                <w:rFonts w:hint="default" w:ascii="Segoe UI" w:hAnsi="Segoe UI" w:eastAsia="Segoe UI" w:cs="Segoe UI"/>
+                <w:rStyle w:val="Strong"/>
+                <w:rFonts w:ascii="Segoe UI" w:eastAsia="Segoe UI" w:hAnsi="Segoe UI" w:cs="Segoe UI" w:hint="default"/>
                 <w:b/>
                 <w:bCs/>
                 <w:i w:val="0"/>
@@ -1802,49 +1762,49 @@
                 <w:kern w:val="0"/>
                 <w:sz w:val="18"/>
                 <w:szCs w:val="18"/>
-                <w:bdr w:val="none" w:color="auto" w:sz="0" w:space="0"/>
-                <w:lang w:val="en-US" w:eastAsia="zh-CN" w:bidi="ar"/>
+                <w:bdr w:val="nil"/>
+                <w:lang w:val="en-US" w:eastAsia="zh-CN"/>
               </w:rPr>
               <w:t>缓解：</w:t>
             </w:r>
             <w:r>
               <w:rPr>
-                <w:rFonts w:hint="default" w:ascii="Segoe UI" w:hAnsi="Segoe UI" w:eastAsia="Segoe UI" w:cs="Segoe UI"/>
-                <w:i w:val="0"/>
-                <w:iCs w:val="0"/>
-                <w:caps w:val="0"/>
-                <w:snapToGrid w:val="0"/>
-                <w:color w:val="000000"/>
-                <w:spacing w:val="0"/>
-                <w:kern w:val="0"/>
-                <w:sz w:val="18"/>
-                <w:szCs w:val="18"/>
-                <w:bdr w:val="none" w:color="auto" w:sz="0" w:space="0"/>
-                <w:lang w:val="en-US" w:eastAsia="zh-CN" w:bidi="ar"/>
+                <w:rFonts w:ascii="Segoe UI" w:eastAsia="Segoe UI" w:hAnsi="Segoe UI" w:cs="Segoe UI" w:hint="default"/>
+                <w:i w:val="0"/>
+                <w:iCs w:val="0"/>
+                <w:caps w:val="0"/>
+                <w:snapToGrid w:val="0"/>
+                <w:color w:val="000000"/>
+                <w:spacing w:val="0"/>
+                <w:kern w:val="0"/>
+                <w:sz w:val="18"/>
+                <w:szCs w:val="18"/>
+                <w:bdr w:val="nil"/>
+                <w:lang w:val="en-US" w:eastAsia="zh-CN"/>
               </w:rPr>
               <w:t>1) 进行充分的单元测试和集成测试；2) 在测试环境进行全业务流程验证。</w:t>
             </w:r>
             <w:r>
               <w:rPr>
-                <w:rFonts w:hint="default" w:ascii="Segoe UI" w:hAnsi="Segoe UI" w:eastAsia="Segoe UI" w:cs="Segoe UI"/>
-                <w:i w:val="0"/>
-                <w:iCs w:val="0"/>
-                <w:caps w:val="0"/>
-                <w:snapToGrid w:val="0"/>
-                <w:color w:val="000000"/>
-                <w:spacing w:val="0"/>
-                <w:kern w:val="0"/>
-                <w:sz w:val="18"/>
-                <w:szCs w:val="18"/>
-                <w:bdr w:val="none" w:color="auto" w:sz="0" w:space="0"/>
-                <w:lang w:val="en-US" w:eastAsia="zh-CN" w:bidi="ar"/>
-              </w:rPr>
-              <w:br w:type="textWrapping"/>
-            </w:r>
-            <w:r>
-              <w:rPr>
-                <w:rStyle w:val="4"/>
-                <w:rFonts w:hint="default" w:ascii="Segoe UI" w:hAnsi="Segoe UI" w:eastAsia="Segoe UI" w:cs="Segoe UI"/>
+                <w:rFonts w:ascii="Segoe UI" w:eastAsia="Segoe UI" w:hAnsi="Segoe UI" w:cs="Segoe UI" w:hint="default"/>
+                <w:i w:val="0"/>
+                <w:iCs w:val="0"/>
+                <w:caps w:val="0"/>
+                <w:snapToGrid w:val="0"/>
+                <w:color w:val="000000"/>
+                <w:spacing w:val="0"/>
+                <w:kern w:val="0"/>
+                <w:sz w:val="18"/>
+                <w:szCs w:val="18"/>
+                <w:bdr w:val="nil"/>
+                <w:lang w:val="en-US" w:eastAsia="zh-CN"/>
+              </w:rPr>
+              <w:br/>
+            </w:r>
+            <w:r>
+              <w:rPr>
+                <w:rStyle w:val="Strong"/>
+                <w:rFonts w:ascii="Segoe UI" w:eastAsia="Segoe UI" w:hAnsi="Segoe UI" w:cs="Segoe UI" w:hint="default"/>
                 <w:b/>
                 <w:bCs/>
                 <w:i w:val="0"/>
@@ -1856,25 +1816,25 @@
                 <w:kern w:val="0"/>
                 <w:sz w:val="18"/>
                 <w:szCs w:val="18"/>
-                <w:bdr w:val="none" w:color="auto" w:sz="0" w:space="0"/>
-                <w:lang w:val="en-US" w:eastAsia="zh-CN" w:bidi="ar"/>
+                <w:bdr w:val="nil"/>
+                <w:lang w:val="en-US" w:eastAsia="zh-CN"/>
               </w:rPr>
               <w:t>风险2：</w:t>
             </w:r>
             <w:r>
               <w:rPr>
-                <w:rFonts w:hint="default" w:ascii="Segoe UI" w:hAnsi="Segoe UI" w:eastAsia="Segoe UI" w:cs="Segoe UI"/>
-                <w:i w:val="0"/>
-                <w:iCs w:val="0"/>
-                <w:caps w:val="0"/>
-                <w:snapToGrid w:val="0"/>
-                <w:color w:val="000000"/>
-                <w:spacing w:val="0"/>
-                <w:kern w:val="0"/>
-                <w:sz w:val="18"/>
-                <w:szCs w:val="18"/>
-                <w:bdr w:val="none" w:color="auto" w:sz="0" w:space="0"/>
-                <w:lang w:val="en-US" w:eastAsia="zh-CN" w:bidi="ar"/>
+                <w:rFonts w:ascii="Segoe UI" w:eastAsia="Segoe UI" w:hAnsi="Segoe UI" w:cs="Segoe UI" w:hint="default"/>
+                <w:i w:val="0"/>
+                <w:iCs w:val="0"/>
+                <w:caps w:val="0"/>
+                <w:snapToGrid w:val="0"/>
+                <w:color w:val="000000"/>
+                <w:spacing w:val="0"/>
+                <w:kern w:val="0"/>
+                <w:sz w:val="18"/>
+                <w:szCs w:val="18"/>
+                <w:bdr w:val="nil"/>
+                <w:lang w:val="en-US" w:eastAsia="zh-CN"/>
               </w:rPr>
               <w:t>上线后，历史“僵尸预占”数据可能仍需手动处理。</w:t>
             </w:r>
@@ -1887,10 +1847,10 @@
               <w:suppressLineNumbers w:val="0"/>
               <w:snapToGrid w:val="0"/>
               <w:spacing w:line="240" w:lineRule="auto"/>
-              <w:ind w:left="0" w:leftChars="0" w:right="0" w:rightChars="0" w:firstLine="0" w:firstLineChars="0"/>
+              <w:ind w:left="0" w:right="0" w:firstLine="0" w:leftChars="0" w:rightChars="0" w:firstLineChars="0"/>
               <w:jc w:val="both"/>
               <w:rPr>
-                <w:rFonts w:hint="default" w:ascii="Segoe UI" w:hAnsi="Segoe UI" w:eastAsia="Segoe UI" w:cs="Segoe UI"/>
+                <w:rFonts w:ascii="Segoe UI" w:eastAsia="Segoe UI" w:hAnsi="Segoe UI" w:cs="Segoe UI" w:hint="default"/>
                 <w:i w:val="0"/>
                 <w:iCs w:val="0"/>
                 <w:caps w:val="0"/>
@@ -1902,8 +1862,8 @@
             </w:pPr>
             <w:r>
               <w:rPr>
-                <w:rStyle w:val="4"/>
-                <w:rFonts w:hint="default" w:ascii="Segoe UI" w:hAnsi="Segoe UI" w:eastAsia="Segoe UI" w:cs="Segoe UI"/>
+                <w:rStyle w:val="Strong"/>
+                <w:rFonts w:ascii="Segoe UI" w:eastAsia="Segoe UI" w:hAnsi="Segoe UI" w:cs="Segoe UI" w:hint="default"/>
                 <w:b/>
                 <w:bCs/>
                 <w:i w:val="0"/>
@@ -1915,25 +1875,25 @@
                 <w:kern w:val="0"/>
                 <w:sz w:val="18"/>
                 <w:szCs w:val="18"/>
-                <w:bdr w:val="none" w:color="auto" w:sz="0" w:space="0"/>
-                <w:lang w:val="en-US" w:eastAsia="zh-CN" w:bidi="ar"/>
+                <w:bdr w:val="nil"/>
+                <w:lang w:val="en-US" w:eastAsia="zh-CN"/>
               </w:rPr>
               <w:t>缓解：</w:t>
             </w:r>
             <w:r>
               <w:rPr>
-                <w:rFonts w:hint="default" w:ascii="Segoe UI" w:hAnsi="Segoe UI" w:eastAsia="Segoe UI" w:cs="Segoe UI"/>
-                <w:i w:val="0"/>
-                <w:iCs w:val="0"/>
-                <w:caps w:val="0"/>
-                <w:snapToGrid w:val="0"/>
-                <w:color w:val="000000"/>
-                <w:spacing w:val="0"/>
-                <w:kern w:val="0"/>
-                <w:sz w:val="18"/>
-                <w:szCs w:val="18"/>
-                <w:bdr w:val="none" w:color="auto" w:sz="0" w:space="0"/>
-                <w:lang w:val="en-US" w:eastAsia="zh-CN" w:bidi="ar"/>
+                <w:rFonts w:ascii="Segoe UI" w:eastAsia="Segoe UI" w:hAnsi="Segoe UI" w:cs="Segoe UI" w:hint="default"/>
+                <w:i w:val="0"/>
+                <w:iCs w:val="0"/>
+                <w:caps w:val="0"/>
+                <w:snapToGrid w:val="0"/>
+                <w:color w:val="000000"/>
+                <w:spacing w:val="0"/>
+                <w:kern w:val="0"/>
+                <w:sz w:val="18"/>
+                <w:szCs w:val="18"/>
+                <w:bdr w:val="nil"/>
+                <w:lang w:val="en-US" w:eastAsia="zh-CN"/>
               </w:rPr>
               <w:t>1) 上线同步发布历史数据清理脚本（需审批）；2) 通过新增的管理功能辅助处理。</w:t>
             </w:r>
@@ -1942,14 +1902,8 @@
       </w:tr>
       <w:tr>
         <w:tblPrEx>
-          <w:tblBorders>
-            <w:top w:val="single" w:color="auto" w:sz="4" w:space="0"/>
-            <w:left w:val="single" w:color="auto" w:sz="4" w:space="0"/>
-            <w:bottom w:val="single" w:color="auto" w:sz="4" w:space="0"/>
-            <w:right w:val="single" w:color="auto" w:sz="4" w:space="0"/>
-            <w:insideH w:val="single" w:color="auto" w:sz="4" w:space="0"/>
-            <w:insideV w:val="single" w:color="auto" w:sz="4" w:space="0"/>
-          </w:tblBorders>
+          <w:tblW w:w="8522" w:type="dxa"/>
+          <w:tblInd w:w="0" w:type="dxa"/>
           <w:shd w:val="clear" w:color="auto" w:fill="auto"/>
           <w:tblCellMar>
             <w:top w:w="15" w:type="dxa"/>
@@ -1959,16 +1913,16 @@
           </w:tblCellMar>
         </w:tblPrEx>
         <w:trPr>
-          <w:trHeight w:val="0" w:hRule="atLeast"/>
+          <w:trHeight w:val="0"/>
         </w:trPr>
         <w:tc>
           <w:tcPr>
             <w:tcW w:w="1509" w:type="dxa"/>
             <w:tcBorders>
-              <w:top w:val="single" w:color="auto" w:sz="4" w:space="0"/>
-              <w:left w:val="single" w:color="auto" w:sz="12" w:space="0"/>
-              <w:bottom w:val="single" w:color="auto" w:sz="4" w:space="0"/>
-              <w:right w:val="single" w:color="auto" w:sz="4" w:space="0"/>
+              <w:top w:val="single" w:sz="4" w:space="0" w:color="auto"/>
+              <w:left w:val="single" w:sz="12" w:space="0" w:color="auto"/>
+              <w:bottom w:val="single" w:sz="4" w:space="0" w:color="auto"/>
+              <w:right w:val="single" w:sz="4" w:space="0" w:color="auto"/>
             </w:tcBorders>
             <w:shd w:val="clear" w:color="auto" w:fill="auto"/>
             <w:tcMar>
@@ -1987,10 +1941,10 @@
               <w:suppressLineNumbers w:val="0"/>
               <w:snapToGrid w:val="0"/>
               <w:spacing w:line="240" w:lineRule="auto"/>
-              <w:ind w:left="0" w:leftChars="0" w:right="0" w:rightChars="0" w:firstLine="0" w:firstLineChars="0"/>
+              <w:ind w:left="0" w:right="0" w:firstLine="0" w:leftChars="0" w:rightChars="0" w:firstLineChars="0"/>
               <w:jc w:val="center"/>
               <w:rPr>
-                <w:rFonts w:hint="default" w:ascii="Segoe UI" w:hAnsi="Segoe UI" w:eastAsia="Segoe UI" w:cs="Segoe UI"/>
+                <w:rFonts w:ascii="Segoe UI" w:eastAsia="Segoe UI" w:hAnsi="Segoe UI" w:cs="Segoe UI" w:hint="default"/>
                 <w:i w:val="0"/>
                 <w:iCs w:val="0"/>
                 <w:caps w:val="0"/>
@@ -2002,8 +1956,8 @@
             </w:pPr>
             <w:r>
               <w:rPr>
-                <w:rStyle w:val="4"/>
-                <w:rFonts w:hint="default" w:ascii="Segoe UI" w:hAnsi="Segoe UI" w:eastAsia="Segoe UI" w:cs="Segoe UI"/>
+                <w:rStyle w:val="Strong"/>
+                <w:rFonts w:ascii="Segoe UI" w:eastAsia="Segoe UI" w:hAnsi="Segoe UI" w:cs="Segoe UI" w:hint="default"/>
                 <w:b/>
                 <w:bCs/>
                 <w:i w:val="0"/>
@@ -2015,8 +1969,8 @@
                 <w:kern w:val="0"/>
                 <w:sz w:val="18"/>
                 <w:szCs w:val="18"/>
-                <w:bdr w:val="none" w:color="auto" w:sz="0" w:space="0"/>
-                <w:lang w:val="en-US" w:eastAsia="zh-CN" w:bidi="ar"/>
+                <w:bdr w:val="nil"/>
+                <w:lang w:val="en-US" w:eastAsia="zh-CN"/>
               </w:rPr>
               <w:t>回退计划</w:t>
             </w:r>
@@ -2026,10 +1980,10 @@
           <w:tcPr>
             <w:tcW w:w="7013" w:type="dxa"/>
             <w:tcBorders>
-              <w:top w:val="single" w:color="auto" w:sz="4" w:space="0"/>
-              <w:left w:val="single" w:color="auto" w:sz="4" w:space="0"/>
-              <w:bottom w:val="single" w:color="auto" w:sz="4" w:space="0"/>
-              <w:right w:val="single" w:color="auto" w:sz="12" w:space="0"/>
+              <w:top w:val="single" w:sz="4" w:space="0" w:color="auto"/>
+              <w:left w:val="single" w:sz="4" w:space="0" w:color="auto"/>
+              <w:bottom w:val="single" w:sz="4" w:space="0" w:color="auto"/>
+              <w:right w:val="single" w:sz="12" w:space="0" w:color="auto"/>
             </w:tcBorders>
             <w:shd w:val="clear" w:color="auto" w:fill="auto"/>
             <w:tcMar>
@@ -2048,10 +2002,10 @@
               <w:suppressLineNumbers w:val="0"/>
               <w:snapToGrid w:val="0"/>
               <w:spacing w:line="240" w:lineRule="auto"/>
-              <w:ind w:left="0" w:leftChars="0" w:right="0" w:rightChars="0" w:firstLine="0" w:firstLineChars="0"/>
+              <w:ind w:left="0" w:right="0" w:firstLine="0" w:leftChars="0" w:rightChars="0" w:firstLineChars="0"/>
               <w:jc w:val="left"/>
               <w:rPr>
-                <w:rFonts w:hint="default" w:ascii="Segoe UI" w:hAnsi="Segoe UI" w:eastAsia="Segoe UI" w:cs="Segoe UI"/>
+                <w:rFonts w:ascii="Segoe UI" w:eastAsia="Segoe UI" w:hAnsi="Segoe UI" w:cs="Segoe UI" w:hint="default"/>
                 <w:i w:val="0"/>
                 <w:iCs w:val="0"/>
                 <w:caps w:val="0"/>
@@ -2063,154 +2017,154 @@
             </w:pPr>
             <w:r>
               <w:rPr>
-                <w:rFonts w:hint="default" w:ascii="Segoe UI" w:hAnsi="Segoe UI" w:eastAsia="Segoe UI" w:cs="Segoe UI"/>
-                <w:i w:val="0"/>
-                <w:iCs w:val="0"/>
-                <w:caps w:val="0"/>
-                <w:snapToGrid w:val="0"/>
-                <w:color w:val="000000"/>
-                <w:spacing w:val="0"/>
-                <w:kern w:val="0"/>
-                <w:sz w:val="18"/>
-                <w:szCs w:val="18"/>
-                <w:bdr w:val="none" w:color="auto" w:sz="0" w:space="0"/>
-                <w:lang w:val="en-US" w:eastAsia="zh-CN" w:bidi="ar"/>
+                <w:rFonts w:ascii="Segoe UI" w:eastAsia="Segoe UI" w:hAnsi="Segoe UI" w:cs="Segoe UI" w:hint="default"/>
+                <w:i w:val="0"/>
+                <w:iCs w:val="0"/>
+                <w:caps w:val="0"/>
+                <w:snapToGrid w:val="0"/>
+                <w:color w:val="000000"/>
+                <w:spacing w:val="0"/>
+                <w:kern w:val="0"/>
+                <w:sz w:val="18"/>
+                <w:szCs w:val="18"/>
+                <w:bdr w:val="nil"/>
+                <w:lang w:val="en-US" w:eastAsia="zh-CN"/>
               </w:rPr>
               <w:t>若上线后出现严重故障（如预算数据错乱），立即执行回退：</w:t>
             </w:r>
             <w:r>
               <w:rPr>
-                <w:rFonts w:hint="default" w:ascii="Segoe UI" w:hAnsi="Segoe UI" w:eastAsia="Segoe UI" w:cs="Segoe UI"/>
-                <w:i w:val="0"/>
-                <w:iCs w:val="0"/>
-                <w:caps w:val="0"/>
-                <w:snapToGrid w:val="0"/>
-                <w:color w:val="000000"/>
-                <w:spacing w:val="0"/>
-                <w:kern w:val="0"/>
-                <w:sz w:val="18"/>
-                <w:szCs w:val="18"/>
-                <w:bdr w:val="none" w:color="auto" w:sz="0" w:space="0"/>
-                <w:lang w:val="en-US" w:eastAsia="zh-CN" w:bidi="ar"/>
-              </w:rPr>
-              <w:br w:type="textWrapping"/>
-            </w:r>
-            <w:r>
-              <w:rPr>
-                <w:rFonts w:hint="default" w:ascii="Segoe UI" w:hAnsi="Segoe UI" w:eastAsia="Segoe UI" w:cs="Segoe UI"/>
-                <w:i w:val="0"/>
-                <w:iCs w:val="0"/>
-                <w:caps w:val="0"/>
-                <w:snapToGrid w:val="0"/>
-                <w:color w:val="000000"/>
-                <w:spacing w:val="0"/>
-                <w:kern w:val="0"/>
-                <w:sz w:val="18"/>
-                <w:szCs w:val="18"/>
-                <w:bdr w:val="none" w:color="auto" w:sz="0" w:space="0"/>
-                <w:lang w:val="en-US" w:eastAsia="zh-CN" w:bidi="ar"/>
+                <w:rFonts w:ascii="Segoe UI" w:eastAsia="Segoe UI" w:hAnsi="Segoe UI" w:cs="Segoe UI" w:hint="default"/>
+                <w:i w:val="0"/>
+                <w:iCs w:val="0"/>
+                <w:caps w:val="0"/>
+                <w:snapToGrid w:val="0"/>
+                <w:color w:val="000000"/>
+                <w:spacing w:val="0"/>
+                <w:kern w:val="0"/>
+                <w:sz w:val="18"/>
+                <w:szCs w:val="18"/>
+                <w:bdr w:val="nil"/>
+                <w:lang w:val="en-US" w:eastAsia="zh-CN"/>
+              </w:rPr>
+              <w:br/>
+            </w:r>
+            <w:r>
+              <w:rPr>
+                <w:rFonts w:ascii="Segoe UI" w:eastAsia="Segoe UI" w:hAnsi="Segoe UI" w:cs="Segoe UI" w:hint="default"/>
+                <w:i w:val="0"/>
+                <w:iCs w:val="0"/>
+                <w:caps w:val="0"/>
+                <w:snapToGrid w:val="0"/>
+                <w:color w:val="000000"/>
+                <w:spacing w:val="0"/>
+                <w:kern w:val="0"/>
+                <w:sz w:val="18"/>
+                <w:szCs w:val="18"/>
+                <w:bdr w:val="nil"/>
+                <w:lang w:val="en-US" w:eastAsia="zh-CN"/>
               </w:rPr>
               <w:t>1. 停止应用服务。</w:t>
             </w:r>
             <w:r>
               <w:rPr>
-                <w:rFonts w:hint="default" w:ascii="Segoe UI" w:hAnsi="Segoe UI" w:eastAsia="Segoe UI" w:cs="Segoe UI"/>
-                <w:i w:val="0"/>
-                <w:iCs w:val="0"/>
-                <w:caps w:val="0"/>
-                <w:snapToGrid w:val="0"/>
-                <w:color w:val="000000"/>
-                <w:spacing w:val="0"/>
-                <w:kern w:val="0"/>
-                <w:sz w:val="18"/>
-                <w:szCs w:val="18"/>
-                <w:bdr w:val="none" w:color="auto" w:sz="0" w:space="0"/>
-                <w:lang w:val="en-US" w:eastAsia="zh-CN" w:bidi="ar"/>
-              </w:rPr>
-              <w:br w:type="textWrapping"/>
-            </w:r>
-            <w:r>
-              <w:rPr>
-                <w:rFonts w:hint="default" w:ascii="Segoe UI" w:hAnsi="Segoe UI" w:eastAsia="Segoe UI" w:cs="Segoe UI"/>
-                <w:i w:val="0"/>
-                <w:iCs w:val="0"/>
-                <w:caps w:val="0"/>
-                <w:snapToGrid w:val="0"/>
-                <w:color w:val="000000"/>
-                <w:spacing w:val="0"/>
-                <w:kern w:val="0"/>
-                <w:sz w:val="18"/>
-                <w:szCs w:val="18"/>
-                <w:bdr w:val="none" w:color="auto" w:sz="0" w:space="0"/>
-                <w:lang w:val="en-US" w:eastAsia="zh-CN" w:bidi="ar"/>
+                <w:rFonts w:ascii="Segoe UI" w:eastAsia="Segoe UI" w:hAnsi="Segoe UI" w:cs="Segoe UI" w:hint="default"/>
+                <w:i w:val="0"/>
+                <w:iCs w:val="0"/>
+                <w:caps w:val="0"/>
+                <w:snapToGrid w:val="0"/>
+                <w:color w:val="000000"/>
+                <w:spacing w:val="0"/>
+                <w:kern w:val="0"/>
+                <w:sz w:val="18"/>
+                <w:szCs w:val="18"/>
+                <w:bdr w:val="nil"/>
+                <w:lang w:val="en-US" w:eastAsia="zh-CN"/>
+              </w:rPr>
+              <w:br/>
+            </w:r>
+            <w:r>
+              <w:rPr>
+                <w:rFonts w:ascii="Segoe UI" w:eastAsia="Segoe UI" w:hAnsi="Segoe UI" w:cs="Segoe UI" w:hint="default"/>
+                <w:i w:val="0"/>
+                <w:iCs w:val="0"/>
+                <w:caps w:val="0"/>
+                <w:snapToGrid w:val="0"/>
+                <w:color w:val="000000"/>
+                <w:spacing w:val="0"/>
+                <w:kern w:val="0"/>
+                <w:sz w:val="18"/>
+                <w:szCs w:val="18"/>
+                <w:bdr w:val="nil"/>
+                <w:lang w:val="en-US" w:eastAsia="zh-CN"/>
               </w:rPr>
               <w:t>2. 回滚至变更前的代码版本和数据库备份（变更前需完成备份）。</w:t>
             </w:r>
             <w:r>
               <w:rPr>
-                <w:rFonts w:hint="default" w:ascii="Segoe UI" w:hAnsi="Segoe UI" w:eastAsia="Segoe UI" w:cs="Segoe UI"/>
-                <w:i w:val="0"/>
-                <w:iCs w:val="0"/>
-                <w:caps w:val="0"/>
-                <w:snapToGrid w:val="0"/>
-                <w:color w:val="000000"/>
-                <w:spacing w:val="0"/>
-                <w:kern w:val="0"/>
-                <w:sz w:val="18"/>
-                <w:szCs w:val="18"/>
-                <w:bdr w:val="none" w:color="auto" w:sz="0" w:space="0"/>
-                <w:lang w:val="en-US" w:eastAsia="zh-CN" w:bidi="ar"/>
-              </w:rPr>
-              <w:br w:type="textWrapping"/>
-            </w:r>
-            <w:r>
-              <w:rPr>
-                <w:rFonts w:hint="default" w:ascii="Segoe UI" w:hAnsi="Segoe UI" w:eastAsia="Segoe UI" w:cs="Segoe UI"/>
-                <w:i w:val="0"/>
-                <w:iCs w:val="0"/>
-                <w:caps w:val="0"/>
-                <w:snapToGrid w:val="0"/>
-                <w:color w:val="000000"/>
-                <w:spacing w:val="0"/>
-                <w:kern w:val="0"/>
-                <w:sz w:val="18"/>
-                <w:szCs w:val="18"/>
-                <w:bdr w:val="none" w:color="auto" w:sz="0" w:space="0"/>
-                <w:lang w:val="en-US" w:eastAsia="zh-CN" w:bidi="ar"/>
+                <w:rFonts w:ascii="Segoe UI" w:eastAsia="Segoe UI" w:hAnsi="Segoe UI" w:cs="Segoe UI" w:hint="default"/>
+                <w:i w:val="0"/>
+                <w:iCs w:val="0"/>
+                <w:caps w:val="0"/>
+                <w:snapToGrid w:val="0"/>
+                <w:color w:val="000000"/>
+                <w:spacing w:val="0"/>
+                <w:kern w:val="0"/>
+                <w:sz w:val="18"/>
+                <w:szCs w:val="18"/>
+                <w:bdr w:val="nil"/>
+                <w:lang w:val="en-US" w:eastAsia="zh-CN"/>
+              </w:rPr>
+              <w:br/>
+            </w:r>
+            <w:r>
+              <w:rPr>
+                <w:rFonts w:ascii="Segoe UI" w:eastAsia="Segoe UI" w:hAnsi="Segoe UI" w:cs="Segoe UI" w:hint="default"/>
+                <w:i w:val="0"/>
+                <w:iCs w:val="0"/>
+                <w:caps w:val="0"/>
+                <w:snapToGrid w:val="0"/>
+                <w:color w:val="000000"/>
+                <w:spacing w:val="0"/>
+                <w:kern w:val="0"/>
+                <w:sz w:val="18"/>
+                <w:szCs w:val="18"/>
+                <w:bdr w:val="nil"/>
+                <w:lang w:val="en-US" w:eastAsia="zh-CN"/>
               </w:rPr>
               <w:t>3. 重启服务，恢复至变更前状态。</w:t>
             </w:r>
             <w:r>
               <w:rPr>
-                <w:rFonts w:hint="default" w:ascii="Segoe UI" w:hAnsi="Segoe UI" w:eastAsia="Segoe UI" w:cs="Segoe UI"/>
-                <w:i w:val="0"/>
-                <w:iCs w:val="0"/>
-                <w:caps w:val="0"/>
-                <w:snapToGrid w:val="0"/>
-                <w:color w:val="000000"/>
-                <w:spacing w:val="0"/>
-                <w:kern w:val="0"/>
-                <w:sz w:val="18"/>
-                <w:szCs w:val="18"/>
-                <w:bdr w:val="none" w:color="auto" w:sz="0" w:space="0"/>
-                <w:lang w:val="en-US" w:eastAsia="zh-CN" w:bidi="ar"/>
-              </w:rPr>
-              <w:br w:type="textWrapping"/>
-            </w:r>
-            <w:r>
-              <w:rPr>
-                <w:rFonts w:hint="default" w:ascii="Segoe UI" w:hAnsi="Segoe UI" w:eastAsia="Segoe UI" w:cs="Segoe UI"/>
-                <w:i w:val="0"/>
-                <w:iCs w:val="0"/>
-                <w:caps w:val="0"/>
-                <w:snapToGrid w:val="0"/>
-                <w:color w:val="000000"/>
-                <w:spacing w:val="0"/>
-                <w:kern w:val="0"/>
-                <w:sz w:val="18"/>
-                <w:szCs w:val="18"/>
-                <w:bdr w:val="none" w:color="auto" w:sz="0" w:space="0"/>
-                <w:lang w:val="en-US" w:eastAsia="zh-CN" w:bidi="ar"/>
+                <w:rFonts w:ascii="Segoe UI" w:eastAsia="Segoe UI" w:hAnsi="Segoe UI" w:cs="Segoe UI" w:hint="default"/>
+                <w:i w:val="0"/>
+                <w:iCs w:val="0"/>
+                <w:caps w:val="0"/>
+                <w:snapToGrid w:val="0"/>
+                <w:color w:val="000000"/>
+                <w:spacing w:val="0"/>
+                <w:kern w:val="0"/>
+                <w:sz w:val="18"/>
+                <w:szCs w:val="18"/>
+                <w:bdr w:val="nil"/>
+                <w:lang w:val="en-US" w:eastAsia="zh-CN"/>
+              </w:rPr>
+              <w:br/>
+            </w:r>
+            <w:r>
+              <w:rPr>
+                <w:rFonts w:ascii="Segoe UI" w:eastAsia="Segoe UI" w:hAnsi="Segoe UI" w:cs="Segoe UI" w:hint="default"/>
+                <w:i w:val="0"/>
+                <w:iCs w:val="0"/>
+                <w:caps w:val="0"/>
+                <w:snapToGrid w:val="0"/>
+                <w:color w:val="000000"/>
+                <w:spacing w:val="0"/>
+                <w:kern w:val="0"/>
+                <w:sz w:val="18"/>
+                <w:szCs w:val="18"/>
+                <w:bdr w:val="nil"/>
+                <w:lang w:val="en-US" w:eastAsia="zh-CN"/>
               </w:rPr>
               <w:t>4. 通知相关用户并发布服务中断公告。</w:t>
             </w:r>
@@ -2219,14 +2173,8 @@
       </w:tr>
       <w:tr>
         <w:tblPrEx>
-          <w:tblBorders>
-            <w:top w:val="single" w:color="auto" w:sz="4" w:space="0"/>
-            <w:left w:val="single" w:color="auto" w:sz="4" w:space="0"/>
-            <w:bottom w:val="single" w:color="auto" w:sz="4" w:space="0"/>
-            <w:right w:val="single" w:color="auto" w:sz="4" w:space="0"/>
-            <w:insideH w:val="single" w:color="auto" w:sz="4" w:space="0"/>
-            <w:insideV w:val="single" w:color="auto" w:sz="4" w:space="0"/>
-          </w:tblBorders>
+          <w:tblW w:w="8522" w:type="dxa"/>
+          <w:tblInd w:w="0" w:type="dxa"/>
           <w:shd w:val="clear" w:color="auto" w:fill="auto"/>
           <w:tblCellMar>
             <w:top w:w="15" w:type="dxa"/>
@@ -2236,16 +2184,16 @@
           </w:tblCellMar>
         </w:tblPrEx>
         <w:trPr>
-          <w:trHeight w:val="0" w:hRule="atLeast"/>
+          <w:trHeight w:val="0"/>
         </w:trPr>
         <w:tc>
           <w:tcPr>
             <w:tcW w:w="1509" w:type="dxa"/>
             <w:tcBorders>
-              <w:top w:val="single" w:color="auto" w:sz="4" w:space="0"/>
-              <w:left w:val="single" w:color="auto" w:sz="12" w:space="0"/>
-              <w:bottom w:val="single" w:color="auto" w:sz="4" w:space="0"/>
-              <w:right w:val="single" w:color="auto" w:sz="4" w:space="0"/>
+              <w:top w:val="single" w:sz="4" w:space="0" w:color="auto"/>
+              <w:left w:val="single" w:sz="12" w:space="0" w:color="auto"/>
+              <w:bottom w:val="single" w:sz="4" w:space="0" w:color="auto"/>
+              <w:right w:val="single" w:sz="4" w:space="0" w:color="auto"/>
             </w:tcBorders>
             <w:shd w:val="clear" w:color="auto" w:fill="auto"/>
             <w:tcMar>
@@ -2264,10 +2212,10 @@
               <w:suppressLineNumbers w:val="0"/>
               <w:snapToGrid w:val="0"/>
               <w:spacing w:line="240" w:lineRule="auto"/>
-              <w:ind w:left="0" w:leftChars="0" w:right="0" w:rightChars="0" w:firstLine="0" w:firstLineChars="0"/>
+              <w:ind w:left="0" w:right="0" w:firstLine="0" w:leftChars="0" w:rightChars="0" w:firstLineChars="0"/>
               <w:jc w:val="center"/>
               <w:rPr>
-                <w:rFonts w:hint="default" w:ascii="Segoe UI" w:hAnsi="Segoe UI" w:eastAsia="Segoe UI" w:cs="Segoe UI"/>
+                <w:rFonts w:ascii="Segoe UI" w:eastAsia="Segoe UI" w:hAnsi="Segoe UI" w:cs="Segoe UI" w:hint="default"/>
                 <w:i w:val="0"/>
                 <w:iCs w:val="0"/>
                 <w:caps w:val="0"/>
@@ -2279,8 +2227,8 @@
             </w:pPr>
             <w:r>
               <w:rPr>
-                <w:rStyle w:val="4"/>
-                <w:rFonts w:hint="default" w:ascii="Segoe UI" w:hAnsi="Segoe UI" w:eastAsia="Segoe UI" w:cs="Segoe UI"/>
+                <w:rStyle w:val="Strong"/>
+                <w:rFonts w:ascii="Segoe UI" w:eastAsia="Segoe UI" w:hAnsi="Segoe UI" w:cs="Segoe UI" w:hint="default"/>
                 <w:b/>
                 <w:bCs/>
                 <w:i w:val="0"/>
@@ -2292,8 +2240,8 @@
                 <w:kern w:val="0"/>
                 <w:sz w:val="18"/>
                 <w:szCs w:val="18"/>
-                <w:bdr w:val="none" w:color="auto" w:sz="0" w:space="0"/>
-                <w:lang w:val="en-US" w:eastAsia="zh-CN" w:bidi="ar"/>
+                <w:bdr w:val="nil"/>
+                <w:lang w:val="en-US" w:eastAsia="zh-CN"/>
               </w:rPr>
               <w:t>审批流程</w:t>
             </w:r>
@@ -2303,10 +2251,10 @@
           <w:tcPr>
             <w:tcW w:w="7013" w:type="dxa"/>
             <w:tcBorders>
-              <w:top w:val="single" w:color="auto" w:sz="4" w:space="0"/>
-              <w:left w:val="single" w:color="auto" w:sz="4" w:space="0"/>
-              <w:bottom w:val="single" w:color="auto" w:sz="4" w:space="0"/>
-              <w:right w:val="single" w:color="auto" w:sz="12" w:space="0"/>
+              <w:top w:val="single" w:sz="4" w:space="0" w:color="auto"/>
+              <w:left w:val="single" w:sz="4" w:space="0" w:color="auto"/>
+              <w:bottom w:val="single" w:sz="4" w:space="0" w:color="auto"/>
+              <w:right w:val="single" w:sz="12" w:space="0" w:color="auto"/>
             </w:tcBorders>
             <w:shd w:val="clear" w:color="auto" w:fill="auto"/>
             <w:tcMar>
@@ -2325,10 +2273,10 @@
               <w:suppressLineNumbers w:val="0"/>
               <w:snapToGrid w:val="0"/>
               <w:spacing w:line="240" w:lineRule="auto"/>
-              <w:ind w:left="0" w:leftChars="0" w:right="0" w:rightChars="0" w:firstLine="0" w:firstLineChars="0"/>
+              <w:ind w:left="0" w:right="0" w:firstLine="0" w:leftChars="0" w:rightChars="0" w:firstLineChars="0"/>
               <w:jc w:val="left"/>
               <w:rPr>
-                <w:rFonts w:hint="default" w:ascii="Segoe UI" w:hAnsi="Segoe UI" w:eastAsia="Segoe UI" w:cs="Segoe UI"/>
+                <w:rFonts w:ascii="Segoe UI" w:eastAsia="Segoe UI" w:hAnsi="Segoe UI" w:cs="Segoe UI" w:hint="default"/>
                 <w:i w:val="0"/>
                 <w:iCs w:val="0"/>
                 <w:caps w:val="0"/>
@@ -2340,8 +2288,8 @@
             </w:pPr>
             <w:r>
               <w:rPr>
-                <w:rStyle w:val="4"/>
-                <w:rFonts w:hint="default" w:ascii="Segoe UI" w:hAnsi="Segoe UI" w:eastAsia="Segoe UI" w:cs="Segoe UI"/>
+                <w:rStyle w:val="Strong"/>
+                <w:rFonts w:ascii="Segoe UI" w:eastAsia="Segoe UI" w:hAnsi="Segoe UI" w:cs="Segoe UI" w:hint="default"/>
                 <w:b/>
                 <w:bCs/>
                 <w:i w:val="0"/>
@@ -2353,48 +2301,48 @@
                 <w:kern w:val="0"/>
                 <w:sz w:val="18"/>
                 <w:szCs w:val="18"/>
-                <w:bdr w:val="none" w:color="auto" w:sz="0" w:space="0"/>
-                <w:lang w:val="en-US" w:eastAsia="zh-CN" w:bidi="ar"/>
+                <w:bdr w:val="nil"/>
+                <w:lang w:val="en-US" w:eastAsia="zh-CN"/>
               </w:rPr>
               <w:t>申请人：</w:t>
             </w:r>
             <w:r>
               <w:rPr>
-                <w:rFonts w:hint="eastAsia" w:ascii="Segoe UI" w:hAnsi="Segoe UI" w:eastAsia="Segoe UI" w:cs="Segoe UI"/>
-                <w:i w:val="0"/>
-                <w:iCs w:val="0"/>
-                <w:caps w:val="0"/>
-                <w:snapToGrid w:val="0"/>
-                <w:color w:val="000000"/>
-                <w:spacing w:val="0"/>
-                <w:kern w:val="0"/>
-                <w:sz w:val="18"/>
-                <w:szCs w:val="18"/>
-                <w:lang w:val="en-US" w:eastAsia="zh-CN" w:bidi="ar"/>
+                <w:rFonts w:ascii="Segoe UI" w:eastAsia="Segoe UI" w:hAnsi="Segoe UI" w:cs="Segoe UI" w:hint="eastAsia"/>
+                <w:i w:val="0"/>
+                <w:iCs w:val="0"/>
+                <w:caps w:val="0"/>
+                <w:snapToGrid w:val="0"/>
+                <w:color w:val="000000"/>
+                <w:spacing w:val="0"/>
+                <w:kern w:val="0"/>
+                <w:sz w:val="18"/>
+                <w:szCs w:val="18"/>
+                <w:lang w:val="en-US" w:eastAsia="zh-CN"/>
               </w:rPr>
               <w:t>陈子良</w:t>
             </w:r>
             <w:r>
               <w:rPr>
-                <w:rFonts w:hint="default" w:ascii="Segoe UI" w:hAnsi="Segoe UI" w:eastAsia="Segoe UI" w:cs="Segoe UI"/>
-                <w:i w:val="0"/>
-                <w:iCs w:val="0"/>
-                <w:caps w:val="0"/>
-                <w:snapToGrid w:val="0"/>
-                <w:color w:val="000000"/>
-                <w:spacing w:val="0"/>
-                <w:kern w:val="0"/>
-                <w:sz w:val="18"/>
-                <w:szCs w:val="18"/>
-                <w:bdr w:val="none" w:color="auto" w:sz="0" w:space="0"/>
-                <w:lang w:val="en-US" w:eastAsia="zh-CN" w:bidi="ar"/>
-              </w:rPr>
-              <w:br w:type="textWrapping"/>
-            </w:r>
-            <w:r>
-              <w:rPr>
-                <w:rStyle w:val="4"/>
-                <w:rFonts w:hint="default" w:ascii="Segoe UI" w:hAnsi="Segoe UI" w:eastAsia="Segoe UI" w:cs="Segoe UI"/>
+                <w:rFonts w:ascii="Segoe UI" w:eastAsia="Segoe UI" w:hAnsi="Segoe UI" w:cs="Segoe UI" w:hint="default"/>
+                <w:i w:val="0"/>
+                <w:iCs w:val="0"/>
+                <w:caps w:val="0"/>
+                <w:snapToGrid w:val="0"/>
+                <w:color w:val="000000"/>
+                <w:spacing w:val="0"/>
+                <w:kern w:val="0"/>
+                <w:sz w:val="18"/>
+                <w:szCs w:val="18"/>
+                <w:bdr w:val="nil"/>
+                <w:lang w:val="en-US" w:eastAsia="zh-CN"/>
+              </w:rPr>
+              <w:br/>
+            </w:r>
+            <w:r>
+              <w:rPr>
+                <w:rStyle w:val="Strong"/>
+                <w:rFonts w:ascii="Segoe UI" w:eastAsia="Segoe UI" w:hAnsi="Segoe UI" w:cs="Segoe UI" w:hint="default"/>
                 <w:b/>
                 <w:bCs/>
                 <w:i w:val="0"/>
@@ -2406,49 +2354,49 @@
                 <w:kern w:val="0"/>
                 <w:sz w:val="18"/>
                 <w:szCs w:val="18"/>
-                <w:bdr w:val="none" w:color="auto" w:sz="0" w:space="0"/>
-                <w:lang w:val="en-US" w:eastAsia="zh-CN" w:bidi="ar"/>
+                <w:bdr w:val="nil"/>
+                <w:lang w:val="en-US" w:eastAsia="zh-CN"/>
               </w:rPr>
               <w:t>开发负责人：</w:t>
             </w:r>
             <w:r>
               <w:rPr>
-                <w:rFonts w:hint="default" w:ascii="Segoe UI" w:hAnsi="Segoe UI" w:eastAsia="Segoe UI" w:cs="Segoe UI"/>
-                <w:i w:val="0"/>
-                <w:iCs w:val="0"/>
-                <w:caps w:val="0"/>
-                <w:snapToGrid w:val="0"/>
-                <w:color w:val="000000"/>
-                <w:spacing w:val="0"/>
-                <w:kern w:val="0"/>
-                <w:sz w:val="18"/>
-                <w:szCs w:val="18"/>
-                <w:bdr w:val="none" w:color="auto" w:sz="0" w:space="0"/>
-                <w:lang w:val="en-US" w:eastAsia="zh-CN" w:bidi="ar"/>
+                <w:rFonts w:ascii="Segoe UI" w:eastAsia="Segoe UI" w:hAnsi="Segoe UI" w:cs="Segoe UI" w:hint="default"/>
+                <w:i w:val="0"/>
+                <w:iCs w:val="0"/>
+                <w:caps w:val="0"/>
+                <w:snapToGrid w:val="0"/>
+                <w:color w:val="000000"/>
+                <w:spacing w:val="0"/>
+                <w:kern w:val="0"/>
+                <w:sz w:val="18"/>
+                <w:szCs w:val="18"/>
+                <w:bdr w:val="nil"/>
+                <w:lang w:val="en-US" w:eastAsia="zh-CN"/>
               </w:rPr>
               <w:t>张伟</w:t>
             </w:r>
             <w:r>
               <w:rPr>
-                <w:rFonts w:hint="default" w:ascii="Segoe UI" w:hAnsi="Segoe UI" w:eastAsia="Segoe UI" w:cs="Segoe UI"/>
-                <w:i w:val="0"/>
-                <w:iCs w:val="0"/>
-                <w:caps w:val="0"/>
-                <w:snapToGrid w:val="0"/>
-                <w:color w:val="000000"/>
-                <w:spacing w:val="0"/>
-                <w:kern w:val="0"/>
-                <w:sz w:val="18"/>
-                <w:szCs w:val="18"/>
-                <w:bdr w:val="none" w:color="auto" w:sz="0" w:space="0"/>
-                <w:lang w:val="en-US" w:eastAsia="zh-CN" w:bidi="ar"/>
-              </w:rPr>
-              <w:br w:type="textWrapping"/>
-            </w:r>
-            <w:r>
-              <w:rPr>
-                <w:rStyle w:val="4"/>
-                <w:rFonts w:hint="default" w:ascii="Segoe UI" w:hAnsi="Segoe UI" w:eastAsia="Segoe UI" w:cs="Segoe UI"/>
+                <w:rFonts w:ascii="Segoe UI" w:eastAsia="Segoe UI" w:hAnsi="Segoe UI" w:cs="Segoe UI" w:hint="default"/>
+                <w:i w:val="0"/>
+                <w:iCs w:val="0"/>
+                <w:caps w:val="0"/>
+                <w:snapToGrid w:val="0"/>
+                <w:color w:val="000000"/>
+                <w:spacing w:val="0"/>
+                <w:kern w:val="0"/>
+                <w:sz w:val="18"/>
+                <w:szCs w:val="18"/>
+                <w:bdr w:val="nil"/>
+                <w:lang w:val="en-US" w:eastAsia="zh-CN"/>
+              </w:rPr>
+              <w:br/>
+            </w:r>
+            <w:r>
+              <w:rPr>
+                <w:rStyle w:val="Strong"/>
+                <w:rFonts w:ascii="Segoe UI" w:eastAsia="Segoe UI" w:hAnsi="Segoe UI" w:cs="Segoe UI" w:hint="default"/>
                 <w:b/>
                 <w:bCs/>
                 <w:i w:val="0"/>
@@ -2460,49 +2408,49 @@
                 <w:kern w:val="0"/>
                 <w:sz w:val="18"/>
                 <w:szCs w:val="18"/>
-                <w:bdr w:val="none" w:color="auto" w:sz="0" w:space="0"/>
-                <w:lang w:val="en-US" w:eastAsia="zh-CN" w:bidi="ar"/>
+                <w:bdr w:val="nil"/>
+                <w:lang w:val="en-US" w:eastAsia="zh-CN"/>
               </w:rPr>
               <w:t>测试负责人：</w:t>
             </w:r>
             <w:r>
               <w:rPr>
-                <w:rFonts w:hint="default" w:ascii="Segoe UI" w:hAnsi="Segoe UI" w:eastAsia="Segoe UI" w:cs="Segoe UI"/>
-                <w:i w:val="0"/>
-                <w:iCs w:val="0"/>
-                <w:caps w:val="0"/>
-                <w:snapToGrid w:val="0"/>
-                <w:color w:val="000000"/>
-                <w:spacing w:val="0"/>
-                <w:kern w:val="0"/>
-                <w:sz w:val="18"/>
-                <w:szCs w:val="18"/>
-                <w:bdr w:val="none" w:color="auto" w:sz="0" w:space="0"/>
-                <w:lang w:val="en-US" w:eastAsia="zh-CN" w:bidi="ar"/>
+                <w:rFonts w:ascii="Segoe UI" w:eastAsia="Segoe UI" w:hAnsi="Segoe UI" w:cs="Segoe UI" w:hint="default"/>
+                <w:i w:val="0"/>
+                <w:iCs w:val="0"/>
+                <w:caps w:val="0"/>
+                <w:snapToGrid w:val="0"/>
+                <w:color w:val="000000"/>
+                <w:spacing w:val="0"/>
+                <w:kern w:val="0"/>
+                <w:sz w:val="18"/>
+                <w:szCs w:val="18"/>
+                <w:bdr w:val="nil"/>
+                <w:lang w:val="en-US" w:eastAsia="zh-CN"/>
               </w:rPr>
               <w:t>李娜</w:t>
             </w:r>
             <w:r>
               <w:rPr>
-                <w:rFonts w:hint="default" w:ascii="Segoe UI" w:hAnsi="Segoe UI" w:eastAsia="Segoe UI" w:cs="Segoe UI"/>
-                <w:i w:val="0"/>
-                <w:iCs w:val="0"/>
-                <w:caps w:val="0"/>
-                <w:snapToGrid w:val="0"/>
-                <w:color w:val="000000"/>
-                <w:spacing w:val="0"/>
-                <w:kern w:val="0"/>
-                <w:sz w:val="18"/>
-                <w:szCs w:val="18"/>
-                <w:bdr w:val="none" w:color="auto" w:sz="0" w:space="0"/>
-                <w:lang w:val="en-US" w:eastAsia="zh-CN" w:bidi="ar"/>
-              </w:rPr>
-              <w:br w:type="textWrapping"/>
-            </w:r>
-            <w:r>
-              <w:rPr>
-                <w:rStyle w:val="4"/>
-                <w:rFonts w:hint="default" w:ascii="Segoe UI" w:hAnsi="Segoe UI" w:eastAsia="Segoe UI" w:cs="Segoe UI"/>
+                <w:rFonts w:ascii="Segoe UI" w:eastAsia="Segoe UI" w:hAnsi="Segoe UI" w:cs="Segoe UI" w:hint="default"/>
+                <w:i w:val="0"/>
+                <w:iCs w:val="0"/>
+                <w:caps w:val="0"/>
+                <w:snapToGrid w:val="0"/>
+                <w:color w:val="000000"/>
+                <w:spacing w:val="0"/>
+                <w:kern w:val="0"/>
+                <w:sz w:val="18"/>
+                <w:szCs w:val="18"/>
+                <w:bdr w:val="nil"/>
+                <w:lang w:val="en-US" w:eastAsia="zh-CN"/>
+              </w:rPr>
+              <w:br/>
+            </w:r>
+            <w:r>
+              <w:rPr>
+                <w:rStyle w:val="Strong"/>
+                <w:rFonts w:ascii="Segoe UI" w:eastAsia="Segoe UI" w:hAnsi="Segoe UI" w:cs="Segoe UI" w:hint="default"/>
                 <w:b/>
                 <w:bCs/>
                 <w:i w:val="0"/>
@@ -2514,25 +2462,25 @@
                 <w:kern w:val="0"/>
                 <w:sz w:val="18"/>
                 <w:szCs w:val="18"/>
-                <w:bdr w:val="none" w:color="auto" w:sz="0" w:space="0"/>
-                <w:lang w:val="en-US" w:eastAsia="zh-CN" w:bidi="ar"/>
+                <w:bdr w:val="nil"/>
+                <w:lang w:val="en-US" w:eastAsia="zh-CN"/>
               </w:rPr>
               <w:t>运维负责人：</w:t>
             </w:r>
             <w:r>
               <w:rPr>
-                <w:rFonts w:hint="default" w:ascii="Segoe UI" w:hAnsi="Segoe UI" w:eastAsia="Segoe UI" w:cs="Segoe UI"/>
-                <w:i w:val="0"/>
-                <w:iCs w:val="0"/>
-                <w:caps w:val="0"/>
-                <w:snapToGrid w:val="0"/>
-                <w:color w:val="000000"/>
-                <w:spacing w:val="0"/>
-                <w:kern w:val="0"/>
-                <w:sz w:val="18"/>
-                <w:szCs w:val="18"/>
-                <w:bdr w:val="none" w:color="auto" w:sz="0" w:space="0"/>
-                <w:lang w:val="en-US" w:eastAsia="zh-CN" w:bidi="ar"/>
+                <w:rFonts w:ascii="Segoe UI" w:eastAsia="Segoe UI" w:hAnsi="Segoe UI" w:cs="Segoe UI" w:hint="default"/>
+                <w:i w:val="0"/>
+                <w:iCs w:val="0"/>
+                <w:caps w:val="0"/>
+                <w:snapToGrid w:val="0"/>
+                <w:color w:val="000000"/>
+                <w:spacing w:val="0"/>
+                <w:kern w:val="0"/>
+                <w:sz w:val="18"/>
+                <w:szCs w:val="18"/>
+                <w:bdr w:val="nil"/>
+                <w:lang w:val="en-US" w:eastAsia="zh-CN"/>
               </w:rPr>
               <w:t>王超</w:t>
             </w:r>
@@ -2541,14 +2489,9 @@
       </w:tr>
       <w:tr>
         <w:tblPrEx>
-          <w:tblBorders>
-            <w:top w:val="single" w:color="auto" w:sz="4" w:space="0"/>
-            <w:left w:val="single" w:color="auto" w:sz="4" w:space="0"/>
-            <w:bottom w:val="single" w:color="auto" w:sz="4" w:space="0"/>
-            <w:right w:val="single" w:color="auto" w:sz="4" w:space="0"/>
-            <w:insideH w:val="single" w:color="auto" w:sz="4" w:space="0"/>
-            <w:insideV w:val="single" w:color="auto" w:sz="4" w:space="0"/>
-          </w:tblBorders>
+          <w:tblW w:w="8522" w:type="dxa"/>
+          <w:tblInd w:w="0" w:type="dxa"/>
+          <w:shd w:val="clear" w:color="auto" w:fill="auto"/>
           <w:tblCellMar>
             <w:top w:w="15" w:type="dxa"/>
             <w:left w:w="15" w:type="dxa"/>
@@ -2557,16 +2500,16 @@
           </w:tblCellMar>
         </w:tblPrEx>
         <w:trPr>
-          <w:trHeight w:val="0" w:hRule="atLeast"/>
+          <w:trHeight w:val="0"/>
         </w:trPr>
         <w:tc>
           <w:tcPr>
             <w:tcW w:w="1509" w:type="dxa"/>
             <w:tcBorders>
-              <w:top w:val="single" w:color="auto" w:sz="4" w:space="0"/>
-              <w:left w:val="single" w:color="auto" w:sz="12" w:space="0"/>
-              <w:bottom w:val="single" w:color="auto" w:sz="4" w:space="0"/>
-              <w:right w:val="single" w:color="auto" w:sz="4" w:space="0"/>
+              <w:top w:val="single" w:sz="4" w:space="0" w:color="auto"/>
+              <w:left w:val="single" w:sz="12" w:space="0" w:color="auto"/>
+              <w:bottom w:val="single" w:sz="4" w:space="0" w:color="auto"/>
+              <w:right w:val="single" w:sz="4" w:space="0" w:color="auto"/>
             </w:tcBorders>
             <w:shd w:val="clear" w:color="auto" w:fill="auto"/>
             <w:tcMar>
@@ -2585,10 +2528,10 @@
               <w:suppressLineNumbers w:val="0"/>
               <w:snapToGrid w:val="0"/>
               <w:spacing w:line="240" w:lineRule="auto"/>
-              <w:ind w:left="0" w:leftChars="0" w:right="0" w:rightChars="0" w:firstLine="0" w:firstLineChars="0"/>
+              <w:ind w:left="0" w:right="0" w:firstLine="0" w:leftChars="0" w:rightChars="0" w:firstLineChars="0"/>
               <w:jc w:val="center"/>
               <w:rPr>
-                <w:rFonts w:hint="default" w:ascii="Segoe UI" w:hAnsi="Segoe UI" w:eastAsia="Segoe UI" w:cs="Segoe UI"/>
+                <w:rFonts w:ascii="Segoe UI" w:eastAsia="Segoe UI" w:hAnsi="Segoe UI" w:cs="Segoe UI" w:hint="default"/>
                 <w:i w:val="0"/>
                 <w:iCs w:val="0"/>
                 <w:caps w:val="0"/>
@@ -2600,8 +2543,8 @@
             </w:pPr>
             <w:r>
               <w:rPr>
-                <w:rStyle w:val="4"/>
-                <w:rFonts w:hint="default" w:ascii="Segoe UI" w:hAnsi="Segoe UI" w:eastAsia="Segoe UI" w:cs="Segoe UI"/>
+                <w:rStyle w:val="Strong"/>
+                <w:rFonts w:ascii="Segoe UI" w:eastAsia="Segoe UI" w:hAnsi="Segoe UI" w:cs="Segoe UI" w:hint="default"/>
                 <w:b/>
                 <w:bCs/>
                 <w:i w:val="0"/>
@@ -2613,8 +2556,8 @@
                 <w:kern w:val="0"/>
                 <w:sz w:val="18"/>
                 <w:szCs w:val="18"/>
-                <w:bdr w:val="none" w:color="auto" w:sz="0" w:space="0"/>
-                <w:lang w:val="en-US" w:eastAsia="zh-CN" w:bidi="ar"/>
+                <w:bdr w:val="nil"/>
+                <w:lang w:val="en-US" w:eastAsia="zh-CN"/>
               </w:rPr>
               <w:t>实施后验证</w:t>
             </w:r>
@@ -2624,10 +2567,10 @@
           <w:tcPr>
             <w:tcW w:w="7013" w:type="dxa"/>
             <w:tcBorders>
-              <w:top w:val="single" w:color="auto" w:sz="4" w:space="0"/>
-              <w:left w:val="single" w:color="auto" w:sz="4" w:space="0"/>
-              <w:bottom w:val="single" w:color="auto" w:sz="4" w:space="0"/>
-              <w:right w:val="single" w:color="auto" w:sz="12" w:space="0"/>
+              <w:top w:val="single" w:sz="4" w:space="0" w:color="auto"/>
+              <w:left w:val="single" w:sz="4" w:space="0" w:color="auto"/>
+              <w:bottom w:val="single" w:sz="4" w:space="0" w:color="auto"/>
+              <w:right w:val="single" w:sz="12" w:space="0" w:color="auto"/>
             </w:tcBorders>
             <w:shd w:val="clear" w:color="auto" w:fill="auto"/>
             <w:tcMar>
@@ -2646,10 +2589,10 @@
               <w:suppressLineNumbers w:val="0"/>
               <w:snapToGrid w:val="0"/>
               <w:spacing w:line="240" w:lineRule="auto"/>
-              <w:ind w:left="0" w:leftChars="0" w:right="0" w:rightChars="0" w:firstLine="0" w:firstLineChars="0"/>
+              <w:ind w:left="0" w:right="0" w:firstLine="0" w:leftChars="0" w:rightChars="0" w:firstLineChars="0"/>
               <w:jc w:val="left"/>
               <w:rPr>
-                <w:rFonts w:hint="default" w:ascii="Segoe UI" w:hAnsi="Segoe UI" w:eastAsia="Segoe UI" w:cs="Segoe UI"/>
+                <w:rFonts w:ascii="Segoe UI" w:eastAsia="Segoe UI" w:hAnsi="Segoe UI" w:cs="Segoe UI" w:hint="default"/>
                 <w:i w:val="0"/>
                 <w:iCs w:val="0"/>
                 <w:caps w:val="0"/>
@@ -2661,86 +2604,86 @@
             </w:pPr>
             <w:r>
               <w:rPr>
-                <w:rFonts w:hint="default" w:ascii="Segoe UI" w:hAnsi="Segoe UI" w:eastAsia="Segoe UI" w:cs="Segoe UI"/>
-                <w:i w:val="0"/>
-                <w:iCs w:val="0"/>
-                <w:caps w:val="0"/>
-                <w:snapToGrid w:val="0"/>
-                <w:color w:val="000000"/>
-                <w:spacing w:val="0"/>
-                <w:kern w:val="0"/>
-                <w:sz w:val="18"/>
-                <w:szCs w:val="18"/>
-                <w:bdr w:val="none" w:color="auto" w:sz="0" w:space="0"/>
-                <w:lang w:val="en-US" w:eastAsia="zh-CN" w:bidi="ar"/>
+                <w:rFonts w:ascii="Segoe UI" w:eastAsia="Segoe UI" w:hAnsi="Segoe UI" w:cs="Segoe UI" w:hint="default"/>
+                <w:i w:val="0"/>
+                <w:iCs w:val="0"/>
+                <w:caps w:val="0"/>
+                <w:snapToGrid w:val="0"/>
+                <w:color w:val="000000"/>
+                <w:spacing w:val="0"/>
+                <w:kern w:val="0"/>
+                <w:sz w:val="18"/>
+                <w:szCs w:val="18"/>
+                <w:bdr w:val="nil"/>
+                <w:lang w:val="en-US" w:eastAsia="zh-CN"/>
               </w:rPr>
               <w:t>1. 在测试环境验证核心业务流程（创建订单、驳回、关闭项目）是否通畅。</w:t>
             </w:r>
             <w:r>
               <w:rPr>
-                <w:rFonts w:hint="default" w:ascii="Segoe UI" w:hAnsi="Segoe UI" w:eastAsia="Segoe UI" w:cs="Segoe UI"/>
-                <w:i w:val="0"/>
-                <w:iCs w:val="0"/>
-                <w:caps w:val="0"/>
-                <w:snapToGrid w:val="0"/>
-                <w:color w:val="000000"/>
-                <w:spacing w:val="0"/>
-                <w:kern w:val="0"/>
-                <w:sz w:val="18"/>
-                <w:szCs w:val="18"/>
-                <w:bdr w:val="none" w:color="auto" w:sz="0" w:space="0"/>
-                <w:lang w:val="en-US" w:eastAsia="zh-CN" w:bidi="ar"/>
-              </w:rPr>
-              <w:br w:type="textWrapping"/>
-            </w:r>
-            <w:r>
-              <w:rPr>
-                <w:rFonts w:hint="default" w:ascii="Segoe UI" w:hAnsi="Segoe UI" w:eastAsia="Segoe UI" w:cs="Segoe UI"/>
-                <w:i w:val="0"/>
-                <w:iCs w:val="0"/>
-                <w:caps w:val="0"/>
-                <w:snapToGrid w:val="0"/>
-                <w:color w:val="000000"/>
-                <w:spacing w:val="0"/>
-                <w:kern w:val="0"/>
-                <w:sz w:val="18"/>
-                <w:szCs w:val="18"/>
-                <w:bdr w:val="none" w:color="auto" w:sz="0" w:space="0"/>
-                <w:lang w:val="en-US" w:eastAsia="zh-CN" w:bidi="ar"/>
+                <w:rFonts w:ascii="Segoe UI" w:eastAsia="Segoe UI" w:hAnsi="Segoe UI" w:cs="Segoe UI" w:hint="default"/>
+                <w:i w:val="0"/>
+                <w:iCs w:val="0"/>
+                <w:caps w:val="0"/>
+                <w:snapToGrid w:val="0"/>
+                <w:color w:val="000000"/>
+                <w:spacing w:val="0"/>
+                <w:kern w:val="0"/>
+                <w:sz w:val="18"/>
+                <w:szCs w:val="18"/>
+                <w:bdr w:val="nil"/>
+                <w:lang w:val="en-US" w:eastAsia="zh-CN"/>
+              </w:rPr>
+              <w:br/>
+            </w:r>
+            <w:r>
+              <w:rPr>
+                <w:rFonts w:ascii="Segoe UI" w:eastAsia="Segoe UI" w:hAnsi="Segoe UI" w:cs="Segoe UI" w:hint="default"/>
+                <w:i w:val="0"/>
+                <w:iCs w:val="0"/>
+                <w:caps w:val="0"/>
+                <w:snapToGrid w:val="0"/>
+                <w:color w:val="000000"/>
+                <w:spacing w:val="0"/>
+                <w:kern w:val="0"/>
+                <w:sz w:val="18"/>
+                <w:szCs w:val="18"/>
+                <w:bdr w:val="nil"/>
+                <w:lang w:val="en-US" w:eastAsia="zh-CN"/>
               </w:rPr>
               <w:t>2. 在生产环境执行预定义的验证用例，确认“僵尸预占”场景可被自动处理。</w:t>
             </w:r>
             <w:r>
               <w:rPr>
-                <w:rFonts w:hint="default" w:ascii="Segoe UI" w:hAnsi="Segoe UI" w:eastAsia="Segoe UI" w:cs="Segoe UI"/>
-                <w:i w:val="0"/>
-                <w:iCs w:val="0"/>
-                <w:caps w:val="0"/>
-                <w:snapToGrid w:val="0"/>
-                <w:color w:val="000000"/>
-                <w:spacing w:val="0"/>
-                <w:kern w:val="0"/>
-                <w:sz w:val="18"/>
-                <w:szCs w:val="18"/>
-                <w:bdr w:val="none" w:color="auto" w:sz="0" w:space="0"/>
-                <w:lang w:val="en-US" w:eastAsia="zh-CN" w:bidi="ar"/>
-              </w:rPr>
-              <w:br w:type="textWrapping"/>
-            </w:r>
-            <w:r>
-              <w:rPr>
-                <w:rFonts w:hint="default" w:ascii="Segoe UI" w:hAnsi="Segoe UI" w:eastAsia="Segoe UI" w:cs="Segoe UI"/>
-                <w:i w:val="0"/>
-                <w:iCs w:val="0"/>
-                <w:caps w:val="0"/>
-                <w:snapToGrid w:val="0"/>
-                <w:color w:val="000000"/>
-                <w:spacing w:val="0"/>
-                <w:kern w:val="0"/>
-                <w:sz w:val="18"/>
-                <w:szCs w:val="18"/>
-                <w:bdr w:val="none" w:color="auto" w:sz="0" w:space="0"/>
-                <w:lang w:val="en-US" w:eastAsia="zh-CN" w:bidi="ar"/>
+                <w:rFonts w:ascii="Segoe UI" w:eastAsia="Segoe UI" w:hAnsi="Segoe UI" w:cs="Segoe UI" w:hint="default"/>
+                <w:i w:val="0"/>
+                <w:iCs w:val="0"/>
+                <w:caps w:val="0"/>
+                <w:snapToGrid w:val="0"/>
+                <w:color w:val="000000"/>
+                <w:spacing w:val="0"/>
+                <w:kern w:val="0"/>
+                <w:sz w:val="18"/>
+                <w:szCs w:val="18"/>
+                <w:bdr w:val="nil"/>
+                <w:lang w:val="en-US" w:eastAsia="zh-CN"/>
+              </w:rPr>
+              <w:br/>
+            </w:r>
+            <w:r>
+              <w:rPr>
+                <w:rFonts w:ascii="Segoe UI" w:eastAsia="Segoe UI" w:hAnsi="Segoe UI" w:cs="Segoe UI" w:hint="default"/>
+                <w:i w:val="0"/>
+                <w:iCs w:val="0"/>
+                <w:caps w:val="0"/>
+                <w:snapToGrid w:val="0"/>
+                <w:color w:val="000000"/>
+                <w:spacing w:val="0"/>
+                <w:kern w:val="0"/>
+                <w:sz w:val="18"/>
+                <w:szCs w:val="18"/>
+                <w:bdr w:val="nil"/>
+                <w:lang w:val="en-US" w:eastAsia="zh-CN"/>
               </w:rPr>
               <w:t>3. 监控错误日志和告警系统2小时，确认无新增相关异常。</w:t>
             </w:r>
@@ -2749,14 +2692,8 @@
       </w:tr>
       <w:tr>
         <w:tblPrEx>
-          <w:tblBorders>
-            <w:top w:val="single" w:color="auto" w:sz="4" w:space="0"/>
-            <w:left w:val="single" w:color="auto" w:sz="4" w:space="0"/>
-            <w:bottom w:val="single" w:color="auto" w:sz="4" w:space="0"/>
-            <w:right w:val="single" w:color="auto" w:sz="4" w:space="0"/>
-            <w:insideH w:val="single" w:color="auto" w:sz="4" w:space="0"/>
-            <w:insideV w:val="single" w:color="auto" w:sz="4" w:space="0"/>
-          </w:tblBorders>
+          <w:tblW w:w="8522" w:type="dxa"/>
+          <w:tblInd w:w="0" w:type="dxa"/>
           <w:shd w:val="clear" w:color="auto" w:fill="auto"/>
           <w:tblCellMar>
             <w:top w:w="15" w:type="dxa"/>
@@ -2766,16 +2703,16 @@
           </w:tblCellMar>
         </w:tblPrEx>
         <w:trPr>
-          <w:trHeight w:val="0" w:hRule="atLeast"/>
+          <w:trHeight w:val="0"/>
         </w:trPr>
         <w:tc>
           <w:tcPr>
             <w:tcW w:w="1509" w:type="dxa"/>
             <w:tcBorders>
-              <w:top w:val="single" w:color="auto" w:sz="4" w:space="0"/>
-              <w:left w:val="single" w:color="auto" w:sz="12" w:space="0"/>
-              <w:bottom w:val="single" w:color="auto" w:sz="4" w:space="0"/>
-              <w:right w:val="single" w:color="auto" w:sz="4" w:space="0"/>
+              <w:top w:val="single" w:sz="4" w:space="0" w:color="auto"/>
+              <w:left w:val="single" w:sz="12" w:space="0" w:color="auto"/>
+              <w:bottom w:val="single" w:sz="4" w:space="0" w:color="auto"/>
+              <w:right w:val="single" w:sz="4" w:space="0" w:color="auto"/>
             </w:tcBorders>
             <w:shd w:val="clear" w:color="auto" w:fill="auto"/>
             <w:tcMar>
@@ -2794,10 +2731,10 @@
               <w:suppressLineNumbers w:val="0"/>
               <w:snapToGrid w:val="0"/>
               <w:spacing w:line="240" w:lineRule="auto"/>
-              <w:ind w:left="0" w:leftChars="0" w:right="0" w:rightChars="0" w:firstLine="0" w:firstLineChars="0"/>
+              <w:ind w:left="0" w:right="0" w:firstLine="0" w:leftChars="0" w:rightChars="0" w:firstLineChars="0"/>
               <w:jc w:val="center"/>
               <w:rPr>
-                <w:rFonts w:hint="default" w:ascii="Segoe UI" w:hAnsi="Segoe UI" w:eastAsia="Segoe UI" w:cs="Segoe UI"/>
+                <w:rFonts w:ascii="Segoe UI" w:eastAsia="Segoe UI" w:hAnsi="Segoe UI" w:cs="Segoe UI" w:hint="default"/>
                 <w:i w:val="0"/>
                 <w:iCs w:val="0"/>
                 <w:caps w:val="0"/>
@@ -2809,8 +2746,8 @@
             </w:pPr>
             <w:r>
               <w:rPr>
-                <w:rStyle w:val="4"/>
-                <w:rFonts w:hint="default" w:ascii="Segoe UI" w:hAnsi="Segoe UI" w:eastAsia="Segoe UI" w:cs="Segoe UI"/>
+                <w:rStyle w:val="Strong"/>
+                <w:rFonts w:ascii="Segoe UI" w:eastAsia="Segoe UI" w:hAnsi="Segoe UI" w:cs="Segoe UI" w:hint="default"/>
                 <w:b/>
                 <w:bCs/>
                 <w:i w:val="0"/>
@@ -2822,8 +2759,8 @@
                 <w:kern w:val="0"/>
                 <w:sz w:val="18"/>
                 <w:szCs w:val="18"/>
-                <w:bdr w:val="none" w:color="auto" w:sz="0" w:space="0"/>
-                <w:lang w:val="en-US" w:eastAsia="zh-CN" w:bidi="ar"/>
+                <w:bdr w:val="nil"/>
+                <w:lang w:val="en-US" w:eastAsia="zh-CN"/>
               </w:rPr>
               <w:t>实际实施记录</w:t>
             </w:r>
@@ -2833,10 +2770,10 @@
           <w:tcPr>
             <w:tcW w:w="7013" w:type="dxa"/>
             <w:tcBorders>
-              <w:top w:val="single" w:color="auto" w:sz="4" w:space="0"/>
-              <w:left w:val="single" w:color="auto" w:sz="4" w:space="0"/>
-              <w:bottom w:val="single" w:color="auto" w:sz="4" w:space="0"/>
-              <w:right w:val="single" w:color="auto" w:sz="12" w:space="0"/>
+              <w:top w:val="single" w:sz="4" w:space="0" w:color="auto"/>
+              <w:left w:val="single" w:sz="4" w:space="0" w:color="auto"/>
+              <w:bottom w:val="single" w:sz="4" w:space="0" w:color="auto"/>
+              <w:right w:val="single" w:sz="12" w:space="0" w:color="auto"/>
             </w:tcBorders>
             <w:shd w:val="clear" w:color="auto" w:fill="auto"/>
             <w:tcMar>
@@ -2855,10 +2792,10 @@
               <w:suppressLineNumbers w:val="0"/>
               <w:snapToGrid w:val="0"/>
               <w:spacing w:line="240" w:lineRule="auto"/>
-              <w:ind w:left="0" w:leftChars="0" w:right="0" w:rightChars="0" w:firstLine="0" w:firstLineChars="0"/>
+              <w:ind w:left="0" w:right="0" w:firstLine="0" w:leftChars="0" w:rightChars="0" w:firstLineChars="0"/>
               <w:jc w:val="left"/>
               <w:rPr>
-                <w:rFonts w:hint="default" w:ascii="Segoe UI" w:hAnsi="Segoe UI" w:eastAsia="Segoe UI" w:cs="Segoe UI"/>
+                <w:rFonts w:ascii="Segoe UI" w:eastAsia="Segoe UI" w:hAnsi="Segoe UI" w:cs="Segoe UI" w:hint="default"/>
                 <w:i w:val="0"/>
                 <w:iCs w:val="0"/>
                 <w:caps w:val="0"/>
@@ -2870,8 +2807,8 @@
             </w:pPr>
             <w:r>
               <w:rPr>
-                <w:rStyle w:val="4"/>
-                <w:rFonts w:hint="default" w:ascii="Segoe UI" w:hAnsi="Segoe UI" w:eastAsia="Segoe UI" w:cs="Segoe UI"/>
+                <w:rStyle w:val="Strong"/>
+                <w:rFonts w:ascii="Segoe UI" w:eastAsia="Segoe UI" w:hAnsi="Segoe UI" w:cs="Segoe UI" w:hint="default"/>
                 <w:b/>
                 <w:bCs/>
                 <w:i w:val="0"/>
@@ -2883,49 +2820,49 @@
                 <w:kern w:val="0"/>
                 <w:sz w:val="18"/>
                 <w:szCs w:val="18"/>
-                <w:bdr w:val="none" w:color="auto" w:sz="0" w:space="0"/>
-                <w:lang w:val="en-US" w:eastAsia="zh-CN" w:bidi="ar"/>
+                <w:bdr w:val="nil"/>
+                <w:lang w:val="en-US" w:eastAsia="zh-CN"/>
               </w:rPr>
               <w:t>【计划】</w:t>
             </w:r>
             <w:r>
               <w:rPr>
-                <w:rFonts w:hint="default" w:ascii="Segoe UI" w:hAnsi="Segoe UI" w:eastAsia="Segoe UI" w:cs="Segoe UI"/>
-                <w:i w:val="0"/>
-                <w:iCs w:val="0"/>
-                <w:caps w:val="0"/>
-                <w:snapToGrid w:val="0"/>
-                <w:color w:val="000000"/>
-                <w:spacing w:val="0"/>
-                <w:kern w:val="0"/>
-                <w:sz w:val="18"/>
-                <w:szCs w:val="18"/>
-                <w:bdr w:val="none" w:color="auto" w:sz="0" w:space="0"/>
-                <w:lang w:val="en-US" w:eastAsia="zh-CN" w:bidi="ar"/>
+                <w:rFonts w:ascii="Segoe UI" w:eastAsia="Segoe UI" w:hAnsi="Segoe UI" w:cs="Segoe UI" w:hint="default"/>
+                <w:i w:val="0"/>
+                <w:iCs w:val="0"/>
+                <w:caps w:val="0"/>
+                <w:snapToGrid w:val="0"/>
+                <w:color w:val="000000"/>
+                <w:spacing w:val="0"/>
+                <w:kern w:val="0"/>
+                <w:sz w:val="18"/>
+                <w:szCs w:val="18"/>
+                <w:bdr w:val="nil"/>
+                <w:lang w:val="en-US" w:eastAsia="zh-CN"/>
               </w:rPr>
               <w:t xml:space="preserve">2025/11/14 </w:t>
             </w:r>
             <w:r>
               <w:rPr>
-                <w:rFonts w:hint="default" w:ascii="Segoe UI" w:hAnsi="Segoe UI" w:eastAsia="Segoe UI" w:cs="Segoe UI"/>
-                <w:i w:val="0"/>
-                <w:iCs w:val="0"/>
-                <w:caps w:val="0"/>
-                <w:snapToGrid w:val="0"/>
-                <w:color w:val="000000"/>
-                <w:spacing w:val="0"/>
-                <w:kern w:val="0"/>
-                <w:sz w:val="18"/>
-                <w:szCs w:val="18"/>
-                <w:bdr w:val="none" w:color="auto" w:sz="0" w:space="0"/>
-                <w:lang w:val="en-US" w:eastAsia="zh-CN" w:bidi="ar"/>
-              </w:rPr>
-              <w:br w:type="textWrapping"/>
-            </w:r>
-            <w:r>
-              <w:rPr>
-                <w:rStyle w:val="4"/>
-                <w:rFonts w:hint="default" w:ascii="Segoe UI" w:hAnsi="Segoe UI" w:eastAsia="Segoe UI" w:cs="Segoe UI"/>
+                <w:rFonts w:ascii="Segoe UI" w:eastAsia="Segoe UI" w:hAnsi="Segoe UI" w:cs="Segoe UI" w:hint="default"/>
+                <w:i w:val="0"/>
+                <w:iCs w:val="0"/>
+                <w:caps w:val="0"/>
+                <w:snapToGrid w:val="0"/>
+                <w:color w:val="000000"/>
+                <w:spacing w:val="0"/>
+                <w:kern w:val="0"/>
+                <w:sz w:val="18"/>
+                <w:szCs w:val="18"/>
+                <w:bdr w:val="nil"/>
+                <w:lang w:val="en-US" w:eastAsia="zh-CN"/>
+              </w:rPr>
+              <w:br/>
+            </w:r>
+            <w:r>
+              <w:rPr>
+                <w:rStyle w:val="Strong"/>
+                <w:rFonts w:ascii="Segoe UI" w:eastAsia="Segoe UI" w:hAnsi="Segoe UI" w:cs="Segoe UI" w:hint="default"/>
                 <w:b/>
                 <w:bCs/>
                 <w:i w:val="0"/>
@@ -2937,48 +2874,48 @@
                 <w:kern w:val="0"/>
                 <w:sz w:val="18"/>
                 <w:szCs w:val="18"/>
-                <w:bdr w:val="none" w:color="auto" w:sz="0" w:space="0"/>
-                <w:lang w:val="en-US" w:eastAsia="zh-CN" w:bidi="ar"/>
+                <w:bdr w:val="nil"/>
+                <w:lang w:val="en-US" w:eastAsia="zh-CN"/>
               </w:rPr>
               <w:t>【开始】</w:t>
             </w:r>
             <w:r>
               <w:rPr>
-                <w:rFonts w:hint="default" w:ascii="Segoe UI" w:hAnsi="Segoe UI" w:eastAsia="Segoe UI" w:cs="Segoe UI"/>
-                <w:i w:val="0"/>
-                <w:iCs w:val="0"/>
-                <w:caps w:val="0"/>
-                <w:snapToGrid w:val="0"/>
-                <w:color w:val="000000"/>
-                <w:spacing w:val="0"/>
-                <w:kern w:val="0"/>
-                <w:sz w:val="18"/>
-                <w:szCs w:val="18"/>
-                <w:lang w:val="en-US" w:eastAsia="zh-CN" w:bidi="ar"/>
+                <w:rFonts w:ascii="Segoe UI" w:eastAsia="Segoe UI" w:hAnsi="Segoe UI" w:cs="Segoe UI" w:hint="default"/>
+                <w:i w:val="0"/>
+                <w:iCs w:val="0"/>
+                <w:caps w:val="0"/>
+                <w:snapToGrid w:val="0"/>
+                <w:color w:val="000000"/>
+                <w:spacing w:val="0"/>
+                <w:kern w:val="0"/>
+                <w:sz w:val="18"/>
+                <w:szCs w:val="18"/>
+                <w:lang w:val="en-US" w:eastAsia="zh-CN"/>
               </w:rPr>
               <w:t>2025/11/14</w:t>
             </w:r>
             <w:r>
               <w:rPr>
-                <w:rFonts w:hint="default" w:ascii="Segoe UI" w:hAnsi="Segoe UI" w:eastAsia="Segoe UI" w:cs="Segoe UI"/>
-                <w:i w:val="0"/>
-                <w:iCs w:val="0"/>
-                <w:caps w:val="0"/>
-                <w:snapToGrid w:val="0"/>
-                <w:color w:val="000000"/>
-                <w:spacing w:val="0"/>
-                <w:kern w:val="0"/>
-                <w:sz w:val="18"/>
-                <w:szCs w:val="18"/>
-                <w:bdr w:val="none" w:color="auto" w:sz="0" w:space="0"/>
-                <w:lang w:val="en-US" w:eastAsia="zh-CN" w:bidi="ar"/>
-              </w:rPr>
-              <w:br w:type="textWrapping"/>
-            </w:r>
-            <w:r>
-              <w:rPr>
-                <w:rStyle w:val="4"/>
-                <w:rFonts w:hint="default" w:ascii="Segoe UI" w:hAnsi="Segoe UI" w:eastAsia="Segoe UI" w:cs="Segoe UI"/>
+                <w:rFonts w:ascii="Segoe UI" w:eastAsia="Segoe UI" w:hAnsi="Segoe UI" w:cs="Segoe UI" w:hint="default"/>
+                <w:i w:val="0"/>
+                <w:iCs w:val="0"/>
+                <w:caps w:val="0"/>
+                <w:snapToGrid w:val="0"/>
+                <w:color w:val="000000"/>
+                <w:spacing w:val="0"/>
+                <w:kern w:val="0"/>
+                <w:sz w:val="18"/>
+                <w:szCs w:val="18"/>
+                <w:bdr w:val="nil"/>
+                <w:lang w:val="en-US" w:eastAsia="zh-CN"/>
+              </w:rPr>
+              <w:br/>
+            </w:r>
+            <w:r>
+              <w:rPr>
+                <w:rStyle w:val="Strong"/>
+                <w:rFonts w:ascii="Segoe UI" w:eastAsia="Segoe UI" w:hAnsi="Segoe UI" w:cs="Segoe UI" w:hint="default"/>
                 <w:b/>
                 <w:bCs/>
                 <w:i w:val="0"/>
@@ -2990,48 +2927,48 @@
                 <w:kern w:val="0"/>
                 <w:sz w:val="18"/>
                 <w:szCs w:val="18"/>
-                <w:bdr w:val="none" w:color="auto" w:sz="0" w:space="0"/>
-                <w:lang w:val="en-US" w:eastAsia="zh-CN" w:bidi="ar"/>
+                <w:bdr w:val="nil"/>
+                <w:lang w:val="en-US" w:eastAsia="zh-CN"/>
               </w:rPr>
               <w:t>【结束】</w:t>
             </w:r>
             <w:r>
               <w:rPr>
-                <w:rFonts w:hint="default" w:ascii="Segoe UI" w:hAnsi="Segoe UI" w:eastAsia="Segoe UI" w:cs="Segoe UI"/>
-                <w:i w:val="0"/>
-                <w:iCs w:val="0"/>
-                <w:caps w:val="0"/>
-                <w:snapToGrid w:val="0"/>
-                <w:color w:val="000000"/>
-                <w:spacing w:val="0"/>
-                <w:kern w:val="0"/>
-                <w:sz w:val="18"/>
-                <w:szCs w:val="18"/>
-                <w:lang w:val="en-US" w:eastAsia="zh-CN" w:bidi="ar"/>
+                <w:rFonts w:ascii="Segoe UI" w:eastAsia="Segoe UI" w:hAnsi="Segoe UI" w:cs="Segoe UI" w:hint="default"/>
+                <w:i w:val="0"/>
+                <w:iCs w:val="0"/>
+                <w:caps w:val="0"/>
+                <w:snapToGrid w:val="0"/>
+                <w:color w:val="000000"/>
+                <w:spacing w:val="0"/>
+                <w:kern w:val="0"/>
+                <w:sz w:val="18"/>
+                <w:szCs w:val="18"/>
+                <w:lang w:val="en-US" w:eastAsia="zh-CN"/>
               </w:rPr>
               <w:t>2025/11/14</w:t>
             </w:r>
             <w:r>
               <w:rPr>
-                <w:rFonts w:hint="default" w:ascii="Segoe UI" w:hAnsi="Segoe UI" w:eastAsia="Segoe UI" w:cs="Segoe UI"/>
-                <w:i w:val="0"/>
-                <w:iCs w:val="0"/>
-                <w:caps w:val="0"/>
-                <w:snapToGrid w:val="0"/>
-                <w:color w:val="000000"/>
-                <w:spacing w:val="0"/>
-                <w:kern w:val="0"/>
-                <w:sz w:val="18"/>
-                <w:szCs w:val="18"/>
-                <w:bdr w:val="none" w:color="auto" w:sz="0" w:space="0"/>
-                <w:lang w:val="en-US" w:eastAsia="zh-CN" w:bidi="ar"/>
-              </w:rPr>
-              <w:br w:type="textWrapping"/>
-            </w:r>
-            <w:r>
-              <w:rPr>
-                <w:rStyle w:val="4"/>
-                <w:rFonts w:hint="default" w:ascii="Segoe UI" w:hAnsi="Segoe UI" w:eastAsia="Segoe UI" w:cs="Segoe UI"/>
+                <w:rFonts w:ascii="Segoe UI" w:eastAsia="Segoe UI" w:hAnsi="Segoe UI" w:cs="Segoe UI" w:hint="default"/>
+                <w:i w:val="0"/>
+                <w:iCs w:val="0"/>
+                <w:caps w:val="0"/>
+                <w:snapToGrid w:val="0"/>
+                <w:color w:val="000000"/>
+                <w:spacing w:val="0"/>
+                <w:kern w:val="0"/>
+                <w:sz w:val="18"/>
+                <w:szCs w:val="18"/>
+                <w:bdr w:val="nil"/>
+                <w:lang w:val="en-US" w:eastAsia="zh-CN"/>
+              </w:rPr>
+              <w:br/>
+            </w:r>
+            <w:r>
+              <w:rPr>
+                <w:rStyle w:val="Strong"/>
+                <w:rFonts w:ascii="Segoe UI" w:eastAsia="Segoe UI" w:hAnsi="Segoe UI" w:cs="Segoe UI" w:hint="default"/>
                 <w:b/>
                 <w:bCs/>
                 <w:i w:val="0"/>
@@ -3043,25 +2980,25 @@
                 <w:kern w:val="0"/>
                 <w:sz w:val="18"/>
                 <w:szCs w:val="18"/>
-                <w:bdr w:val="none" w:color="auto" w:sz="0" w:space="0"/>
-                <w:lang w:val="en-US" w:eastAsia="zh-CN" w:bidi="ar"/>
+                <w:bdr w:val="nil"/>
+                <w:lang w:val="en-US" w:eastAsia="zh-CN"/>
               </w:rPr>
               <w:t>【结果】</w:t>
             </w:r>
             <w:r>
               <w:rPr>
-                <w:rFonts w:hint="default" w:ascii="Segoe UI" w:hAnsi="Segoe UI" w:eastAsia="Segoe UI" w:cs="Segoe UI"/>
-                <w:i w:val="0"/>
-                <w:iCs w:val="0"/>
-                <w:caps w:val="0"/>
-                <w:snapToGrid w:val="0"/>
-                <w:color w:val="000000"/>
-                <w:spacing w:val="0"/>
-                <w:kern w:val="0"/>
-                <w:sz w:val="18"/>
-                <w:szCs w:val="18"/>
-                <w:bdr w:val="none" w:color="auto" w:sz="0" w:space="0"/>
-                <w:lang w:val="en-US" w:eastAsia="zh-CN" w:bidi="ar"/>
+                <w:rFonts w:ascii="Segoe UI" w:eastAsia="Segoe UI" w:hAnsi="Segoe UI" w:cs="Segoe UI" w:hint="default"/>
+                <w:i w:val="0"/>
+                <w:iCs w:val="0"/>
+                <w:caps w:val="0"/>
+                <w:snapToGrid w:val="0"/>
+                <w:color w:val="000000"/>
+                <w:spacing w:val="0"/>
+                <w:kern w:val="0"/>
+                <w:sz w:val="18"/>
+                <w:szCs w:val="18"/>
+                <w:bdr w:val="nil"/>
+                <w:lang w:val="en-US" w:eastAsia="zh-CN"/>
               </w:rPr>
               <w:t>☑ 成功 □ 失败 □ 部分成功</w:t>
             </w:r>
@@ -3073,331 +3010,275 @@
     <w:sectPr>
       <w:pgSz w:w="11906" w:h="16838"/>
       <w:pgMar w:top="1440" w:right="1800" w:bottom="1440" w:left="1800" w:header="851" w:footer="992" w:gutter="0"/>
-      <w:cols w:space="425" w:num="1"/>
+      <w:cols w:num="1" w:space="425"/>
       <w:docGrid w:type="lines" w:linePitch="312" w:charSpace="0"/>
     </w:sectPr>
   </w:body>
 </w:document>
 </file>
 
-<file path=word/endnotes.xml><?xml version="1.0" encoding="utf-8"?>
-<w:endnotes xmlns:wpc="http://schemas.microsoft.com/office/word/2010/wordprocessingCanvas" xmlns:mc="http://schemas.openxmlformats.org/markup-compatibility/2006" xmlns:o="urn:schemas-microsoft-com:office:office" xmlns:r="http://schemas.openxmlformats.org/officeDocument/2006/relationships" xmlns:m="http://schemas.openxmlformats.org/officeDocument/2006/math" xmlns:v="urn:schemas-microsoft-com:vml" xmlns:wp14="http://schemas.microsoft.com/office/word/2010/wordprocessingDrawing" xmlns:wp="http://schemas.openxmlformats.org/drawingml/2006/wordprocessingDrawing" xmlns:w="http://schemas.openxmlformats.org/wordprocessingml/2006/main" xmlns:w14="http://schemas.microsoft.com/office/word/2010/wordml" xmlns:w15="http://schemas.microsoft.com/office/word/2012/wordml" xmlns:w10="urn:schemas-microsoft-com:office:word" xmlns:wpg="http://schemas.microsoft.com/office/word/2010/wordprocessingGroup" xmlns:wpi="http://schemas.microsoft.com/office/word/2010/wordprocessingInk" xmlns:wne="http://schemas.microsoft.com/office/word/2006/wordml" xmlns:wps="http://schemas.microsoft.com/office/word/2010/wordprocessingShape" xmlns:wpsCustomData="http://www.wps.cn/officeDocument/2013/wpsCustomData" mc:Ignorable="w14 w15 wp14">
-  <w:endnote w:type="separator" w:id="0">
-    <w:p>
-      <w:pPr>
-        <w:spacing w:line="240" w:lineRule="auto"/>
-        <w:ind w:firstLine="480"/>
-      </w:pPr>
-      <w:r>
-        <w:separator/>
-      </w:r>
-    </w:p>
-  </w:endnote>
-  <w:endnote w:type="continuationSeparator" w:id="1">
-    <w:p>
-      <w:pPr>
-        <w:spacing w:line="240" w:lineRule="auto"/>
-        <w:ind w:firstLine="480"/>
-      </w:pPr>
-      <w:r>
-        <w:continuationSeparator/>
-      </w:r>
-    </w:p>
-  </w:endnote>
-</w:endnotes>
-</file>
-
-<file path=word/footnotes.xml><?xml version="1.0" encoding="utf-8"?>
-<w:footnotes xmlns:wpc="http://schemas.microsoft.com/office/word/2010/wordprocessingCanvas" xmlns:mc="http://schemas.openxmlformats.org/markup-compatibility/2006" xmlns:o="urn:schemas-microsoft-com:office:office" xmlns:r="http://schemas.openxmlformats.org/officeDocument/2006/relationships" xmlns:m="http://schemas.openxmlformats.org/officeDocument/2006/math" xmlns:v="urn:schemas-microsoft-com:vml" xmlns:wp14="http://schemas.microsoft.com/office/word/2010/wordprocessingDrawing" xmlns:wp="http://schemas.openxmlformats.org/drawingml/2006/wordprocessingDrawing" xmlns:w="http://schemas.openxmlformats.org/wordprocessingml/2006/main" xmlns:w14="http://schemas.microsoft.com/office/word/2010/wordml" xmlns:w15="http://schemas.microsoft.com/office/word/2012/wordml" xmlns:w10="urn:schemas-microsoft-com:office:word" xmlns:wpg="http://schemas.microsoft.com/office/word/2010/wordprocessingGroup" xmlns:wpi="http://schemas.microsoft.com/office/word/2010/wordprocessingInk" xmlns:wne="http://schemas.microsoft.com/office/word/2006/wordml" xmlns:wps="http://schemas.microsoft.com/office/word/2010/wordprocessingShape" xmlns:wpsCustomData="http://www.wps.cn/officeDocument/2013/wpsCustomData" mc:Ignorable="w14 w15 wp14">
-  <w:footnote w:type="separator" w:id="0">
-    <w:p>
-      <w:pPr>
-        <w:spacing w:line="360" w:lineRule="auto"/>
-        <w:ind w:firstLine="480"/>
-      </w:pPr>
-      <w:r>
-        <w:separator/>
-      </w:r>
-    </w:p>
-  </w:footnote>
-  <w:footnote w:type="continuationSeparator" w:id="1">
-    <w:p>
-      <w:pPr>
-        <w:spacing w:line="360" w:lineRule="auto"/>
-        <w:ind w:firstLine="480"/>
-      </w:pPr>
-      <w:r>
-        <w:continuationSeparator/>
-      </w:r>
-    </w:p>
-  </w:footnote>
-</w:footnotes>
-</file>
-
 <file path=word/styles.xml><?xml version="1.0" encoding="utf-8"?>
-<w:styles xmlns:mc="http://schemas.openxmlformats.org/markup-compatibility/2006" xmlns:o="urn:schemas-microsoft-com:office:office" xmlns:r="http://schemas.openxmlformats.org/officeDocument/2006/relationships" xmlns:m="http://schemas.openxmlformats.org/officeDocument/2006/math" xmlns:v="urn:schemas-microsoft-com:vml" xmlns:w="http://schemas.openxmlformats.org/wordprocessingml/2006/main" xmlns:w14="http://schemas.microsoft.com/office/word/2010/wordml" xmlns:w10="urn:schemas-microsoft-com:office:word" xmlns:sl="http://schemas.openxmlformats.org/schemaLibrary/2006/main" xmlns:wpsCustomData="http://www.wps.cn/officeDocument/2013/wpsCustomData" mc:Ignorable="w14">
+<w:styles xmlns:mc="http://schemas.openxmlformats.org/markup-compatibility/2006" xmlns:r="http://schemas.openxmlformats.org/officeDocument/2006/relationships" xmlns:w="http://schemas.openxmlformats.org/wordprocessingml/2006/main" xmlns:w14="http://schemas.microsoft.com/office/word/2010/wordml" xmlns:w15="http://schemas.microsoft.com/office/word/2012/wordml" mc:Ignorable="w14 w15">
   <w:docDefaults>
     <w:rPrDefault>
       <w:rPr>
-        <w:rFonts w:ascii="Times New Roman" w:hAnsi="Times New Roman" w:eastAsia="宋体" w:cs="Times New Roman"/>
+        <w:rFonts w:ascii="Times New Roman" w:eastAsia="宋体" w:hAnsi="Times New Roman" w:cs="Times New Roman"/>
       </w:rPr>
     </w:rPrDefault>
     <w:pPrDefault/>
   </w:docDefaults>
-  <w:latentStyles w:count="260" w:defQFormat="0" w:defUnhideWhenUsed="1" w:defSemiHidden="1" w:defUIPriority="99" w:defLockedState="0">
-    <w:lsdException w:qFormat="1" w:unhideWhenUsed="0" w:uiPriority="0" w:semiHidden="0" w:name="Normal"/>
-    <w:lsdException w:qFormat="1" w:unhideWhenUsed="0" w:uiPriority="0" w:semiHidden="0" w:name="heading 1"/>
-    <w:lsdException w:qFormat="1" w:uiPriority="0" w:name="heading 2"/>
-    <w:lsdException w:qFormat="1" w:uiPriority="0" w:name="heading 3"/>
-    <w:lsdException w:qFormat="1" w:uiPriority="0" w:name="heading 4"/>
-    <w:lsdException w:qFormat="1" w:uiPriority="0" w:name="heading 5"/>
-    <w:lsdException w:qFormat="1" w:uiPriority="0" w:name="heading 6"/>
-    <w:lsdException w:qFormat="1" w:uiPriority="0" w:name="heading 7"/>
-    <w:lsdException w:qFormat="1" w:uiPriority="0" w:name="heading 8"/>
-    <w:lsdException w:qFormat="1" w:uiPriority="0" w:name="heading 9"/>
-    <w:lsdException w:unhideWhenUsed="0" w:uiPriority="0" w:semiHidden="0" w:name="index 1"/>
-    <w:lsdException w:unhideWhenUsed="0" w:uiPriority="0" w:semiHidden="0" w:name="index 2"/>
-    <w:lsdException w:unhideWhenUsed="0" w:uiPriority="0" w:semiHidden="0" w:name="index 3"/>
-    <w:lsdException w:unhideWhenUsed="0" w:uiPriority="0" w:semiHidden="0" w:name="index 4"/>
-    <w:lsdException w:unhideWhenUsed="0" w:uiPriority="0" w:semiHidden="0" w:name="index 5"/>
-    <w:lsdException w:unhideWhenUsed="0" w:uiPriority="0" w:semiHidden="0" w:name="index 6"/>
-    <w:lsdException w:unhideWhenUsed="0" w:uiPriority="0" w:semiHidden="0" w:name="index 7"/>
-    <w:lsdException w:unhideWhenUsed="0" w:uiPriority="0" w:semiHidden="0" w:name="index 8"/>
-    <w:lsdException w:unhideWhenUsed="0" w:uiPriority="0" w:semiHidden="0" w:name="index 9"/>
-    <w:lsdException w:unhideWhenUsed="0" w:uiPriority="0" w:semiHidden="0" w:name="toc 1"/>
-    <w:lsdException w:unhideWhenUsed="0" w:uiPriority="0" w:semiHidden="0" w:name="toc 2"/>
-    <w:lsdException w:unhideWhenUsed="0" w:uiPriority="0" w:semiHidden="0" w:name="toc 3"/>
-    <w:lsdException w:unhideWhenUsed="0" w:uiPriority="0" w:semiHidden="0" w:name="toc 4"/>
-    <w:lsdException w:unhideWhenUsed="0" w:uiPriority="0" w:semiHidden="0" w:name="toc 5"/>
-    <w:lsdException w:unhideWhenUsed="0" w:uiPriority="0" w:semiHidden="0" w:name="toc 6"/>
-    <w:lsdException w:unhideWhenUsed="0" w:uiPriority="0" w:semiHidden="0" w:name="toc 7"/>
-    <w:lsdException w:unhideWhenUsed="0" w:uiPriority="0" w:semiHidden="0" w:name="toc 8"/>
-    <w:lsdException w:unhideWhenUsed="0" w:uiPriority="0" w:semiHidden="0" w:name="toc 9"/>
-    <w:lsdException w:unhideWhenUsed="0" w:uiPriority="0" w:semiHidden="0" w:name="Normal Indent"/>
-    <w:lsdException w:unhideWhenUsed="0" w:uiPriority="0" w:semiHidden="0" w:name="footnote text"/>
-    <w:lsdException w:unhideWhenUsed="0" w:uiPriority="0" w:semiHidden="0" w:name="annotation text"/>
-    <w:lsdException w:unhideWhenUsed="0" w:uiPriority="0" w:semiHidden="0" w:name="header"/>
-    <w:lsdException w:unhideWhenUsed="0" w:uiPriority="0" w:semiHidden="0" w:name="footer"/>
-    <w:lsdException w:unhideWhenUsed="0" w:uiPriority="0" w:semiHidden="0" w:name="index heading"/>
-    <w:lsdException w:qFormat="1" w:uiPriority="0" w:name="caption"/>
-    <w:lsdException w:unhideWhenUsed="0" w:uiPriority="0" w:semiHidden="0" w:name="table of figures"/>
-    <w:lsdException w:unhideWhenUsed="0" w:uiPriority="0" w:semiHidden="0" w:name="envelope address"/>
-    <w:lsdException w:unhideWhenUsed="0" w:uiPriority="0" w:semiHidden="0" w:name="envelope return"/>
-    <w:lsdException w:unhideWhenUsed="0" w:uiPriority="0" w:semiHidden="0" w:name="footnote reference"/>
-    <w:lsdException w:unhideWhenUsed="0" w:uiPriority="0" w:semiHidden="0" w:name="annotation reference"/>
-    <w:lsdException w:unhideWhenUsed="0" w:uiPriority="0" w:semiHidden="0" w:name="line number"/>
-    <w:lsdException w:unhideWhenUsed="0" w:uiPriority="0" w:semiHidden="0" w:name="page number"/>
-    <w:lsdException w:unhideWhenUsed="0" w:uiPriority="0" w:semiHidden="0" w:name="endnote reference"/>
-    <w:lsdException w:unhideWhenUsed="0" w:uiPriority="0" w:semiHidden="0" w:name="endnote text"/>
-    <w:lsdException w:unhideWhenUsed="0" w:uiPriority="0" w:semiHidden="0" w:name="table of authorities"/>
-    <w:lsdException w:unhideWhenUsed="0" w:uiPriority="0" w:semiHidden="0" w:name="macro"/>
-    <w:lsdException w:unhideWhenUsed="0" w:uiPriority="0" w:semiHidden="0" w:name="toa heading"/>
-    <w:lsdException w:unhideWhenUsed="0" w:uiPriority="0" w:semiHidden="0" w:name="List"/>
-    <w:lsdException w:unhideWhenUsed="0" w:uiPriority="0" w:semiHidden="0" w:name="List Bullet"/>
-    <w:lsdException w:unhideWhenUsed="0" w:uiPriority="0" w:semiHidden="0" w:name="List Number"/>
-    <w:lsdException w:unhideWhenUsed="0" w:uiPriority="0" w:semiHidden="0" w:name="List 2"/>
-    <w:lsdException w:unhideWhenUsed="0" w:uiPriority="0" w:semiHidden="0" w:name="List 3"/>
-    <w:lsdException w:unhideWhenUsed="0" w:uiPriority="0" w:semiHidden="0" w:name="List 4"/>
-    <w:lsdException w:unhideWhenUsed="0" w:uiPriority="0" w:semiHidden="0" w:name="List 5"/>
-    <w:lsdException w:unhideWhenUsed="0" w:uiPriority="0" w:semiHidden="0" w:name="List Bullet 2"/>
-    <w:lsdException w:unhideWhenUsed="0" w:uiPriority="0" w:semiHidden="0" w:name="List Bullet 3"/>
-    <w:lsdException w:unhideWhenUsed="0" w:uiPriority="0" w:semiHidden="0" w:name="List Bullet 4"/>
-    <w:lsdException w:unhideWhenUsed="0" w:uiPriority="0" w:semiHidden="0" w:name="List Bullet 5"/>
-    <w:lsdException w:unhideWhenUsed="0" w:uiPriority="0" w:semiHidden="0" w:name="List Number 2"/>
-    <w:lsdException w:unhideWhenUsed="0" w:uiPriority="0" w:semiHidden="0" w:name="List Number 3"/>
-    <w:lsdException w:unhideWhenUsed="0" w:uiPriority="0" w:semiHidden="0" w:name="List Number 4"/>
-    <w:lsdException w:unhideWhenUsed="0" w:uiPriority="0" w:semiHidden="0" w:name="List Number 5"/>
-    <w:lsdException w:qFormat="1" w:unhideWhenUsed="0" w:uiPriority="0" w:semiHidden="0" w:name="Title"/>
-    <w:lsdException w:unhideWhenUsed="0" w:uiPriority="0" w:semiHidden="0" w:name="Closing"/>
-    <w:lsdException w:unhideWhenUsed="0" w:uiPriority="0" w:semiHidden="0" w:name="Signature"/>
-    <w:lsdException w:qFormat="1" w:unhideWhenUsed="0" w:uiPriority="0" w:name="Default Paragraph Font"/>
-    <w:lsdException w:unhideWhenUsed="0" w:uiPriority="0" w:semiHidden="0" w:name="Body Text"/>
-    <w:lsdException w:unhideWhenUsed="0" w:uiPriority="0" w:semiHidden="0" w:name="Body Text Indent"/>
-    <w:lsdException w:unhideWhenUsed="0" w:uiPriority="0" w:semiHidden="0" w:name="List Continue"/>
-    <w:lsdException w:unhideWhenUsed="0" w:uiPriority="0" w:semiHidden="0" w:name="List Continue 2"/>
-    <w:lsdException w:unhideWhenUsed="0" w:uiPriority="0" w:semiHidden="0" w:name="List Continue 3"/>
-    <w:lsdException w:unhideWhenUsed="0" w:uiPriority="0" w:semiHidden="0" w:name="List Continue 4"/>
-    <w:lsdException w:unhideWhenUsed="0" w:uiPriority="0" w:semiHidden="0" w:name="List Continue 5"/>
-    <w:lsdException w:unhideWhenUsed="0" w:uiPriority="0" w:semiHidden="0" w:name="Message Header"/>
-    <w:lsdException w:qFormat="1" w:unhideWhenUsed="0" w:uiPriority="0" w:semiHidden="0" w:name="Subtitle"/>
-    <w:lsdException w:unhideWhenUsed="0" w:uiPriority="0" w:semiHidden="0" w:name="Salutation"/>
-    <w:lsdException w:unhideWhenUsed="0" w:uiPriority="0" w:semiHidden="0" w:name="Date"/>
-    <w:lsdException w:unhideWhenUsed="0" w:uiPriority="0" w:semiHidden="0" w:name="Body Text First Indent"/>
-    <w:lsdException w:unhideWhenUsed="0" w:uiPriority="0" w:semiHidden="0" w:name="Body Text First Indent 2"/>
-    <w:lsdException w:unhideWhenUsed="0" w:uiPriority="0" w:semiHidden="0" w:name="Note Heading"/>
-    <w:lsdException w:unhideWhenUsed="0" w:uiPriority="0" w:semiHidden="0" w:name="Body Text 2"/>
-    <w:lsdException w:unhideWhenUsed="0" w:uiPriority="0" w:semiHidden="0" w:name="Body Text 3"/>
-    <w:lsdException w:unhideWhenUsed="0" w:uiPriority="0" w:semiHidden="0" w:name="Body Text Indent 2"/>
-    <w:lsdException w:unhideWhenUsed="0" w:uiPriority="0" w:semiHidden="0" w:name="Body Text Indent 3"/>
-    <w:lsdException w:unhideWhenUsed="0" w:uiPriority="0" w:semiHidden="0" w:name="Block Text"/>
-    <w:lsdException w:unhideWhenUsed="0" w:uiPriority="0" w:semiHidden="0" w:name="Hyperlink"/>
-    <w:lsdException w:unhideWhenUsed="0" w:uiPriority="0" w:semiHidden="0" w:name="FollowedHyperlink"/>
-    <w:lsdException w:qFormat="1" w:unhideWhenUsed="0" w:uiPriority="0" w:semiHidden="0" w:name="Strong"/>
-    <w:lsdException w:qFormat="1" w:unhideWhenUsed="0" w:uiPriority="0" w:semiHidden="0" w:name="Emphasis"/>
-    <w:lsdException w:unhideWhenUsed="0" w:uiPriority="0" w:semiHidden="0" w:name="Document Map"/>
-    <w:lsdException w:unhideWhenUsed="0" w:uiPriority="0" w:semiHidden="0" w:name="Plain Text"/>
-    <w:lsdException w:unhideWhenUsed="0" w:uiPriority="0" w:semiHidden="0" w:name="E-mail Signature"/>
-    <w:lsdException w:unhideWhenUsed="0" w:uiPriority="0" w:semiHidden="0" w:name="Normal (Web)"/>
-    <w:lsdException w:unhideWhenUsed="0" w:uiPriority="0" w:semiHidden="0" w:name="HTML Acronym"/>
-    <w:lsdException w:unhideWhenUsed="0" w:uiPriority="0" w:semiHidden="0" w:name="HTML Address"/>
-    <w:lsdException w:unhideWhenUsed="0" w:uiPriority="0" w:semiHidden="0" w:name="HTML Cite"/>
-    <w:lsdException w:unhideWhenUsed="0" w:uiPriority="0" w:semiHidden="0" w:name="HTML Code"/>
-    <w:lsdException w:unhideWhenUsed="0" w:uiPriority="0" w:semiHidden="0" w:name="HTML Definition"/>
-    <w:lsdException w:unhideWhenUsed="0" w:uiPriority="0" w:semiHidden="0" w:name="HTML Keyboard"/>
-    <w:lsdException w:unhideWhenUsed="0" w:uiPriority="0" w:semiHidden="0" w:name="HTML Preformatted"/>
-    <w:lsdException w:unhideWhenUsed="0" w:uiPriority="0" w:semiHidden="0" w:name="HTML Sample"/>
-    <w:lsdException w:unhideWhenUsed="0" w:uiPriority="0" w:semiHidden="0" w:name="HTML Typewriter"/>
-    <w:lsdException w:unhideWhenUsed="0" w:uiPriority="0" w:semiHidden="0" w:name="HTML Variable"/>
-    <w:lsdException w:unhideWhenUsed="0" w:uiPriority="0" w:name="Normal Table"/>
-    <w:lsdException w:unhideWhenUsed="0" w:uiPriority="0" w:semiHidden="0" w:name="annotation subject"/>
-    <w:lsdException w:unhideWhenUsed="0" w:uiPriority="0" w:semiHidden="0" w:name="Table Simple 1"/>
-    <w:lsdException w:unhideWhenUsed="0" w:uiPriority="0" w:semiHidden="0" w:name="Table Simple 2"/>
-    <w:lsdException w:unhideWhenUsed="0" w:uiPriority="0" w:semiHidden="0" w:name="Table Simple 3"/>
-    <w:lsdException w:unhideWhenUsed="0" w:uiPriority="0" w:semiHidden="0" w:name="Table Classic 1"/>
-    <w:lsdException w:unhideWhenUsed="0" w:uiPriority="0" w:semiHidden="0" w:name="Table Classic 2"/>
-    <w:lsdException w:unhideWhenUsed="0" w:uiPriority="0" w:semiHidden="0" w:name="Table Classic 3"/>
-    <w:lsdException w:unhideWhenUsed="0" w:uiPriority="0" w:semiHidden="0" w:name="Table Classic 4"/>
-    <w:lsdException w:unhideWhenUsed="0" w:uiPriority="0" w:semiHidden="0" w:name="Table Colorful 1"/>
-    <w:lsdException w:unhideWhenUsed="0" w:uiPriority="0" w:semiHidden="0" w:name="Table Colorful 2"/>
-    <w:lsdException w:unhideWhenUsed="0" w:uiPriority="0" w:semiHidden="0" w:name="Table Colorful 3"/>
-    <w:lsdException w:unhideWhenUsed="0" w:uiPriority="0" w:semiHidden="0" w:name="Table Columns 1"/>
-    <w:lsdException w:unhideWhenUsed="0" w:uiPriority="0" w:semiHidden="0" w:name="Table Columns 2"/>
-    <w:lsdException w:unhideWhenUsed="0" w:uiPriority="0" w:semiHidden="0" w:name="Table Columns 3"/>
-    <w:lsdException w:unhideWhenUsed="0" w:uiPriority="0" w:semiHidden="0" w:name="Table Columns 4"/>
-    <w:lsdException w:unhideWhenUsed="0" w:uiPriority="0" w:semiHidden="0" w:name="Table Columns 5"/>
-    <w:lsdException w:unhideWhenUsed="0" w:uiPriority="0" w:semiHidden="0" w:name="Table Grid 1"/>
-    <w:lsdException w:unhideWhenUsed="0" w:uiPriority="0" w:semiHidden="0" w:name="Table Grid 2"/>
-    <w:lsdException w:unhideWhenUsed="0" w:uiPriority="0" w:semiHidden="0" w:name="Table Grid 3"/>
-    <w:lsdException w:unhideWhenUsed="0" w:uiPriority="0" w:semiHidden="0" w:name="Table Grid 4"/>
-    <w:lsdException w:unhideWhenUsed="0" w:uiPriority="0" w:semiHidden="0" w:name="Table Grid 5"/>
-    <w:lsdException w:unhideWhenUsed="0" w:uiPriority="0" w:semiHidden="0" w:name="Table Grid 6"/>
-    <w:lsdException w:unhideWhenUsed="0" w:uiPriority="0" w:semiHidden="0" w:name="Table Grid 7"/>
-    <w:lsdException w:unhideWhenUsed="0" w:uiPriority="0" w:semiHidden="0" w:name="Table Grid 8"/>
-    <w:lsdException w:unhideWhenUsed="0" w:uiPriority="0" w:semiHidden="0" w:name="Table List 1"/>
-    <w:lsdException w:unhideWhenUsed="0" w:uiPriority="0" w:semiHidden="0" w:name="Table List 2"/>
-    <w:lsdException w:unhideWhenUsed="0" w:uiPriority="0" w:semiHidden="0" w:name="Table List 3"/>
-    <w:lsdException w:unhideWhenUsed="0" w:uiPriority="0" w:semiHidden="0" w:name="Table List 4"/>
-    <w:lsdException w:unhideWhenUsed="0" w:uiPriority="0" w:semiHidden="0" w:name="Table List 5"/>
-    <w:lsdException w:unhideWhenUsed="0" w:uiPriority="0" w:semiHidden="0" w:name="Table List 6"/>
-    <w:lsdException w:unhideWhenUsed="0" w:uiPriority="0" w:semiHidden="0" w:name="Table List 7"/>
-    <w:lsdException w:unhideWhenUsed="0" w:uiPriority="0" w:semiHidden="0" w:name="Table List 8"/>
-    <w:lsdException w:unhideWhenUsed="0" w:uiPriority="0" w:semiHidden="0" w:name="Table 3D effects 1"/>
-    <w:lsdException w:unhideWhenUsed="0" w:uiPriority="0" w:semiHidden="0" w:name="Table 3D effects 2"/>
-    <w:lsdException w:unhideWhenUsed="0" w:uiPriority="0" w:semiHidden="0" w:name="Table 3D effects 3"/>
-    <w:lsdException w:unhideWhenUsed="0" w:uiPriority="0" w:semiHidden="0" w:name="Table Contemporary"/>
-    <w:lsdException w:unhideWhenUsed="0" w:uiPriority="0" w:semiHidden="0" w:name="Table Elegant"/>
-    <w:lsdException w:unhideWhenUsed="0" w:uiPriority="0" w:semiHidden="0" w:name="Table Professional"/>
-    <w:lsdException w:unhideWhenUsed="0" w:uiPriority="0" w:semiHidden="0" w:name="Table Subtle 1"/>
-    <w:lsdException w:unhideWhenUsed="0" w:uiPriority="0" w:semiHidden="0" w:name="Table Subtle 2"/>
-    <w:lsdException w:unhideWhenUsed="0" w:uiPriority="0" w:semiHidden="0" w:name="Table Web 1"/>
-    <w:lsdException w:unhideWhenUsed="0" w:uiPriority="0" w:semiHidden="0" w:name="Table Web 2"/>
-    <w:lsdException w:unhideWhenUsed="0" w:uiPriority="0" w:semiHidden="0" w:name="Table Web 3"/>
-    <w:lsdException w:unhideWhenUsed="0" w:uiPriority="0" w:semiHidden="0" w:name="Balloon Text"/>
-    <w:lsdException w:unhideWhenUsed="0" w:uiPriority="0" w:semiHidden="0" w:name="Table Grid"/>
-    <w:lsdException w:unhideWhenUsed="0" w:uiPriority="0" w:semiHidden="0" w:name="Table Theme"/>
-    <w:lsdException w:unhideWhenUsed="0" w:uiPriority="60" w:semiHidden="0" w:name="Light Shading"/>
-    <w:lsdException w:unhideWhenUsed="0" w:uiPriority="61" w:semiHidden="0" w:name="Light List"/>
-    <w:lsdException w:unhideWhenUsed="0" w:uiPriority="62" w:semiHidden="0" w:name="Light Grid"/>
-    <w:lsdException w:unhideWhenUsed="0" w:uiPriority="63" w:semiHidden="0" w:name="Medium Shading 1"/>
-    <w:lsdException w:unhideWhenUsed="0" w:uiPriority="64" w:semiHidden="0" w:name="Medium Shading 2"/>
-    <w:lsdException w:unhideWhenUsed="0" w:uiPriority="65" w:semiHidden="0" w:name="Medium List 1"/>
-    <w:lsdException w:unhideWhenUsed="0" w:uiPriority="66" w:semiHidden="0" w:name="Medium List 2"/>
-    <w:lsdException w:unhideWhenUsed="0" w:uiPriority="67" w:semiHidden="0" w:name="Medium Grid 1"/>
-    <w:lsdException w:unhideWhenUsed="0" w:uiPriority="68" w:semiHidden="0" w:name="Medium Grid 2"/>
-    <w:lsdException w:unhideWhenUsed="0" w:uiPriority="69" w:semiHidden="0" w:name="Medium Grid 3"/>
-    <w:lsdException w:unhideWhenUsed="0" w:uiPriority="70" w:semiHidden="0" w:name="Dark List"/>
-    <w:lsdException w:unhideWhenUsed="0" w:uiPriority="71" w:semiHidden="0" w:name="Colorful Shading"/>
-    <w:lsdException w:unhideWhenUsed="0" w:uiPriority="72" w:semiHidden="0" w:name="Colorful List"/>
-    <w:lsdException w:unhideWhenUsed="0" w:uiPriority="73" w:semiHidden="0" w:name="Colorful Grid"/>
-    <w:lsdException w:unhideWhenUsed="0" w:uiPriority="60" w:semiHidden="0" w:name="Light Shading Accent 1"/>
-    <w:lsdException w:unhideWhenUsed="0" w:uiPriority="61" w:semiHidden="0" w:name="Light List Accent 1"/>
-    <w:lsdException w:unhideWhenUsed="0" w:uiPriority="62" w:semiHidden="0" w:name="Light Grid Accent 1"/>
-    <w:lsdException w:unhideWhenUsed="0" w:uiPriority="63" w:semiHidden="0" w:name="Medium Shading 1 Accent 1"/>
-    <w:lsdException w:unhideWhenUsed="0" w:uiPriority="64" w:semiHidden="0" w:name="Medium Shading 2 Accent 1"/>
-    <w:lsdException w:unhideWhenUsed="0" w:uiPriority="65" w:semiHidden="0" w:name="Medium List 1 Accent 1"/>
-    <w:lsdException w:unhideWhenUsed="0" w:uiPriority="66" w:semiHidden="0" w:name="Medium List 2 Accent 1"/>
-    <w:lsdException w:unhideWhenUsed="0" w:uiPriority="67" w:semiHidden="0" w:name="Medium Grid 1 Accent 1"/>
-    <w:lsdException w:unhideWhenUsed="0" w:uiPriority="68" w:semiHidden="0" w:name="Medium Grid 2 Accent 1"/>
-    <w:lsdException w:unhideWhenUsed="0" w:uiPriority="69" w:semiHidden="0" w:name="Medium Grid 3 Accent 1"/>
-    <w:lsdException w:unhideWhenUsed="0" w:uiPriority="70" w:semiHidden="0" w:name="Dark List Accent 1"/>
-    <w:lsdException w:unhideWhenUsed="0" w:uiPriority="71" w:semiHidden="0" w:name="Colorful Shading Accent 1"/>
-    <w:lsdException w:unhideWhenUsed="0" w:uiPriority="72" w:semiHidden="0" w:name="Colorful List Accent 1"/>
-    <w:lsdException w:unhideWhenUsed="0" w:uiPriority="73" w:semiHidden="0" w:name="Colorful Grid Accent 1"/>
-    <w:lsdException w:unhideWhenUsed="0" w:uiPriority="60" w:semiHidden="0" w:name="Light Shading Accent 2"/>
-    <w:lsdException w:unhideWhenUsed="0" w:uiPriority="61" w:semiHidden="0" w:name="Light List Accent 2"/>
-    <w:lsdException w:unhideWhenUsed="0" w:uiPriority="62" w:semiHidden="0" w:name="Light Grid Accent 2"/>
-    <w:lsdException w:unhideWhenUsed="0" w:uiPriority="63" w:semiHidden="0" w:name="Medium Shading 1 Accent 2"/>
-    <w:lsdException w:unhideWhenUsed="0" w:uiPriority="64" w:semiHidden="0" w:name="Medium Shading 2 Accent 2"/>
-    <w:lsdException w:unhideWhenUsed="0" w:uiPriority="65" w:semiHidden="0" w:name="Medium List 1 Accent 2"/>
-    <w:lsdException w:unhideWhenUsed="0" w:uiPriority="66" w:semiHidden="0" w:name="Medium List 2 Accent 2"/>
-    <w:lsdException w:unhideWhenUsed="0" w:uiPriority="67" w:semiHidden="0" w:name="Medium Grid 1 Accent 2"/>
-    <w:lsdException w:unhideWhenUsed="0" w:uiPriority="68" w:semiHidden="0" w:name="Medium Grid 2 Accent 2"/>
-    <w:lsdException w:unhideWhenUsed="0" w:uiPriority="69" w:semiHidden="0" w:name="Medium Grid 3 Accent 2"/>
-    <w:lsdException w:unhideWhenUsed="0" w:uiPriority="70" w:semiHidden="0" w:name="Dark List Accent 2"/>
-    <w:lsdException w:unhideWhenUsed="0" w:uiPriority="71" w:semiHidden="0" w:name="Colorful Shading Accent 2"/>
-    <w:lsdException w:unhideWhenUsed="0" w:uiPriority="72" w:semiHidden="0" w:name="Colorful List Accent 2"/>
-    <w:lsdException w:unhideWhenUsed="0" w:uiPriority="73" w:semiHidden="0" w:name="Colorful Grid Accent 2"/>
-    <w:lsdException w:unhideWhenUsed="0" w:uiPriority="60" w:semiHidden="0" w:name="Light Shading Accent 3"/>
-    <w:lsdException w:unhideWhenUsed="0" w:uiPriority="61" w:semiHidden="0" w:name="Light List Accent 3"/>
-    <w:lsdException w:unhideWhenUsed="0" w:uiPriority="62" w:semiHidden="0" w:name="Light Grid Accent 3"/>
-    <w:lsdException w:unhideWhenUsed="0" w:uiPriority="63" w:semiHidden="0" w:name="Medium Shading 1 Accent 3"/>
-    <w:lsdException w:unhideWhenUsed="0" w:uiPriority="64" w:semiHidden="0" w:name="Medium Shading 2 Accent 3"/>
-    <w:lsdException w:unhideWhenUsed="0" w:uiPriority="65" w:semiHidden="0" w:name="Medium List 1 Accent 3"/>
-    <w:lsdException w:unhideWhenUsed="0" w:uiPriority="66" w:semiHidden="0" w:name="Medium List 2 Accent 3"/>
-    <w:lsdException w:unhideWhenUsed="0" w:uiPriority="67" w:semiHidden="0" w:name="Medium Grid 1 Accent 3"/>
-    <w:lsdException w:unhideWhenUsed="0" w:uiPriority="68" w:semiHidden="0" w:name="Medium Grid 2 Accent 3"/>
-    <w:lsdException w:unhideWhenUsed="0" w:uiPriority="69" w:semiHidden="0" w:name="Medium Grid 3 Accent 3"/>
-    <w:lsdException w:unhideWhenUsed="0" w:uiPriority="70" w:semiHidden="0" w:name="Dark List Accent 3"/>
-    <w:lsdException w:unhideWhenUsed="0" w:uiPriority="71" w:semiHidden="0" w:name="Colorful Shading Accent 3"/>
-    <w:lsdException w:unhideWhenUsed="0" w:uiPriority="72" w:semiHidden="0" w:name="Colorful List Accent 3"/>
-    <w:lsdException w:unhideWhenUsed="0" w:uiPriority="73" w:semiHidden="0" w:name="Colorful Grid Accent 3"/>
-    <w:lsdException w:unhideWhenUsed="0" w:uiPriority="60" w:semiHidden="0" w:name="Light Shading Accent 4"/>
-    <w:lsdException w:unhideWhenUsed="0" w:uiPriority="61" w:semiHidden="0" w:name="Light List Accent 4"/>
-    <w:lsdException w:unhideWhenUsed="0" w:uiPriority="62" w:semiHidden="0" w:name="Light Grid Accent 4"/>
-    <w:lsdException w:unhideWhenUsed="0" w:uiPriority="63" w:semiHidden="0" w:name="Medium Shading 1 Accent 4"/>
-    <w:lsdException w:unhideWhenUsed="0" w:uiPriority="64" w:semiHidden="0" w:name="Medium Shading 2 Accent 4"/>
-    <w:lsdException w:unhideWhenUsed="0" w:uiPriority="65" w:semiHidden="0" w:name="Medium List 1 Accent 4"/>
-    <w:lsdException w:unhideWhenUsed="0" w:uiPriority="66" w:semiHidden="0" w:name="Medium List 2 Accent 4"/>
-    <w:lsdException w:unhideWhenUsed="0" w:uiPriority="67" w:semiHidden="0" w:name="Medium Grid 1 Accent 4"/>
-    <w:lsdException w:unhideWhenUsed="0" w:uiPriority="68" w:semiHidden="0" w:name="Medium Grid 2 Accent 4"/>
-    <w:lsdException w:unhideWhenUsed="0" w:uiPriority="69" w:semiHidden="0" w:name="Medium Grid 3 Accent 4"/>
-    <w:lsdException w:unhideWhenUsed="0" w:uiPriority="70" w:semiHidden="0" w:name="Dark List Accent 4"/>
-    <w:lsdException w:unhideWhenUsed="0" w:uiPriority="71" w:semiHidden="0" w:name="Colorful Shading Accent 4"/>
-    <w:lsdException w:unhideWhenUsed="0" w:uiPriority="72" w:semiHidden="0" w:name="Colorful List Accent 4"/>
-    <w:lsdException w:unhideWhenUsed="0" w:uiPriority="73" w:semiHidden="0" w:name="Colorful Grid Accent 4"/>
-    <w:lsdException w:unhideWhenUsed="0" w:uiPriority="60" w:semiHidden="0" w:name="Light Shading Accent 5"/>
-    <w:lsdException w:unhideWhenUsed="0" w:uiPriority="61" w:semiHidden="0" w:name="Light List Accent 5"/>
-    <w:lsdException w:unhideWhenUsed="0" w:uiPriority="62" w:semiHidden="0" w:name="Light Grid Accent 5"/>
-    <w:lsdException w:unhideWhenUsed="0" w:uiPriority="63" w:semiHidden="0" w:name="Medium Shading 1 Accent 5"/>
-    <w:lsdException w:unhideWhenUsed="0" w:uiPriority="64" w:semiHidden="0" w:name="Medium Shading 2 Accent 5"/>
-    <w:lsdException w:unhideWhenUsed="0" w:uiPriority="65" w:semiHidden="0" w:name="Medium List 1 Accent 5"/>
-    <w:lsdException w:unhideWhenUsed="0" w:uiPriority="66" w:semiHidden="0" w:name="Medium List 2 Accent 5"/>
-    <w:lsdException w:unhideWhenUsed="0" w:uiPriority="67" w:semiHidden="0" w:name="Medium Grid 1 Accent 5"/>
-    <w:lsdException w:unhideWhenUsed="0" w:uiPriority="68" w:semiHidden="0" w:name="Medium Grid 2 Accent 5"/>
-    <w:lsdException w:unhideWhenUsed="0" w:uiPriority="69" w:semiHidden="0" w:name="Medium Grid 3 Accent 5"/>
-    <w:lsdException w:unhideWhenUsed="0" w:uiPriority="70" w:semiHidden="0" w:name="Dark List Accent 5"/>
-    <w:lsdException w:unhideWhenUsed="0" w:uiPriority="71" w:semiHidden="0" w:name="Colorful Shading Accent 5"/>
-    <w:lsdException w:unhideWhenUsed="0" w:uiPriority="72" w:semiHidden="0" w:name="Colorful List Accent 5"/>
-    <w:lsdException w:unhideWhenUsed="0" w:uiPriority="73" w:semiHidden="0" w:name="Colorful Grid Accent 5"/>
-    <w:lsdException w:unhideWhenUsed="0" w:uiPriority="60" w:semiHidden="0" w:name="Light Shading Accent 6"/>
-    <w:lsdException w:unhideWhenUsed="0" w:uiPriority="61" w:semiHidden="0" w:name="Light List Accent 6"/>
-    <w:lsdException w:unhideWhenUsed="0" w:uiPriority="62" w:semiHidden="0" w:name="Light Grid Accent 6"/>
-    <w:lsdException w:unhideWhenUsed="0" w:uiPriority="63" w:semiHidden="0" w:name="Medium Shading 1 Accent 6"/>
-    <w:lsdException w:unhideWhenUsed="0" w:uiPriority="64" w:semiHidden="0" w:name="Medium Shading 2 Accent 6"/>
-    <w:lsdException w:unhideWhenUsed="0" w:uiPriority="65" w:semiHidden="0" w:name="Medium List 1 Accent 6"/>
-    <w:lsdException w:unhideWhenUsed="0" w:uiPriority="66" w:semiHidden="0" w:name="Medium List 2 Accent 6"/>
-    <w:lsdException w:unhideWhenUsed="0" w:uiPriority="67" w:semiHidden="0" w:name="Medium Grid 1 Accent 6"/>
-    <w:lsdException w:unhideWhenUsed="0" w:uiPriority="68" w:semiHidden="0" w:name="Medium Grid 2 Accent 6"/>
-    <w:lsdException w:unhideWhenUsed="0" w:uiPriority="69" w:semiHidden="0" w:name="Medium Grid 3 Accent 6"/>
-    <w:lsdException w:unhideWhenUsed="0" w:uiPriority="70" w:semiHidden="0" w:name="Dark List Accent 6"/>
-    <w:lsdException w:unhideWhenUsed="0" w:uiPriority="71" w:semiHidden="0" w:name="Colorful Shading Accent 6"/>
-    <w:lsdException w:unhideWhenUsed="0" w:uiPriority="72" w:semiHidden="0" w:name="Colorful List Accent 6"/>
-    <w:lsdException w:unhideWhenUsed="0" w:uiPriority="73" w:semiHidden="0" w:name="Colorful Grid Accent 6"/>
+  <w:latentStyles w:defLockedState="0" w:defUIPriority="99" w:defSemiHidden="1" w:defUnhideWhenUsed="1" w:defQFormat="0" w:count="260">
+    <w:lsdException w:name="Normal" w:semiHidden="0" w:uiPriority="0" w:unhideWhenUsed="0" w:qFormat="1"/>
+    <w:lsdException w:name="heading 1" w:semiHidden="0" w:uiPriority="0" w:unhideWhenUsed="0" w:qFormat="1"/>
+    <w:lsdException w:name="heading 2" w:uiPriority="0" w:qFormat="1"/>
+    <w:lsdException w:name="heading 3" w:uiPriority="0" w:qFormat="1"/>
+    <w:lsdException w:name="heading 4" w:uiPriority="0" w:qFormat="1"/>
+    <w:lsdException w:name="heading 5" w:uiPriority="0" w:qFormat="1"/>
+    <w:lsdException w:name="heading 6" w:uiPriority="0" w:qFormat="1"/>
+    <w:lsdException w:name="heading 7" w:uiPriority="0" w:qFormat="1"/>
+    <w:lsdException w:name="heading 8" w:uiPriority="0" w:qFormat="1"/>
+    <w:lsdException w:name="heading 9" w:uiPriority="0" w:qFormat="1"/>
+    <w:lsdException w:name="index 1" w:semiHidden="0" w:uiPriority="0" w:unhideWhenUsed="0"/>
+    <w:lsdException w:name="index 2" w:semiHidden="0" w:uiPriority="0" w:unhideWhenUsed="0"/>
+    <w:lsdException w:name="index 3" w:semiHidden="0" w:uiPriority="0" w:unhideWhenUsed="0"/>
+    <w:lsdException w:name="index 4" w:semiHidden="0" w:uiPriority="0" w:unhideWhenUsed="0"/>
+    <w:lsdException w:name="index 5" w:semiHidden="0" w:uiPriority="0" w:unhideWhenUsed="0"/>
+    <w:lsdException w:name="index 6" w:semiHidden="0" w:uiPriority="0" w:unhideWhenUsed="0"/>
+    <w:lsdException w:name="index 7" w:semiHidden="0" w:uiPriority="0" w:unhideWhenUsed="0"/>
+    <w:lsdException w:name="index 8" w:semiHidden="0" w:uiPriority="0" w:unhideWhenUsed="0"/>
+    <w:lsdException w:name="index 9" w:semiHidden="0" w:uiPriority="0" w:unhideWhenUsed="0"/>
+    <w:lsdException w:name="toc 1" w:semiHidden="0" w:uiPriority="0" w:unhideWhenUsed="0"/>
+    <w:lsdException w:name="toc 2" w:semiHidden="0" w:uiPriority="0" w:unhideWhenUsed="0"/>
+    <w:lsdException w:name="toc 3" w:semiHidden="0" w:uiPriority="0" w:unhideWhenUsed="0"/>
+    <w:lsdException w:name="toc 4" w:semiHidden="0" w:uiPriority="0" w:unhideWhenUsed="0"/>
+    <w:lsdException w:name="toc 5" w:semiHidden="0" w:uiPriority="0" w:unhideWhenUsed="0"/>
+    <w:lsdException w:name="toc 6" w:semiHidden="0" w:uiPriority="0" w:unhideWhenUsed="0"/>
+    <w:lsdException w:name="toc 7" w:semiHidden="0" w:uiPriority="0" w:unhideWhenUsed="0"/>
+    <w:lsdException w:name="toc 8" w:semiHidden="0" w:uiPriority="0" w:unhideWhenUsed="0"/>
+    <w:lsdException w:name="toc 9" w:semiHidden="0" w:uiPriority="0" w:unhideWhenUsed="0"/>
+    <w:lsdException w:name="Normal Indent" w:semiHidden="0" w:uiPriority="0" w:unhideWhenUsed="0"/>
+    <w:lsdException w:name="footnote text" w:semiHidden="0" w:uiPriority="0" w:unhideWhenUsed="0"/>
+    <w:lsdException w:name="annotation text" w:semiHidden="0" w:uiPriority="0" w:unhideWhenUsed="0"/>
+    <w:lsdException w:name="header" w:semiHidden="0" w:uiPriority="0" w:unhideWhenUsed="0"/>
+    <w:lsdException w:name="footer" w:semiHidden="0" w:uiPriority="0" w:unhideWhenUsed="0"/>
+    <w:lsdException w:name="index heading" w:semiHidden="0" w:uiPriority="0" w:unhideWhenUsed="0"/>
+    <w:lsdException w:name="caption" w:uiPriority="0" w:qFormat="1"/>
+    <w:lsdException w:name="table of figures" w:semiHidden="0" w:uiPriority="0" w:unhideWhenUsed="0"/>
+    <w:lsdException w:name="envelope address" w:semiHidden="0" w:uiPriority="0" w:unhideWhenUsed="0"/>
+    <w:lsdException w:name="envelope return" w:semiHidden="0" w:uiPriority="0" w:unhideWhenUsed="0"/>
+    <w:lsdException w:name="footnote reference" w:semiHidden="0" w:uiPriority="0" w:unhideWhenUsed="0"/>
+    <w:lsdException w:name="annotation reference" w:semiHidden="0" w:uiPriority="0" w:unhideWhenUsed="0"/>
+    <w:lsdException w:name="line number" w:semiHidden="0" w:uiPriority="0" w:unhideWhenUsed="0"/>
+    <w:lsdException w:name="page number" w:semiHidden="0" w:uiPriority="0" w:unhideWhenUsed="0"/>
+    <w:lsdException w:name="endnote reference" w:semiHidden="0" w:uiPriority="0" w:unhideWhenUsed="0"/>
+    <w:lsdException w:name="endnote text" w:semiHidden="0" w:uiPriority="0" w:unhideWhenUsed="0"/>
+    <w:lsdException w:name="table of authorities" w:semiHidden="0" w:uiPriority="0" w:unhideWhenUsed="0"/>
+    <w:lsdException w:name="macro" w:semiHidden="0" w:uiPriority="0" w:unhideWhenUsed="0"/>
+    <w:lsdException w:name="toa heading" w:semiHidden="0" w:uiPriority="0" w:unhideWhenUsed="0"/>
+    <w:lsdException w:name="List" w:semiHidden="0" w:uiPriority="0" w:unhideWhenUsed="0"/>
+    <w:lsdException w:name="List Bullet" w:semiHidden="0" w:uiPriority="0" w:unhideWhenUsed="0"/>
+    <w:lsdException w:name="List Number" w:semiHidden="0" w:uiPriority="0" w:unhideWhenUsed="0"/>
+    <w:lsdException w:name="List 2" w:semiHidden="0" w:uiPriority="0" w:unhideWhenUsed="0"/>
+    <w:lsdException w:name="List 3" w:semiHidden="0" w:uiPriority="0" w:unhideWhenUsed="0"/>
+    <w:lsdException w:name="List 4" w:semiHidden="0" w:uiPriority="0" w:unhideWhenUsed="0"/>
+    <w:lsdException w:name="List 5" w:semiHidden="0" w:uiPriority="0" w:unhideWhenUsed="0"/>
+    <w:lsdException w:name="List Bullet 2" w:semiHidden="0" w:uiPriority="0" w:unhideWhenUsed="0"/>
+    <w:lsdException w:name="List Bullet 3" w:semiHidden="0" w:uiPriority="0" w:unhideWhenUsed="0"/>
+    <w:lsdException w:name="List Bullet 4" w:semiHidden="0" w:uiPriority="0" w:unhideWhenUsed="0"/>
+    <w:lsdException w:name="List Bullet 5" w:semiHidden="0" w:uiPriority="0" w:unhideWhenUsed="0"/>
+    <w:lsdException w:name="List Number 2" w:semiHidden="0" w:uiPriority="0" w:unhideWhenUsed="0"/>
+    <w:lsdException w:name="List Number 3" w:semiHidden="0" w:uiPriority="0" w:unhideWhenUsed="0"/>
+    <w:lsdException w:name="List Number 4" w:semiHidden="0" w:uiPriority="0" w:unhideWhenUsed="0"/>
+    <w:lsdException w:name="List Number 5" w:semiHidden="0" w:uiPriority="0" w:unhideWhenUsed="0"/>
+    <w:lsdException w:name="Title" w:semiHidden="0" w:uiPriority="0" w:unhideWhenUsed="0" w:qFormat="1"/>
+    <w:lsdException w:name="Closing" w:semiHidden="0" w:uiPriority="0" w:unhideWhenUsed="0"/>
+    <w:lsdException w:name="Signature" w:semiHidden="0" w:uiPriority="0" w:unhideWhenUsed="0"/>
+    <w:lsdException w:name="Default Paragraph Font" w:uiPriority="0" w:unhideWhenUsed="0" w:qFormat="1"/>
+    <w:lsdException w:name="Body Text" w:semiHidden="0" w:uiPriority="0" w:unhideWhenUsed="0"/>
+    <w:lsdException w:name="Body Text Indent" w:semiHidden="0" w:uiPriority="0" w:unhideWhenUsed="0"/>
+    <w:lsdException w:name="List Continue" w:semiHidden="0" w:uiPriority="0" w:unhideWhenUsed="0"/>
+    <w:lsdException w:name="List Continue 2" w:semiHidden="0" w:uiPriority="0" w:unhideWhenUsed="0"/>
+    <w:lsdException w:name="List Continue 3" w:semiHidden="0" w:uiPriority="0" w:unhideWhenUsed="0"/>
+    <w:lsdException w:name="List Continue 4" w:semiHidden="0" w:uiPriority="0" w:unhideWhenUsed="0"/>
+    <w:lsdException w:name="List Continue 5" w:semiHidden="0" w:uiPriority="0" w:unhideWhenUsed="0"/>
+    <w:lsdException w:name="Message Header" w:semiHidden="0" w:uiPriority="0" w:unhideWhenUsed="0"/>
+    <w:lsdException w:name="Subtitle" w:semiHidden="0" w:uiPriority="0" w:unhideWhenUsed="0" w:qFormat="1"/>
+    <w:lsdException w:name="Salutation" w:semiHidden="0" w:uiPriority="0" w:unhideWhenUsed="0"/>
+    <w:lsdException w:name="Date" w:semiHidden="0" w:uiPriority="0" w:unhideWhenUsed="0"/>
+    <w:lsdException w:name="Body Text First Indent" w:semiHidden="0" w:uiPriority="0" w:unhideWhenUsed="0"/>
+    <w:lsdException w:name="Body Text First Indent 2" w:semiHidden="0" w:uiPriority="0" w:unhideWhenUsed="0"/>
+    <w:lsdException w:name="Body Text 2" w:semiHidden="0" w:uiPriority="0" w:unhideWhenUsed="0"/>
+    <w:lsdException w:name="Body Text 3" w:semiHidden="0" w:uiPriority="0" w:unhideWhenUsed="0"/>
+    <w:lsdException w:name="Body Text Indent 2" w:semiHidden="0" w:uiPriority="0" w:unhideWhenUsed="0"/>
+    <w:lsdException w:name="Body Text Indent 3" w:semiHidden="0" w:uiPriority="0" w:unhideWhenUsed="0"/>
+    <w:lsdException w:name="Block Text" w:semiHidden="0" w:uiPriority="0" w:unhideWhenUsed="0"/>
+    <w:lsdException w:name="Hyperlink" w:semiHidden="0" w:uiPriority="0" w:unhideWhenUsed="0"/>
+    <w:lsdException w:name="FollowedHyperlink" w:semiHidden="0" w:uiPriority="0" w:unhideWhenUsed="0"/>
+    <w:lsdException w:name="Strong" w:semiHidden="0" w:uiPriority="0" w:unhideWhenUsed="0" w:qFormat="1"/>
+    <w:lsdException w:name="Emphasis" w:semiHidden="0" w:uiPriority="0" w:unhideWhenUsed="0" w:qFormat="1"/>
+    <w:lsdException w:name="Document Map" w:semiHidden="0" w:uiPriority="0" w:unhideWhenUsed="0"/>
+    <w:lsdException w:name="Plain Text" w:semiHidden="0" w:uiPriority="0" w:unhideWhenUsed="0"/>
+    <w:lsdException w:name="E-mail Signature" w:semiHidden="0" w:uiPriority="0" w:unhideWhenUsed="0"/>
+    <w:lsdException w:name="Normal (Web)" w:semiHidden="0" w:uiPriority="0" w:unhideWhenUsed="0"/>
+    <w:lsdException w:name="HTML Acronym" w:semiHidden="0" w:uiPriority="0" w:unhideWhenUsed="0"/>
+    <w:lsdException w:name="HTML Address" w:semiHidden="0" w:uiPriority="0" w:unhideWhenUsed="0"/>
+    <w:lsdException w:name="HTML Cite" w:semiHidden="0" w:uiPriority="0" w:unhideWhenUsed="0"/>
+    <w:lsdException w:name="HTML Code" w:semiHidden="0" w:uiPriority="0" w:unhideWhenUsed="0"/>
+    <w:lsdException w:name="HTML Definition" w:semiHidden="0" w:uiPriority="0" w:unhideWhenUsed="0"/>
+    <w:lsdException w:name="HTML Keyboard" w:semiHidden="0" w:uiPriority="0" w:unhideWhenUsed="0"/>
+    <w:lsdException w:name="HTML Preformatted" w:semiHidden="0" w:uiPriority="0" w:unhideWhenUsed="0"/>
+    <w:lsdException w:name="HTML Sample" w:semiHidden="0" w:uiPriority="0" w:unhideWhenUsed="0"/>
+    <w:lsdException w:name="HTML Typewriter" w:semiHidden="0" w:uiPriority="0" w:unhideWhenUsed="0"/>
+    <w:lsdException w:name="HTML Variable" w:semiHidden="0" w:uiPriority="0" w:unhideWhenUsed="0"/>
+    <w:lsdException w:name="Normal Table" w:uiPriority="0" w:unhideWhenUsed="0"/>
+    <w:lsdException w:name="annotation subject" w:semiHidden="0" w:uiPriority="0" w:unhideWhenUsed="0"/>
+    <w:lsdException w:name="Table Simple 1" w:semiHidden="0" w:uiPriority="0" w:unhideWhenUsed="0"/>
+    <w:lsdException w:name="Table Simple 2" w:semiHidden="0" w:uiPriority="0" w:unhideWhenUsed="0"/>
+    <w:lsdException w:name="Table Simple 3" w:semiHidden="0" w:uiPriority="0" w:unhideWhenUsed="0"/>
+    <w:lsdException w:name="Table Classic 1" w:semiHidden="0" w:uiPriority="0" w:unhideWhenUsed="0"/>
+    <w:lsdException w:name="Table Classic 2" w:semiHidden="0" w:uiPriority="0" w:unhideWhenUsed="0"/>
+    <w:lsdException w:name="Table Classic 3" w:semiHidden="0" w:uiPriority="0" w:unhideWhenUsed="0"/>
+    <w:lsdException w:name="Table Classic 4" w:semiHidden="0" w:uiPriority="0" w:unhideWhenUsed="0"/>
+    <w:lsdException w:name="Table Colorful 1" w:semiHidden="0" w:uiPriority="0" w:unhideWhenUsed="0"/>
+    <w:lsdException w:name="Table Colorful 2" w:semiHidden="0" w:uiPriority="0" w:unhideWhenUsed="0"/>
+    <w:lsdException w:name="Table Colorful 3" w:semiHidden="0" w:uiPriority="0" w:unhideWhenUsed="0"/>
+    <w:lsdException w:name="Table Columns 1" w:semiHidden="0" w:uiPriority="0" w:unhideWhenUsed="0"/>
+    <w:lsdException w:name="Table Columns 2" w:semiHidden="0" w:uiPriority="0" w:unhideWhenUsed="0"/>
+    <w:lsdException w:name="Table Columns 3" w:semiHidden="0" w:uiPriority="0" w:unhideWhenUsed="0"/>
+    <w:lsdException w:name="Table Columns 4" w:semiHidden="0" w:uiPriority="0" w:unhideWhenUsed="0"/>
+    <w:lsdException w:name="Table Columns 5" w:semiHidden="0" w:uiPriority="0" w:unhideWhenUsed="0"/>
+    <w:lsdException w:name="Table Grid 1" w:semiHidden="0" w:uiPriority="0" w:unhideWhenUsed="0"/>
+    <w:lsdException w:name="Table Grid 2" w:semiHidden="0" w:uiPriority="0" w:unhideWhenUsed="0"/>
+    <w:lsdException w:name="Table Grid 3" w:semiHidden="0" w:uiPriority="0" w:unhideWhenUsed="0"/>
+    <w:lsdException w:name="Table Grid 4" w:semiHidden="0" w:uiPriority="0" w:unhideWhenUsed="0"/>
+    <w:lsdException w:name="Table Grid 5" w:semiHidden="0" w:uiPriority="0" w:unhideWhenUsed="0"/>
+    <w:lsdException w:name="Table Grid 6" w:semiHidden="0" w:uiPriority="0" w:unhideWhenUsed="0"/>
+    <w:lsdException w:name="Table Grid 7" w:semiHidden="0" w:uiPriority="0" w:unhideWhenUsed="0"/>
+    <w:lsdException w:name="Table Grid 8" w:semiHidden="0" w:uiPriority="0" w:unhideWhenUsed="0"/>
+    <w:lsdException w:name="Table List 1" w:semiHidden="0" w:uiPriority="0" w:unhideWhenUsed="0"/>
+    <w:lsdException w:name="Table List 2" w:semiHidden="0" w:uiPriority="0" w:unhideWhenUsed="0"/>
+    <w:lsdException w:name="Table List 3" w:semiHidden="0" w:uiPriority="0" w:unhideWhenUsed="0"/>
+    <w:lsdException w:name="Table List 4" w:semiHidden="0" w:uiPriority="0" w:unhideWhenUsed="0"/>
+    <w:lsdException w:name="Table List 5" w:semiHidden="0" w:uiPriority="0" w:unhideWhenUsed="0"/>
+    <w:lsdException w:name="Table List 6" w:semiHidden="0" w:uiPriority="0" w:unhideWhenUsed="0"/>
+    <w:lsdException w:name="Table List 7" w:semiHidden="0" w:uiPriority="0" w:unhideWhenUsed="0"/>
+    <w:lsdException w:name="Table List 8" w:semiHidden="0" w:uiPriority="0" w:unhideWhenUsed="0"/>
+    <w:lsdException w:name="Table 3D effects 1" w:semiHidden="0" w:uiPriority="0" w:unhideWhenUsed="0"/>
+    <w:lsdException w:name="Table 3D effects 2" w:semiHidden="0" w:uiPriority="0" w:unhideWhenUsed="0"/>
+    <w:lsdException w:name="Table 3D effects 3" w:semiHidden="0" w:uiPriority="0" w:unhideWhenUsed="0"/>
+    <w:lsdException w:name="Table Contemporary" w:semiHidden="0" w:uiPriority="0" w:unhideWhenUsed="0"/>
+    <w:lsdException w:name="Table Elegant" w:semiHidden="0" w:uiPriority="0" w:unhideWhenUsed="0"/>
+    <w:lsdException w:name="Table Professional" w:semiHidden="0" w:uiPriority="0" w:unhideWhenUsed="0"/>
+    <w:lsdException w:name="Table Subtle 1" w:semiHidden="0" w:uiPriority="0" w:unhideWhenUsed="0"/>
+    <w:lsdException w:name="Table Subtle 2" w:semiHidden="0" w:uiPriority="0" w:unhideWhenUsed="0"/>
+    <w:lsdException w:name="Table Web 1" w:semiHidden="0" w:uiPriority="0" w:unhideWhenUsed="0"/>
+    <w:lsdException w:name="Table Web 2" w:semiHidden="0" w:uiPriority="0" w:unhideWhenUsed="0"/>
+    <w:lsdException w:name="Table Web 3" w:semiHidden="0" w:uiPriority="0" w:unhideWhenUsed="0"/>
+    <w:lsdException w:name="Balloon Text" w:semiHidden="0" w:uiPriority="0" w:unhideWhenUsed="0"/>
+    <w:lsdException w:name="Table Grid" w:semiHidden="0" w:uiPriority="0" w:unhideWhenUsed="0"/>
+    <w:lsdException w:name="Table Theme" w:semiHidden="0" w:uiPriority="0" w:unhideWhenUsed="0"/>
+    <w:lsdException w:name="Light Shading" w:semiHidden="0" w:uiPriority="60" w:unhideWhenUsed="0"/>
+    <w:lsdException w:name="Light List" w:semiHidden="0" w:uiPriority="61" w:unhideWhenUsed="0"/>
+    <w:lsdException w:name="Light Grid" w:semiHidden="0" w:uiPriority="62" w:unhideWhenUsed="0"/>
+    <w:lsdException w:name="Medium Shading 1" w:semiHidden="0" w:uiPriority="63" w:unhideWhenUsed="0"/>
+    <w:lsdException w:name="Medium Shading 2" w:semiHidden="0" w:uiPriority="64" w:unhideWhenUsed="0"/>
+    <w:lsdException w:name="Medium List 1" w:semiHidden="0" w:uiPriority="65" w:unhideWhenUsed="0"/>
+    <w:lsdException w:name="Medium List 2" w:semiHidden="0" w:uiPriority="66" w:unhideWhenUsed="0"/>
+    <w:lsdException w:name="Medium Grid 1" w:semiHidden="0" w:uiPriority="67" w:unhideWhenUsed="0"/>
+    <w:lsdException w:name="Medium Grid 2" w:semiHidden="0" w:uiPriority="68" w:unhideWhenUsed="0"/>
+    <w:lsdException w:name="Medium Grid 3" w:semiHidden="0" w:uiPriority="69" w:unhideWhenUsed="0"/>
+    <w:lsdException w:name="Dark List" w:semiHidden="0" w:uiPriority="70" w:unhideWhenUsed="0"/>
+    <w:lsdException w:name="Colorful Shading" w:semiHidden="0" w:uiPriority="71" w:unhideWhenUsed="0"/>
+    <w:lsdException w:name="Colorful List" w:semiHidden="0" w:uiPriority="72" w:unhideWhenUsed="0"/>
+    <w:lsdException w:name="Colorful Grid" w:semiHidden="0" w:uiPriority="73" w:unhideWhenUsed="0"/>
+    <w:lsdException w:name="Light Shading Accent 1" w:semiHidden="0" w:uiPriority="60" w:unhideWhenUsed="0"/>
+    <w:lsdException w:name="Light List Accent 1" w:semiHidden="0" w:uiPriority="61" w:unhideWhenUsed="0"/>
+    <w:lsdException w:name="Light Grid Accent 1" w:semiHidden="0" w:uiPriority="62" w:unhideWhenUsed="0"/>
+    <w:lsdException w:name="Medium Shading 1 Accent 1" w:semiHidden="0" w:uiPriority="63" w:unhideWhenUsed="0"/>
+    <w:lsdException w:name="Medium Shading 2 Accent 1" w:semiHidden="0" w:uiPriority="64" w:unhideWhenUsed="0"/>
+    <w:lsdException w:name="Medium List 1 Accent 1" w:semiHidden="0" w:uiPriority="65" w:unhideWhenUsed="0"/>
+    <w:lsdException w:name="Medium List 2 Accent 1" w:semiHidden="0" w:uiPriority="66" w:unhideWhenUsed="0"/>
+    <w:lsdException w:name="Medium Grid 1 Accent 1" w:semiHidden="0" w:uiPriority="67" w:unhideWhenUsed="0"/>
+    <w:lsdException w:name="Medium Grid 2 Accent 1" w:semiHidden="0" w:uiPriority="68" w:unhideWhenUsed="0"/>
+    <w:lsdException w:name="Medium Grid 3 Accent 1" w:semiHidden="0" w:uiPriority="69" w:unhideWhenUsed="0"/>
+    <w:lsdException w:name="Dark List Accent 1" w:semiHidden="0" w:uiPriority="70" w:unhideWhenUsed="0"/>
+    <w:lsdException w:name="Colorful Shading Accent 1" w:semiHidden="0" w:uiPriority="71" w:unhideWhenUsed="0"/>
+    <w:lsdException w:name="Colorful List Accent 1" w:semiHidden="0" w:uiPriority="72" w:unhideWhenUsed="0"/>
+    <w:lsdException w:name="Colorful Grid Accent 1" w:semiHidden="0" w:uiPriority="73" w:unhideWhenUsed="0"/>
+    <w:lsdException w:name="Light Shading Accent 2" w:semiHidden="0" w:uiPriority="60" w:unhideWhenUsed="0"/>
+    <w:lsdException w:name="Light List Accent 2" w:semiHidden="0" w:uiPriority="61" w:unhideWhenUsed="0"/>
+    <w:lsdException w:name="Light Grid Accent 2" w:semiHidden="0" w:uiPriority="62" w:unhideWhenUsed="0"/>
+    <w:lsdException w:name="Medium Shading 1 Accent 2" w:semiHidden="0" w:uiPriority="63" w:unhideWhenUsed="0"/>
+    <w:lsdException w:name="Medium Shading 2 Accent 2" w:semiHidden="0" w:uiPriority="64" w:unhideWhenUsed="0"/>
+    <w:lsdException w:name="Medium List 1 Accent 2" w:semiHidden="0" w:uiPriority="65" w:unhideWhenUsed="0"/>
+    <w:lsdException w:name="Medium List 2 Accent 2" w:semiHidden="0" w:uiPriority="66" w:unhideWhenUsed="0"/>
+    <w:lsdException w:name="Medium Grid 1 Accent 2" w:semiHidden="0" w:uiPriority="67" w:unhideWhenUsed="0"/>
+    <w:lsdException w:name="Medium Grid 2 Accent 2" w:semiHidden="0" w:uiPriority="68" w:unhideWhenUsed="0"/>
+    <w:lsdException w:name="Medium Grid 3 Accent 2" w:semiHidden="0" w:uiPriority="69" w:unhideWhenUsed="0"/>
+    <w:lsdException w:name="Dark List Accent 2" w:semiHidden="0" w:uiPriority="70" w:unhideWhenUsed="0"/>
+    <w:lsdException w:name="Colorful Shading Accent 2" w:semiHidden="0" w:uiPriority="71" w:unhideWhenUsed="0"/>
+    <w:lsdException w:name="Colorful List Accent 2" w:semiHidden="0" w:uiPriority="72" w:unhideWhenUsed="0"/>
+    <w:lsdException w:name="Colorful Grid Accent 2" w:semiHidden="0" w:uiPriority="73" w:unhideWhenUsed="0"/>
+    <w:lsdException w:name="Light Shading Accent 3" w:semiHidden="0" w:uiPriority="60" w:unhideWhenUsed="0"/>
+    <w:lsdException w:name="Light List Accent 3" w:semiHidden="0" w:uiPriority="61" w:unhideWhenUsed="0"/>
+    <w:lsdException w:name="Light Grid Accent 3" w:semiHidden="0" w:uiPriority="62" w:unhideWhenUsed="0"/>
+    <w:lsdException w:name="Medium Shading 1 Accent 3" w:semiHidden="0" w:uiPriority="63" w:unhideWhenUsed="0"/>
+    <w:lsdException w:name="Medium Shading 2 Accent 3" w:semiHidden="0" w:uiPriority="64" w:unhideWhenUsed="0"/>
+    <w:lsdException w:name="Medium List 1 Accent 3" w:semiHidden="0" w:uiPriority="65" w:unhideWhenUsed="0"/>
+    <w:lsdException w:name="Medium List 2 Accent 3" w:semiHidden="0" w:uiPriority="66" w:unhideWhenUsed="0"/>
+    <w:lsdException w:name="Medium Grid 1 Accent 3" w:semiHidden="0" w:uiPriority="67" w:unhideWhenUsed="0"/>
+    <w:lsdException w:name="Medium Grid 2 Accent 3" w:semiHidden="0" w:uiPriority="68" w:unhideWhenUsed="0"/>
+    <w:lsdException w:name="Medium Grid 3 Accent 3" w:semiHidden="0" w:uiPriority="69" w:unhideWhenUsed="0"/>
+    <w:lsdException w:name="Dark List Accent 3" w:semiHidden="0" w:uiPriority="70" w:unhideWhenUsed="0"/>
+    <w:lsdException w:name="Colorful Shading Accent 3" w:semiHidden="0" w:uiPriority="71" w:unhideWhenUsed="0"/>
+    <w:lsdException w:name="Colorful List Accent 3" w:semiHidden="0" w:uiPriority="72" w:unhideWhenUsed="0"/>
+    <w:lsdException w:name="Colorful Grid Accent 3" w:semiHidden="0" w:uiPriority="73" w:unhideWhenUsed="0"/>
+    <w:lsdException w:name="Light Shading Accent 4" w:semiHidden="0" w:uiPriority="60" w:unhideWhenUsed="0"/>
+    <w:lsdException w:name="Light List Accent 4" w:semiHidden="0" w:uiPriority="61" w:unhideWhenUsed="0"/>
+    <w:lsdException w:name="Light Grid Accent 4" w:semiHidden="0" w:uiPriority="62" w:unhideWhenUsed="0"/>
+    <w:lsdException w:name="Medium Shading 1 Accent 4" w:semiHidden="0" w:uiPriority="63" w:unhideWhenUsed="0"/>
+    <w:lsdException w:name="Medium Shading 2 Accent 4" w:semiHidden="0" w:uiPriority="64" w:unhideWhenUsed="0"/>
+    <w:lsdException w:name="Medium List 1 Accent 4" w:semiHidden="0" w:uiPriority="65" w:unhideWhenUsed="0"/>
+    <w:lsdException w:name="Medium List 2 Accent 4" w:semiHidden="0" w:uiPriority="66" w:unhideWhenUsed="0"/>
+    <w:lsdException w:name="Medium Grid 1 Accent 4" w:semiHidden="0" w:uiPriority="67" w:unhideWhenUsed="0"/>
+    <w:lsdException w:name="Medium Grid 2 Accent 4" w:semiHidden="0" w:uiPriority="68" w:unhideWhenUsed="0"/>
+    <w:lsdException w:name="Medium Grid 3 Accent 4" w:semiHidden="0" w:uiPriority="69" w:unhideWhenUsed="0"/>
+    <w:lsdException w:name="Dark List Accent 4" w:semiHidden="0" w:uiPriority="70" w:unhideWhenUsed="0"/>
+    <w:lsdException w:name="Colorful Shading Accent 4" w:semiHidden="0" w:uiPriority="71" w:unhideWhenUsed="0"/>
+    <w:lsdException w:name="Colorful List Accent 4" w:semiHidden="0" w:uiPriority="72" w:unhideWhenUsed="0"/>
+    <w:lsdException w:name="Colorful Grid Accent 4" w:semiHidden="0" w:uiPriority="73" w:unhideWhenUsed="0"/>
+    <w:lsdException w:name="Light Shading Accent 5" w:semiHidden="0" w:uiPriority="60" w:unhideWhenUsed="0"/>
+    <w:lsdException w:name="Light List Accent 5" w:semiHidden="0" w:uiPriority="61" w:unhideWhenUsed="0"/>
+    <w:lsdException w:name="Light Grid Accent 5" w:semiHidden="0" w:uiPriority="62" w:unhideWhenUsed="0"/>
+    <w:lsdException w:name="Medium Shading 1 Accent 5" w:semiHidden="0" w:uiPriority="63" w:unhideWhenUsed="0"/>
+    <w:lsdException w:name="Medium Shading 2 Accent 5" w:semiHidden="0" w:uiPriority="64" w:unhideWhenUsed="0"/>
+    <w:lsdException w:name="Medium List 1 Accent 5" w:semiHidden="0" w:uiPriority="65" w:unhideWhenUsed="0"/>
+    <w:lsdException w:name="Medium List 2 Accent 5" w:semiHidden="0" w:uiPriority="66" w:unhideWhenUsed="0"/>
+    <w:lsdException w:name="Medium Grid 1 Accent 5" w:semiHidden="0" w:uiPriority="67" w:unhideWhenUsed="0"/>
+    <w:lsdException w:name="Medium Grid 2 Accent 5" w:semiHidden="0" w:uiPriority="68" w:unhideWhenUsed="0"/>
+    <w:lsdException w:name="Medium Grid 3 Accent 5" w:semiHidden="0" w:uiPriority="69" w:unhideWhenUsed="0"/>
+    <w:lsdException w:name="Dark List Accent 5" w:semiHidden="0" w:uiPriority="70" w:unhideWhenUsed="0"/>
+    <w:lsdException w:name="Colorful Shading Accent 5" w:semiHidden="0" w:uiPriority="71" w:unhideWhenUsed="0"/>
+    <w:lsdException w:name="Colorful List Accent 5" w:semiHidden="0" w:uiPriority="72" w:unhideWhenUsed="0"/>
+    <w:lsdException w:name="Colorful Grid Accent 5" w:semiHidden="0" w:uiPriority="73" w:unhideWhenUsed="0"/>
+    <w:lsdException w:name="Light Shading Accent 6" w:semiHidden="0" w:uiPriority="60" w:unhideWhenUsed="0"/>
+    <w:lsdException w:name="Light List Accent 6" w:semiHidden="0" w:uiPriority="61" w:unhideWhenUsed="0"/>
+    <w:lsdException w:name="Light Grid Accent 6" w:semiHidden="0" w:uiPriority="62" w:unhideWhenUsed="0"/>
+    <w:lsdException w:name="Medium Shading 1 Accent 6" w:semiHidden="0" w:uiPriority="63" w:unhideWhenUsed="0"/>
+    <w:lsdException w:name="Medium Shading 2 Accent 6" w:semiHidden="0" w:uiPriority="64" w:unhideWhenUsed="0"/>
+    <w:lsdException w:name="Medium List 1 Accent 6" w:semiHidden="0" w:uiPriority="65" w:unhideWhenUsed="0"/>
+    <w:lsdException w:name="Medium List 2 Accent 6" w:semiHidden="0" w:uiPriority="66" w:unhideWhenUsed="0"/>
+    <w:lsdException w:name="Medium Grid 1 Accent 6" w:semiHidden="0" w:uiPriority="67" w:unhideWhenUsed="0"/>
+    <w:lsdException w:name="Medium Grid 2 Accent 6" w:semiHidden="0" w:uiPriority="68" w:unhideWhenUsed="0"/>
+    <w:lsdException w:name="Medium Grid 3 Accent 6" w:semiHidden="0" w:uiPriority="69" w:unhideWhenUsed="0"/>
+    <w:lsdException w:name="Dark List Accent 6" w:semiHidden="0" w:uiPriority="70" w:unhideWhenUsed="0"/>
+    <w:lsdException w:name="Colorful Shading Accent 6" w:semiHidden="0" w:uiPriority="71" w:unhideWhenUsed="0"/>
+    <w:lsdException w:name="Colorful List Accent 6" w:semiHidden="0" w:uiPriority="72" w:unhideWhenUsed="0"/>
+    <w:lsdException w:name="Colorful Grid Accent 6" w:semiHidden="0" w:uiPriority="73" w:unhideWhenUsed="0"/>
   </w:latentStyles>
-  <w:style w:type="paragraph" w:default="1" w:styleId="1">
+  <w:style w:type="paragraph" w:default="1" w:styleId="Normal">
     <w:name w:val="Normal"/>
     <w:qFormat/>
-    <w:uiPriority w:val="0"/>
     <w:pPr>
       <w:kinsoku w:val="0"/>
       <w:autoSpaceDE w:val="0"/>
@@ -3410,7 +3291,7 @@
       <w:textAlignment w:val="baseline"/>
     </w:pPr>
     <w:rPr>
-      <w:rFonts w:ascii="Arial" w:hAnsi="Arial" w:eastAsia="宋体" w:cs="Arial"/>
+      <w:rFonts w:ascii="Arial" w:eastAsia="宋体" w:hAnsi="Arial" w:cs="Arial"/>
       <w:snapToGrid w:val="0"/>
       <w:color w:val="000000"/>
       <w:kern w:val="0"/>
@@ -3419,16 +3300,14 @@
       <w:lang w:val="en-US" w:eastAsia="en-US" w:bidi="ar-SA"/>
     </w:rPr>
   </w:style>
-  <w:style w:type="character" w:default="1" w:styleId="3">
+  <w:style w:type="character" w:default="1" w:styleId="DefaultParagraphFont">
     <w:name w:val="Default Paragraph Font"/>
     <w:semiHidden/>
     <w:qFormat/>
-    <w:uiPriority w:val="0"/>
   </w:style>
-  <w:style w:type="table" w:default="1" w:styleId="2">
+  <w:style w:type="table" w:default="1" w:styleId="TableNormal">
     <w:name w:val="Normal Table"/>
     <w:semiHidden/>
-    <w:uiPriority w:val="0"/>
     <w:tblPr>
       <w:tblCellMar>
         <w:top w:w="0" w:type="dxa"/>
@@ -3438,19 +3317,17 @@
       </w:tblCellMar>
     </w:tblPr>
   </w:style>
-  <w:style w:type="character" w:styleId="4">
+  <w:style w:type="character" w:styleId="Strong">
     <w:name w:val="Strong"/>
-    <w:basedOn w:val="3"/>
+    <w:basedOn w:val="DefaultParagraphFont"/>
     <w:qFormat/>
-    <w:uiPriority w:val="0"/>
     <w:rPr>
       <w:b/>
     </w:rPr>
   </w:style>
-  <w:style w:type="character" w:styleId="5">
+  <w:style w:type="character" w:styleId="HTMLCode">
     <w:name w:val="HTML Code"/>
-    <w:basedOn w:val="3"/>
-    <w:uiPriority w:val="0"/>
+    <w:basedOn w:val="DefaultParagraphFont"/>
     <w:rPr>
       <w:rFonts w:ascii="Courier New" w:hAnsi="Courier New"/>
       <w:sz w:val="20"/>
